--- a/tecnico-administracao/revisao-equipe/checagem-biblioteca/Ementario_Completo_PPC_Tecnico_Administracao_Revisao_Biblioteca.docx
+++ b/tecnico-administracao/revisao-equipe/checagem-biblioteca/Ementario_Completo_PPC_Tecnico_Administracao_Revisao_Biblioteca.docx
@@ -19,7 +19,7 @@
         <w:rPr>
           <w:b/>
           <w:color w:val="0F172A"/>
-          <w:sz w:val="26"/>
+          <w:sz w:val="27"/>
         </w:rPr>
         <w:t>PROJETO PEDAGÓGICO DE CURSO (PPC 2026)</w:t>
         <w:br/>
@@ -38,8 +38,1274 @@
     </w:p>
     <w:p>
       <w:pPr>
-        <w:spacing w:after="240"/>
+        <w:spacing w:before="160" w:after="80"/>
       </w:pPr>
+      <w:bookmarkStart w:id="100" w:name="sumario_geral"/>
+      <w:bookmarkEnd w:id="100"/>
+      <w:r>
+        <w:rPr>
+          <w:b/>
+          <w:color w:val="108C50"/>
+          <w:sz w:val="22"/>
+        </w:rPr>
+        <w:t>📑 SUMÁRIO GERAL CLICÁVEL — NAVEGAÇÃO RÁPIDA PELAS 45 EMENTAS</w:t>
+      </w:r>
+    </w:p>
+    <w:p>
+      <w:pPr>
+        <w:spacing w:after="160"/>
+      </w:pPr>
+      <w:r>
+        <w:rPr>
+          <w:i/>
+          <w:color w:val="64748B"/>
+          <w:sz w:val="17"/>
+        </w:rPr>
+        <w:t>Clique sobre qualquer Unidade Curricular abaixo para navegar instantaneamente até a sua ementa e bibliografia completa:</w:t>
+      </w:r>
+    </w:p>
+    <w:tbl>
+      <w:tblPr>
+        <w:tblW w:type="auto" w:w="0"/>
+        <w:jc w:val="center"/>
+        <w:tblLook w:firstColumn="1" w:firstRow="1" w:lastColumn="0" w:lastRow="0" w:noHBand="0" w:noVBand="1" w:val="04A0"/>
+        <w:tblBorders>
+          <w:top w:val="single" w:sz="4" w:space="0" w:color="CBD5E1"/>
+          <w:bottom w:val="single" w:sz="4" w:space="0" w:color="CBD5E1"/>
+          <w:left w:val="single" w:sz="4" w:space="0" w:color="CBD5E1"/>
+          <w:right w:val="single" w:sz="4" w:space="0" w:color="CBD5E1"/>
+          <w:insideH w:val="single" w:sz="4" w:space="0" w:color="CBD5E1"/>
+          <w:insideV w:val="single" w:sz="4" w:space="0" w:color="CBD5E1"/>
+        </w:tblBorders>
+      </w:tblPr>
+      <w:tblGrid>
+        <w:gridCol w:w="3360"/>
+        <w:gridCol w:w="3360"/>
+        <w:gridCol w:w="3360"/>
+      </w:tblGrid>
+      <w:tr>
+        <w:tc>
+          <w:tcPr>
+            <w:tcW w:type="dxa" w:w="3254"/>
+            <w:shd w:fill="EBF8F0"/>
+            <w:tcMar>
+              <w:top w:w="70" w:type="dxa"/>
+              <w:bottom w:w="70" w:type="dxa"/>
+              <w:left w:w="80" w:type="dxa"/>
+              <w:right w:w="80" w:type="dxa"/>
+            </w:tcMar>
+          </w:tcPr>
+          <w:p>
+            <w:pPr>
+              <w:jc w:val="center"/>
+            </w:pPr>
+            <w:r>
+              <w:rPr>
+                <w:b/>
+                <w:color w:val="108C50"/>
+                <w:sz w:val="17"/>
+              </w:rPr>
+              <w:t>1º ANO (Semestres 1 e 2)</w:t>
+            </w:r>
+          </w:p>
+        </w:tc>
+        <w:tc>
+          <w:tcPr>
+            <w:tcW w:type="dxa" w:w="3254"/>
+            <w:shd w:fill="EBF8F0"/>
+            <w:tcMar>
+              <w:top w:w="70" w:type="dxa"/>
+              <w:bottom w:w="70" w:type="dxa"/>
+              <w:left w:w="80" w:type="dxa"/>
+              <w:right w:w="80" w:type="dxa"/>
+            </w:tcMar>
+          </w:tcPr>
+          <w:p>
+            <w:pPr>
+              <w:jc w:val="center"/>
+            </w:pPr>
+            <w:r>
+              <w:rPr>
+                <w:b/>
+                <w:color w:val="108C50"/>
+                <w:sz w:val="17"/>
+              </w:rPr>
+              <w:t>2º ANO (Semestres 3 e 4)</w:t>
+            </w:r>
+          </w:p>
+        </w:tc>
+        <w:tc>
+          <w:tcPr>
+            <w:tcW w:type="dxa" w:w="3254"/>
+            <w:shd w:fill="EBF8F0"/>
+            <w:tcMar>
+              <w:top w:w="70" w:type="dxa"/>
+              <w:bottom w:w="70" w:type="dxa"/>
+              <w:left w:w="80" w:type="dxa"/>
+              <w:right w:w="80" w:type="dxa"/>
+            </w:tcMar>
+          </w:tcPr>
+          <w:p>
+            <w:pPr>
+              <w:jc w:val="center"/>
+            </w:pPr>
+            <w:r>
+              <w:rPr>
+                <w:b/>
+                <w:color w:val="108C50"/>
+                <w:sz w:val="17"/>
+              </w:rPr>
+              <w:t>3º ANO (Semestres 5 e 6)</w:t>
+            </w:r>
+          </w:p>
+        </w:tc>
+      </w:tr>
+      <w:tr>
+        <w:tc>
+          <w:tcPr>
+            <w:tcW w:type="dxa" w:w="3254"/>
+            <w:tcMar>
+              <w:top w:w="35" w:type="dxa"/>
+              <w:bottom w:w="35" w:type="dxa"/>
+              <w:left w:w="60" w:type="dxa"/>
+              <w:right w:w="60" w:type="dxa"/>
+            </w:tcMar>
+          </w:tcPr>
+          <w:p>
+            <w:hyperlink w:anchor="uc_1" w:history="1">
+              <w:r>
+                <w:rPr>
+                  <w:color w:val="0284C7"/>
+                  <w:u w:val="single"/>
+                  <w:sz w:val="16"/>
+                </w:rPr>
+                <w:t>01. Artes — Ano 1</w:t>
+              </w:r>
+            </w:hyperlink>
+          </w:p>
+        </w:tc>
+        <w:tc>
+          <w:tcPr>
+            <w:tcW w:type="dxa" w:w="3254"/>
+            <w:tcMar>
+              <w:top w:w="35" w:type="dxa"/>
+              <w:bottom w:w="35" w:type="dxa"/>
+              <w:left w:w="60" w:type="dxa"/>
+              <w:right w:w="60" w:type="dxa"/>
+            </w:tcMar>
+          </w:tcPr>
+          <w:p>
+            <w:hyperlink w:anchor="uc_18" w:history="1">
+              <w:r>
+                <w:rPr>
+                  <w:color w:val="0284C7"/>
+                  <w:u w:val="single"/>
+                  <w:sz w:val="16"/>
+                </w:rPr>
+                <w:t>18. Artes — Ano 2</w:t>
+              </w:r>
+            </w:hyperlink>
+          </w:p>
+        </w:tc>
+        <w:tc>
+          <w:tcPr>
+            <w:tcW w:type="dxa" w:w="3254"/>
+            <w:tcMar>
+              <w:top w:w="35" w:type="dxa"/>
+              <w:bottom w:w="35" w:type="dxa"/>
+              <w:left w:w="60" w:type="dxa"/>
+              <w:right w:w="60" w:type="dxa"/>
+            </w:tcMar>
+          </w:tcPr>
+          <w:p>
+            <w:hyperlink w:anchor="uc_34" w:history="1">
+              <w:r>
+                <w:rPr>
+                  <w:color w:val="0284C7"/>
+                  <w:u w:val="single"/>
+                  <w:sz w:val="16"/>
+                </w:rPr>
+                <w:t>34. Língua Portuguesa e Literatura — Ano 3</w:t>
+              </w:r>
+            </w:hyperlink>
+          </w:p>
+        </w:tc>
+      </w:tr>
+      <w:tr>
+        <w:tc>
+          <w:tcPr>
+            <w:tcW w:type="dxa" w:w="3254"/>
+            <w:tcMar>
+              <w:top w:w="35" w:type="dxa"/>
+              <w:bottom w:w="35" w:type="dxa"/>
+              <w:left w:w="60" w:type="dxa"/>
+              <w:right w:w="60" w:type="dxa"/>
+            </w:tcMar>
+          </w:tcPr>
+          <w:p>
+            <w:hyperlink w:anchor="uc_2" w:history="1">
+              <w:r>
+                <w:rPr>
+                  <w:color w:val="0284C7"/>
+                  <w:u w:val="single"/>
+                  <w:sz w:val="16"/>
+                </w:rPr>
+                <w:t>02. Educação Física — Ano 1</w:t>
+              </w:r>
+            </w:hyperlink>
+          </w:p>
+        </w:tc>
+        <w:tc>
+          <w:tcPr>
+            <w:tcW w:type="dxa" w:w="3254"/>
+            <w:tcMar>
+              <w:top w:w="35" w:type="dxa"/>
+              <w:bottom w:w="35" w:type="dxa"/>
+              <w:left w:w="60" w:type="dxa"/>
+              <w:right w:w="60" w:type="dxa"/>
+            </w:tcMar>
+          </w:tcPr>
+          <w:p>
+            <w:hyperlink w:anchor="uc_19" w:history="1">
+              <w:r>
+                <w:rPr>
+                  <w:color w:val="0284C7"/>
+                  <w:u w:val="single"/>
+                  <w:sz w:val="16"/>
+                </w:rPr>
+                <w:t>19. Educação Física — Ano 2</w:t>
+              </w:r>
+            </w:hyperlink>
+          </w:p>
+        </w:tc>
+        <w:tc>
+          <w:tcPr>
+            <w:tcW w:type="dxa" w:w="3254"/>
+            <w:tcMar>
+              <w:top w:w="35" w:type="dxa"/>
+              <w:bottom w:w="35" w:type="dxa"/>
+              <w:left w:w="60" w:type="dxa"/>
+              <w:right w:w="60" w:type="dxa"/>
+            </w:tcMar>
+          </w:tcPr>
+          <w:p>
+            <w:hyperlink w:anchor="uc_35" w:history="1">
+              <w:r>
+                <w:rPr>
+                  <w:color w:val="0284C7"/>
+                  <w:u w:val="single"/>
+                  <w:sz w:val="16"/>
+                </w:rPr>
+                <w:t>35. Biologia — Ano 3</w:t>
+              </w:r>
+            </w:hyperlink>
+          </w:p>
+        </w:tc>
+      </w:tr>
+      <w:tr>
+        <w:tc>
+          <w:tcPr>
+            <w:tcW w:type="dxa" w:w="3254"/>
+            <w:tcMar>
+              <w:top w:w="35" w:type="dxa"/>
+              <w:bottom w:w="35" w:type="dxa"/>
+              <w:left w:w="60" w:type="dxa"/>
+              <w:right w:w="60" w:type="dxa"/>
+            </w:tcMar>
+          </w:tcPr>
+          <w:p>
+            <w:hyperlink w:anchor="uc_3" w:history="1">
+              <w:r>
+                <w:rPr>
+                  <w:color w:val="0284C7"/>
+                  <w:u w:val="single"/>
+                  <w:sz w:val="16"/>
+                </w:rPr>
+                <w:t>03. Inglês — Ano 1</w:t>
+              </w:r>
+            </w:hyperlink>
+          </w:p>
+        </w:tc>
+        <w:tc>
+          <w:tcPr>
+            <w:tcW w:type="dxa" w:w="3254"/>
+            <w:tcMar>
+              <w:top w:w="35" w:type="dxa"/>
+              <w:bottom w:w="35" w:type="dxa"/>
+              <w:left w:w="60" w:type="dxa"/>
+              <w:right w:w="60" w:type="dxa"/>
+            </w:tcMar>
+          </w:tcPr>
+          <w:p>
+            <w:hyperlink w:anchor="uc_20" w:history="1">
+              <w:r>
+                <w:rPr>
+                  <w:color w:val="0284C7"/>
+                  <w:u w:val="single"/>
+                  <w:sz w:val="16"/>
+                </w:rPr>
+                <w:t>20. Inglês — Ano 2</w:t>
+              </w:r>
+            </w:hyperlink>
+          </w:p>
+        </w:tc>
+        <w:tc>
+          <w:tcPr>
+            <w:tcW w:type="dxa" w:w="3254"/>
+            <w:tcMar>
+              <w:top w:w="35" w:type="dxa"/>
+              <w:bottom w:w="35" w:type="dxa"/>
+              <w:left w:w="60" w:type="dxa"/>
+              <w:right w:w="60" w:type="dxa"/>
+            </w:tcMar>
+          </w:tcPr>
+          <w:p>
+            <w:hyperlink w:anchor="uc_36" w:history="1">
+              <w:r>
+                <w:rPr>
+                  <w:color w:val="0284C7"/>
+                  <w:u w:val="single"/>
+                  <w:sz w:val="16"/>
+                </w:rPr>
+                <w:t>36. Física — Ano 3</w:t>
+              </w:r>
+            </w:hyperlink>
+          </w:p>
+        </w:tc>
+      </w:tr>
+      <w:tr>
+        <w:tc>
+          <w:tcPr>
+            <w:tcW w:type="dxa" w:w="3254"/>
+            <w:tcMar>
+              <w:top w:w="35" w:type="dxa"/>
+              <w:bottom w:w="35" w:type="dxa"/>
+              <w:left w:w="60" w:type="dxa"/>
+              <w:right w:w="60" w:type="dxa"/>
+            </w:tcMar>
+          </w:tcPr>
+          <w:p>
+            <w:hyperlink w:anchor="uc_4" w:history="1">
+              <w:r>
+                <w:rPr>
+                  <w:color w:val="0284C7"/>
+                  <w:u w:val="single"/>
+                  <w:sz w:val="16"/>
+                </w:rPr>
+                <w:t>04. Língua Portuguesa e Literatura — Ano 1</w:t>
+              </w:r>
+            </w:hyperlink>
+          </w:p>
+        </w:tc>
+        <w:tc>
+          <w:tcPr>
+            <w:tcW w:type="dxa" w:w="3254"/>
+            <w:tcMar>
+              <w:top w:w="35" w:type="dxa"/>
+              <w:bottom w:w="35" w:type="dxa"/>
+              <w:left w:w="60" w:type="dxa"/>
+              <w:right w:w="60" w:type="dxa"/>
+            </w:tcMar>
+          </w:tcPr>
+          <w:p>
+            <w:hyperlink w:anchor="uc_21" w:history="1">
+              <w:r>
+                <w:rPr>
+                  <w:color w:val="0284C7"/>
+                  <w:u w:val="single"/>
+                  <w:sz w:val="16"/>
+                </w:rPr>
+                <w:t>21. Língua Portuguesa e Literatura — Ano 2</w:t>
+              </w:r>
+            </w:hyperlink>
+          </w:p>
+        </w:tc>
+        <w:tc>
+          <w:tcPr>
+            <w:tcW w:type="dxa" w:w="3254"/>
+            <w:tcMar>
+              <w:top w:w="35" w:type="dxa"/>
+              <w:bottom w:w="35" w:type="dxa"/>
+              <w:left w:w="60" w:type="dxa"/>
+              <w:right w:w="60" w:type="dxa"/>
+            </w:tcMar>
+          </w:tcPr>
+          <w:p>
+            <w:hyperlink w:anchor="uc_37" w:history="1">
+              <w:r>
+                <w:rPr>
+                  <w:color w:val="0284C7"/>
+                  <w:u w:val="single"/>
+                  <w:sz w:val="16"/>
+                </w:rPr>
+                <w:t>37. Matemática — Ano 3</w:t>
+              </w:r>
+            </w:hyperlink>
+          </w:p>
+        </w:tc>
+      </w:tr>
+      <w:tr>
+        <w:tc>
+          <w:tcPr>
+            <w:tcW w:type="dxa" w:w="3254"/>
+            <w:tcMar>
+              <w:top w:w="35" w:type="dxa"/>
+              <w:bottom w:w="35" w:type="dxa"/>
+              <w:left w:w="60" w:type="dxa"/>
+              <w:right w:w="60" w:type="dxa"/>
+            </w:tcMar>
+          </w:tcPr>
+          <w:p>
+            <w:hyperlink w:anchor="uc_5" w:history="1">
+              <w:r>
+                <w:rPr>
+                  <w:color w:val="0284C7"/>
+                  <w:u w:val="single"/>
+                  <w:sz w:val="16"/>
+                </w:rPr>
+                <w:t>05. Espanhol — Ano 1</w:t>
+              </w:r>
+            </w:hyperlink>
+          </w:p>
+        </w:tc>
+        <w:tc>
+          <w:tcPr>
+            <w:tcW w:type="dxa" w:w="3254"/>
+            <w:tcMar>
+              <w:top w:w="35" w:type="dxa"/>
+              <w:bottom w:w="35" w:type="dxa"/>
+              <w:left w:w="60" w:type="dxa"/>
+              <w:right w:w="60" w:type="dxa"/>
+            </w:tcMar>
+          </w:tcPr>
+          <w:p>
+            <w:hyperlink w:anchor="uc_22" w:history="1">
+              <w:r>
+                <w:rPr>
+                  <w:color w:val="0284C7"/>
+                  <w:u w:val="single"/>
+                  <w:sz w:val="16"/>
+                </w:rPr>
+                <w:t>22. Espanhol — Ano 2</w:t>
+              </w:r>
+            </w:hyperlink>
+          </w:p>
+        </w:tc>
+        <w:tc>
+          <w:tcPr>
+            <w:tcW w:type="dxa" w:w="3254"/>
+            <w:tcMar>
+              <w:top w:w="35" w:type="dxa"/>
+              <w:bottom w:w="35" w:type="dxa"/>
+              <w:left w:w="60" w:type="dxa"/>
+              <w:right w:w="60" w:type="dxa"/>
+            </w:tcMar>
+          </w:tcPr>
+          <w:p>
+            <w:hyperlink w:anchor="uc_38" w:history="1">
+              <w:r>
+                <w:rPr>
+                  <w:color w:val="0284C7"/>
+                  <w:u w:val="single"/>
+                  <w:sz w:val="16"/>
+                </w:rPr>
+                <w:t>38. Química — Ano 3</w:t>
+              </w:r>
+            </w:hyperlink>
+          </w:p>
+        </w:tc>
+      </w:tr>
+      <w:tr>
+        <w:tc>
+          <w:tcPr>
+            <w:tcW w:type="dxa" w:w="3254"/>
+            <w:tcMar>
+              <w:top w:w="35" w:type="dxa"/>
+              <w:bottom w:w="35" w:type="dxa"/>
+              <w:left w:w="60" w:type="dxa"/>
+              <w:right w:w="60" w:type="dxa"/>
+            </w:tcMar>
+          </w:tcPr>
+          <w:p>
+            <w:hyperlink w:anchor="uc_6" w:history="1">
+              <w:r>
+                <w:rPr>
+                  <w:color w:val="0284C7"/>
+                  <w:u w:val="single"/>
+                  <w:sz w:val="16"/>
+                </w:rPr>
+                <w:t>06. Biologia — Ano 1</w:t>
+              </w:r>
+            </w:hyperlink>
+          </w:p>
+        </w:tc>
+        <w:tc>
+          <w:tcPr>
+            <w:tcW w:type="dxa" w:w="3254"/>
+            <w:tcMar>
+              <w:top w:w="35" w:type="dxa"/>
+              <w:bottom w:w="35" w:type="dxa"/>
+              <w:left w:w="60" w:type="dxa"/>
+              <w:right w:w="60" w:type="dxa"/>
+            </w:tcMar>
+          </w:tcPr>
+          <w:p>
+            <w:hyperlink w:anchor="uc_23" w:history="1">
+              <w:r>
+                <w:rPr>
+                  <w:color w:val="0284C7"/>
+                  <w:u w:val="single"/>
+                  <w:sz w:val="16"/>
+                </w:rPr>
+                <w:t>23. Física — Ano 2</w:t>
+              </w:r>
+            </w:hyperlink>
+          </w:p>
+        </w:tc>
+        <w:tc>
+          <w:tcPr>
+            <w:tcW w:type="dxa" w:w="3254"/>
+            <w:tcMar>
+              <w:top w:w="35" w:type="dxa"/>
+              <w:bottom w:w="35" w:type="dxa"/>
+              <w:left w:w="60" w:type="dxa"/>
+              <w:right w:w="60" w:type="dxa"/>
+            </w:tcMar>
+          </w:tcPr>
+          <w:p>
+            <w:hyperlink w:anchor="uc_39" w:history="1">
+              <w:r>
+                <w:rPr>
+                  <w:color w:val="0284C7"/>
+                  <w:u w:val="single"/>
+                  <w:sz w:val="16"/>
+                </w:rPr>
+                <w:t>39. Filosofia — Ano 3</w:t>
+              </w:r>
+            </w:hyperlink>
+          </w:p>
+        </w:tc>
+      </w:tr>
+      <w:tr>
+        <w:tc>
+          <w:tcPr>
+            <w:tcW w:type="dxa" w:w="3254"/>
+            <w:tcMar>
+              <w:top w:w="35" w:type="dxa"/>
+              <w:bottom w:w="35" w:type="dxa"/>
+              <w:left w:w="60" w:type="dxa"/>
+              <w:right w:w="60" w:type="dxa"/>
+            </w:tcMar>
+          </w:tcPr>
+          <w:p>
+            <w:hyperlink w:anchor="uc_7" w:history="1">
+              <w:r>
+                <w:rPr>
+                  <w:color w:val="0284C7"/>
+                  <w:u w:val="single"/>
+                  <w:sz w:val="16"/>
+                </w:rPr>
+                <w:t>07. Física — Ano 1</w:t>
+              </w:r>
+            </w:hyperlink>
+          </w:p>
+        </w:tc>
+        <w:tc>
+          <w:tcPr>
+            <w:tcW w:type="dxa" w:w="3254"/>
+            <w:tcMar>
+              <w:top w:w="35" w:type="dxa"/>
+              <w:bottom w:w="35" w:type="dxa"/>
+              <w:left w:w="60" w:type="dxa"/>
+              <w:right w:w="60" w:type="dxa"/>
+            </w:tcMar>
+          </w:tcPr>
+          <w:p>
+            <w:hyperlink w:anchor="uc_24" w:history="1">
+              <w:r>
+                <w:rPr>
+                  <w:color w:val="0284C7"/>
+                  <w:u w:val="single"/>
+                  <w:sz w:val="16"/>
+                </w:rPr>
+                <w:t>24. Matemática — Ano 2</w:t>
+              </w:r>
+            </w:hyperlink>
+          </w:p>
+        </w:tc>
+        <w:tc>
+          <w:tcPr>
+            <w:tcW w:type="dxa" w:w="3254"/>
+            <w:tcMar>
+              <w:top w:w="35" w:type="dxa"/>
+              <w:bottom w:w="35" w:type="dxa"/>
+              <w:left w:w="60" w:type="dxa"/>
+              <w:right w:w="60" w:type="dxa"/>
+            </w:tcMar>
+          </w:tcPr>
+          <w:p>
+            <w:hyperlink w:anchor="uc_40" w:history="1">
+              <w:r>
+                <w:rPr>
+                  <w:color w:val="0284C7"/>
+                  <w:u w:val="single"/>
+                  <w:sz w:val="16"/>
+                </w:rPr>
+                <w:t>40. Geografia — Ano 3</w:t>
+              </w:r>
+            </w:hyperlink>
+          </w:p>
+        </w:tc>
+      </w:tr>
+      <w:tr>
+        <w:tc>
+          <w:tcPr>
+            <w:tcW w:type="dxa" w:w="3254"/>
+            <w:tcMar>
+              <w:top w:w="35" w:type="dxa"/>
+              <w:bottom w:w="35" w:type="dxa"/>
+              <w:left w:w="60" w:type="dxa"/>
+              <w:right w:w="60" w:type="dxa"/>
+            </w:tcMar>
+          </w:tcPr>
+          <w:p>
+            <w:hyperlink w:anchor="uc_8" w:history="1">
+              <w:r>
+                <w:rPr>
+                  <w:color w:val="0284C7"/>
+                  <w:u w:val="single"/>
+                  <w:sz w:val="16"/>
+                </w:rPr>
+                <w:t>08. Matemática — Ano 1</w:t>
+              </w:r>
+            </w:hyperlink>
+          </w:p>
+        </w:tc>
+        <w:tc>
+          <w:tcPr>
+            <w:tcW w:type="dxa" w:w="3254"/>
+            <w:tcMar>
+              <w:top w:w="35" w:type="dxa"/>
+              <w:bottom w:w="35" w:type="dxa"/>
+              <w:left w:w="60" w:type="dxa"/>
+              <w:right w:w="60" w:type="dxa"/>
+            </w:tcMar>
+          </w:tcPr>
+          <w:p>
+            <w:hyperlink w:anchor="uc_25" w:history="1">
+              <w:r>
+                <w:rPr>
+                  <w:color w:val="0284C7"/>
+                  <w:u w:val="single"/>
+                  <w:sz w:val="16"/>
+                </w:rPr>
+                <w:t>25. Química — Ano 2</w:t>
+              </w:r>
+            </w:hyperlink>
+          </w:p>
+        </w:tc>
+        <w:tc>
+          <w:tcPr>
+            <w:tcW w:type="dxa" w:w="3254"/>
+            <w:tcMar>
+              <w:top w:w="35" w:type="dxa"/>
+              <w:bottom w:w="35" w:type="dxa"/>
+              <w:left w:w="60" w:type="dxa"/>
+              <w:right w:w="60" w:type="dxa"/>
+            </w:tcMar>
+          </w:tcPr>
+          <w:p>
+            <w:hyperlink w:anchor="uc_41" w:history="1">
+              <w:r>
+                <w:rPr>
+                  <w:color w:val="0284C7"/>
+                  <w:u w:val="single"/>
+                  <w:sz w:val="16"/>
+                </w:rPr>
+                <w:t>41. História — Ano 3</w:t>
+              </w:r>
+            </w:hyperlink>
+          </w:p>
+        </w:tc>
+      </w:tr>
+      <w:tr>
+        <w:tc>
+          <w:tcPr>
+            <w:tcW w:type="dxa" w:w="3254"/>
+            <w:tcMar>
+              <w:top w:w="35" w:type="dxa"/>
+              <w:bottom w:w="35" w:type="dxa"/>
+              <w:left w:w="60" w:type="dxa"/>
+              <w:right w:w="60" w:type="dxa"/>
+            </w:tcMar>
+          </w:tcPr>
+          <w:p>
+            <w:hyperlink w:anchor="uc_9" w:history="1">
+              <w:r>
+                <w:rPr>
+                  <w:color w:val="0284C7"/>
+                  <w:u w:val="single"/>
+                  <w:sz w:val="16"/>
+                </w:rPr>
+                <w:t>09. Química — Ano 1</w:t>
+              </w:r>
+            </w:hyperlink>
+          </w:p>
+        </w:tc>
+        <w:tc>
+          <w:tcPr>
+            <w:tcW w:type="dxa" w:w="3254"/>
+            <w:tcMar>
+              <w:top w:w="35" w:type="dxa"/>
+              <w:bottom w:w="35" w:type="dxa"/>
+              <w:left w:w="60" w:type="dxa"/>
+              <w:right w:w="60" w:type="dxa"/>
+            </w:tcMar>
+          </w:tcPr>
+          <w:p>
+            <w:hyperlink w:anchor="uc_26" w:history="1">
+              <w:r>
+                <w:rPr>
+                  <w:color w:val="0284C7"/>
+                  <w:u w:val="single"/>
+                  <w:sz w:val="16"/>
+                </w:rPr>
+                <w:t>26. História — Ano 2</w:t>
+              </w:r>
+            </w:hyperlink>
+          </w:p>
+        </w:tc>
+        <w:tc>
+          <w:tcPr>
+            <w:tcW w:type="dxa" w:w="3254"/>
+            <w:tcMar>
+              <w:top w:w="35" w:type="dxa"/>
+              <w:bottom w:w="35" w:type="dxa"/>
+              <w:left w:w="60" w:type="dxa"/>
+              <w:right w:w="60" w:type="dxa"/>
+            </w:tcMar>
+          </w:tcPr>
+          <w:p>
+            <w:hyperlink w:anchor="uc_42" w:history="1">
+              <w:r>
+                <w:rPr>
+                  <w:color w:val="0284C7"/>
+                  <w:u w:val="single"/>
+                  <w:sz w:val="16"/>
+                </w:rPr>
+                <w:t>42. Empreendedorismo II</w:t>
+              </w:r>
+            </w:hyperlink>
+          </w:p>
+        </w:tc>
+      </w:tr>
+      <w:tr>
+        <w:tc>
+          <w:tcPr>
+            <w:tcW w:type="dxa" w:w="3254"/>
+            <w:tcMar>
+              <w:top w:w="35" w:type="dxa"/>
+              <w:bottom w:w="35" w:type="dxa"/>
+              <w:left w:w="60" w:type="dxa"/>
+              <w:right w:w="60" w:type="dxa"/>
+            </w:tcMar>
+          </w:tcPr>
+          <w:p>
+            <w:hyperlink w:anchor="uc_10" w:history="1">
+              <w:r>
+                <w:rPr>
+                  <w:color w:val="0284C7"/>
+                  <w:u w:val="single"/>
+                  <w:sz w:val="16"/>
+                </w:rPr>
+                <w:t>10. Filosofia — Ano 1</w:t>
+              </w:r>
+            </w:hyperlink>
+          </w:p>
+        </w:tc>
+        <w:tc>
+          <w:tcPr>
+            <w:tcW w:type="dxa" w:w="3254"/>
+            <w:tcMar>
+              <w:top w:w="35" w:type="dxa"/>
+              <w:bottom w:w="35" w:type="dxa"/>
+              <w:left w:w="60" w:type="dxa"/>
+              <w:right w:w="60" w:type="dxa"/>
+            </w:tcMar>
+          </w:tcPr>
+          <w:p>
+            <w:hyperlink w:anchor="uc_27" w:history="1">
+              <w:r>
+                <w:rPr>
+                  <w:color w:val="0284C7"/>
+                  <w:u w:val="single"/>
+                  <w:sz w:val="16"/>
+                </w:rPr>
+                <w:t>27. Sociologia — Ano 2</w:t>
+              </w:r>
+            </w:hyperlink>
+          </w:p>
+        </w:tc>
+        <w:tc>
+          <w:tcPr>
+            <w:tcW w:type="dxa" w:w="3254"/>
+            <w:tcMar>
+              <w:top w:w="35" w:type="dxa"/>
+              <w:bottom w:w="35" w:type="dxa"/>
+              <w:left w:w="60" w:type="dxa"/>
+              <w:right w:w="60" w:type="dxa"/>
+            </w:tcMar>
+          </w:tcPr>
+          <w:p>
+            <w:hyperlink w:anchor="uc_43" w:history="1">
+              <w:r>
+                <w:rPr>
+                  <w:color w:val="0284C7"/>
+                  <w:u w:val="single"/>
+                  <w:sz w:val="16"/>
+                </w:rPr>
+                <w:t>43. Gestão de Pessoas e Relações no Trabalho</w:t>
+              </w:r>
+            </w:hyperlink>
+          </w:p>
+        </w:tc>
+      </w:tr>
+      <w:tr>
+        <w:tc>
+          <w:tcPr>
+            <w:tcW w:type="dxa" w:w="3254"/>
+            <w:tcMar>
+              <w:top w:w="35" w:type="dxa"/>
+              <w:bottom w:w="35" w:type="dxa"/>
+              <w:left w:w="60" w:type="dxa"/>
+              <w:right w:w="60" w:type="dxa"/>
+            </w:tcMar>
+          </w:tcPr>
+          <w:p>
+            <w:hyperlink w:anchor="uc_11" w:history="1">
+              <w:r>
+                <w:rPr>
+                  <w:color w:val="0284C7"/>
+                  <w:u w:val="single"/>
+                  <w:sz w:val="16"/>
+                </w:rPr>
+                <w:t>11. Geografia — Ano 1</w:t>
+              </w:r>
+            </w:hyperlink>
+          </w:p>
+        </w:tc>
+        <w:tc>
+          <w:tcPr>
+            <w:tcW w:type="dxa" w:w="3254"/>
+            <w:tcMar>
+              <w:top w:w="35" w:type="dxa"/>
+              <w:bottom w:w="35" w:type="dxa"/>
+              <w:left w:w="60" w:type="dxa"/>
+              <w:right w:w="60" w:type="dxa"/>
+            </w:tcMar>
+          </w:tcPr>
+          <w:p>
+            <w:hyperlink w:anchor="uc_28" w:history="1">
+              <w:r>
+                <w:rPr>
+                  <w:color w:val="0284C7"/>
+                  <w:u w:val="single"/>
+                  <w:sz w:val="16"/>
+                </w:rPr>
+                <w:t>28. Matemática para Administração</w:t>
+              </w:r>
+            </w:hyperlink>
+          </w:p>
+        </w:tc>
+        <w:tc>
+          <w:tcPr>
+            <w:tcW w:type="dxa" w:w="3254"/>
+            <w:tcMar>
+              <w:top w:w="35" w:type="dxa"/>
+              <w:bottom w:w="35" w:type="dxa"/>
+              <w:left w:w="60" w:type="dxa"/>
+              <w:right w:w="60" w:type="dxa"/>
+            </w:tcMar>
+          </w:tcPr>
+          <w:p>
+            <w:hyperlink w:anchor="uc_44" w:history="1">
+              <w:r>
+                <w:rPr>
+                  <w:color w:val="0284C7"/>
+                  <w:u w:val="single"/>
+                  <w:sz w:val="16"/>
+                </w:rPr>
+                <w:t>44. Gestão Financeira</w:t>
+              </w:r>
+            </w:hyperlink>
+          </w:p>
+        </w:tc>
+      </w:tr>
+      <w:tr>
+        <w:tc>
+          <w:tcPr>
+            <w:tcW w:type="dxa" w:w="3254"/>
+            <w:tcMar>
+              <w:top w:w="35" w:type="dxa"/>
+              <w:bottom w:w="35" w:type="dxa"/>
+              <w:left w:w="60" w:type="dxa"/>
+              <w:right w:w="60" w:type="dxa"/>
+            </w:tcMar>
+          </w:tcPr>
+          <w:p>
+            <w:hyperlink w:anchor="uc_12" w:history="1">
+              <w:r>
+                <w:rPr>
+                  <w:color w:val="0284C7"/>
+                  <w:u w:val="single"/>
+                  <w:sz w:val="16"/>
+                </w:rPr>
+                <w:t>12. Sociologia — Ano 1</w:t>
+              </w:r>
+            </w:hyperlink>
+          </w:p>
+        </w:tc>
+        <w:tc>
+          <w:tcPr>
+            <w:tcW w:type="dxa" w:w="3254"/>
+            <w:tcMar>
+              <w:top w:w="35" w:type="dxa"/>
+              <w:bottom w:w="35" w:type="dxa"/>
+              <w:left w:w="60" w:type="dxa"/>
+              <w:right w:w="60" w:type="dxa"/>
+            </w:tcMar>
+          </w:tcPr>
+          <w:p>
+            <w:hyperlink w:anchor="uc_29" w:history="1">
+              <w:r>
+                <w:rPr>
+                  <w:color w:val="0284C7"/>
+                  <w:u w:val="single"/>
+                  <w:sz w:val="16"/>
+                </w:rPr>
+                <w:t>29. Gestão de Marketing II</w:t>
+              </w:r>
+            </w:hyperlink>
+          </w:p>
+        </w:tc>
+        <w:tc>
+          <w:tcPr>
+            <w:tcW w:type="dxa" w:w="3254"/>
+            <w:tcMar>
+              <w:top w:w="35" w:type="dxa"/>
+              <w:bottom w:w="35" w:type="dxa"/>
+              <w:left w:w="60" w:type="dxa"/>
+              <w:right w:w="60" w:type="dxa"/>
+            </w:tcMar>
+          </w:tcPr>
+          <w:p>
+            <w:hyperlink w:anchor="uc_45" w:history="1">
+              <w:r>
+                <w:rPr>
+                  <w:color w:val="0284C7"/>
+                  <w:u w:val="single"/>
+                  <w:sz w:val="16"/>
+                </w:rPr>
+                <w:t>45. Oficina de Integração II</w:t>
+              </w:r>
+            </w:hyperlink>
+          </w:p>
+        </w:tc>
+      </w:tr>
+      <w:tr>
+        <w:tc>
+          <w:tcPr>
+            <w:tcW w:type="dxa" w:w="3254"/>
+            <w:tcMar>
+              <w:top w:w="35" w:type="dxa"/>
+              <w:bottom w:w="35" w:type="dxa"/>
+              <w:left w:w="60" w:type="dxa"/>
+              <w:right w:w="60" w:type="dxa"/>
+            </w:tcMar>
+          </w:tcPr>
+          <w:p>
+            <w:hyperlink w:anchor="uc_13" w:history="1">
+              <w:r>
+                <w:rPr>
+                  <w:color w:val="0284C7"/>
+                  <w:u w:val="single"/>
+                  <w:sz w:val="16"/>
+                </w:rPr>
+                <w:t>13. Introdução à Administração</w:t>
+              </w:r>
+            </w:hyperlink>
+          </w:p>
+        </w:tc>
+        <w:tc>
+          <w:tcPr>
+            <w:tcW w:type="dxa" w:w="3254"/>
+            <w:tcMar>
+              <w:top w:w="35" w:type="dxa"/>
+              <w:bottom w:w="35" w:type="dxa"/>
+              <w:left w:w="60" w:type="dxa"/>
+              <w:right w:w="60" w:type="dxa"/>
+            </w:tcMar>
+          </w:tcPr>
+          <w:p>
+            <w:hyperlink w:anchor="uc_30" w:history="1">
+              <w:r>
+                <w:rPr>
+                  <w:color w:val="0284C7"/>
+                  <w:u w:val="single"/>
+                  <w:sz w:val="16"/>
+                </w:rPr>
+                <w:t>30. Gestão de Operações e Qualidade</w:t>
+              </w:r>
+            </w:hyperlink>
+          </w:p>
+        </w:tc>
+        <w:tc>
+          <w:tcPr>
+            <w:tcW w:type="dxa" w:w="3254"/>
+            <w:tcMar>
+              <w:top w:w="35" w:type="dxa"/>
+              <w:bottom w:w="35" w:type="dxa"/>
+              <w:left w:w="60" w:type="dxa"/>
+              <w:right w:w="60" w:type="dxa"/>
+            </w:tcMar>
+          </w:tcPr>
+          <w:p/>
+        </w:tc>
+      </w:tr>
+      <w:tr>
+        <w:tc>
+          <w:tcPr>
+            <w:tcW w:type="dxa" w:w="3254"/>
+            <w:tcMar>
+              <w:top w:w="35" w:type="dxa"/>
+              <w:bottom w:w="35" w:type="dxa"/>
+              <w:left w:w="60" w:type="dxa"/>
+              <w:right w:w="60" w:type="dxa"/>
+            </w:tcMar>
+          </w:tcPr>
+          <w:p>
+            <w:hyperlink w:anchor="uc_14" w:history="1">
+              <w:r>
+                <w:rPr>
+                  <w:color w:val="0284C7"/>
+                  <w:u w:val="single"/>
+                  <w:sz w:val="16"/>
+                </w:rPr>
+                <w:t>14. Sociedade e Trabalho</w:t>
+              </w:r>
+            </w:hyperlink>
+          </w:p>
+        </w:tc>
+        <w:tc>
+          <w:tcPr>
+            <w:tcW w:type="dxa" w:w="3254"/>
+            <w:tcMar>
+              <w:top w:w="35" w:type="dxa"/>
+              <w:bottom w:w="35" w:type="dxa"/>
+              <w:left w:w="60" w:type="dxa"/>
+              <w:right w:w="60" w:type="dxa"/>
+            </w:tcMar>
+          </w:tcPr>
+          <w:p>
+            <w:hyperlink w:anchor="uc_31" w:history="1">
+              <w:r>
+                <w:rPr>
+                  <w:color w:val="0284C7"/>
+                  <w:u w:val="single"/>
+                  <w:sz w:val="16"/>
+                </w:rPr>
+                <w:t>31. Empreendedorismo I</w:t>
+              </w:r>
+            </w:hyperlink>
+          </w:p>
+        </w:tc>
+        <w:tc>
+          <w:tcPr>
+            <w:tcW w:type="dxa" w:w="3254"/>
+            <w:tcMar>
+              <w:top w:w="35" w:type="dxa"/>
+              <w:bottom w:w="35" w:type="dxa"/>
+              <w:left w:w="60" w:type="dxa"/>
+              <w:right w:w="60" w:type="dxa"/>
+            </w:tcMar>
+          </w:tcPr>
+          <w:p/>
+        </w:tc>
+      </w:tr>
+      <w:tr>
+        <w:tc>
+          <w:tcPr>
+            <w:tcW w:type="dxa" w:w="3254"/>
+            <w:tcMar>
+              <w:top w:w="35" w:type="dxa"/>
+              <w:bottom w:w="35" w:type="dxa"/>
+              <w:left w:w="60" w:type="dxa"/>
+              <w:right w:w="60" w:type="dxa"/>
+            </w:tcMar>
+          </w:tcPr>
+          <w:p>
+            <w:hyperlink w:anchor="uc_15" w:history="1">
+              <w:r>
+                <w:rPr>
+                  <w:color w:val="0284C7"/>
+                  <w:u w:val="single"/>
+                  <w:sz w:val="16"/>
+                </w:rPr>
+                <w:t>15. Gestão de Marketing I</w:t>
+              </w:r>
+            </w:hyperlink>
+          </w:p>
+        </w:tc>
+        <w:tc>
+          <w:tcPr>
+            <w:tcW w:type="dxa" w:w="3254"/>
+            <w:tcMar>
+              <w:top w:w="35" w:type="dxa"/>
+              <w:bottom w:w="35" w:type="dxa"/>
+              <w:left w:w="60" w:type="dxa"/>
+              <w:right w:w="60" w:type="dxa"/>
+            </w:tcMar>
+          </w:tcPr>
+          <w:p>
+            <w:hyperlink w:anchor="uc_32" w:history="1">
+              <w:r>
+                <w:rPr>
+                  <w:color w:val="0284C7"/>
+                  <w:u w:val="single"/>
+                  <w:sz w:val="16"/>
+                </w:rPr>
+                <w:t>32. Responsabilidade Socioambiental e Sustentabilidade</w:t>
+              </w:r>
+            </w:hyperlink>
+          </w:p>
+        </w:tc>
+        <w:tc>
+          <w:tcPr>
+            <w:tcW w:type="dxa" w:w="3254"/>
+            <w:tcMar>
+              <w:top w:w="35" w:type="dxa"/>
+              <w:bottom w:w="35" w:type="dxa"/>
+              <w:left w:w="60" w:type="dxa"/>
+              <w:right w:w="60" w:type="dxa"/>
+            </w:tcMar>
+          </w:tcPr>
+          <w:p/>
+        </w:tc>
+      </w:tr>
+      <w:tr>
+        <w:tc>
+          <w:tcPr>
+            <w:tcW w:type="dxa" w:w="3254"/>
+            <w:tcMar>
+              <w:top w:w="35" w:type="dxa"/>
+              <w:bottom w:w="35" w:type="dxa"/>
+              <w:left w:w="60" w:type="dxa"/>
+              <w:right w:w="60" w:type="dxa"/>
+            </w:tcMar>
+          </w:tcPr>
+          <w:p>
+            <w:hyperlink w:anchor="uc_16" w:history="1">
+              <w:r>
+                <w:rPr>
+                  <w:color w:val="0284C7"/>
+                  <w:u w:val="single"/>
+                  <w:sz w:val="16"/>
+                </w:rPr>
+                <w:t>16. Organização e Processos</w:t>
+              </w:r>
+            </w:hyperlink>
+          </w:p>
+        </w:tc>
+        <w:tc>
+          <w:tcPr>
+            <w:tcW w:type="dxa" w:w="3254"/>
+            <w:tcMar>
+              <w:top w:w="35" w:type="dxa"/>
+              <w:bottom w:w="35" w:type="dxa"/>
+              <w:left w:w="60" w:type="dxa"/>
+              <w:right w:w="60" w:type="dxa"/>
+            </w:tcMar>
+          </w:tcPr>
+          <w:p>
+            <w:hyperlink w:anchor="uc_33" w:history="1">
+              <w:r>
+                <w:rPr>
+                  <w:color w:val="0284C7"/>
+                  <w:u w:val="single"/>
+                  <w:sz w:val="16"/>
+                </w:rPr>
+                <w:t>33. Oficina de Integração I</w:t>
+              </w:r>
+            </w:hyperlink>
+          </w:p>
+        </w:tc>
+        <w:tc>
+          <w:tcPr>
+            <w:tcW w:type="dxa" w:w="3254"/>
+            <w:tcMar>
+              <w:top w:w="35" w:type="dxa"/>
+              <w:bottom w:w="35" w:type="dxa"/>
+              <w:left w:w="60" w:type="dxa"/>
+              <w:right w:w="60" w:type="dxa"/>
+            </w:tcMar>
+          </w:tcPr>
+          <w:p/>
+        </w:tc>
+      </w:tr>
+      <w:tr>
+        <w:tc>
+          <w:tcPr>
+            <w:tcW w:type="dxa" w:w="3254"/>
+            <w:tcMar>
+              <w:top w:w="35" w:type="dxa"/>
+              <w:bottom w:w="35" w:type="dxa"/>
+              <w:left w:w="60" w:type="dxa"/>
+              <w:right w:w="60" w:type="dxa"/>
+            </w:tcMar>
+          </w:tcPr>
+          <w:p>
+            <w:hyperlink w:anchor="uc_17" w:history="1">
+              <w:r>
+                <w:rPr>
+                  <w:color w:val="0284C7"/>
+                  <w:u w:val="single"/>
+                  <w:sz w:val="16"/>
+                </w:rPr>
+                <w:t>17. Informática Aplicada</w:t>
+              </w:r>
+            </w:hyperlink>
+          </w:p>
+        </w:tc>
+        <w:tc>
+          <w:tcPr>
+            <w:tcW w:type="dxa" w:w="3254"/>
+            <w:tcMar>
+              <w:top w:w="35" w:type="dxa"/>
+              <w:bottom w:w="35" w:type="dxa"/>
+              <w:left w:w="60" w:type="dxa"/>
+              <w:right w:w="60" w:type="dxa"/>
+            </w:tcMar>
+          </w:tcPr>
+          <w:p/>
+        </w:tc>
+        <w:tc>
+          <w:tcPr>
+            <w:tcW w:type="dxa" w:w="3254"/>
+            <w:tcMar>
+              <w:top w:w="35" w:type="dxa"/>
+              <w:bottom w:w="35" w:type="dxa"/>
+              <w:left w:w="60" w:type="dxa"/>
+              <w:right w:w="60" w:type="dxa"/>
+            </w:tcMar>
+          </w:tcPr>
+          <w:p/>
+        </w:tc>
+      </w:tr>
+    </w:tbl>
+    <w:p>
+      <w:r>
+        <w:br w:type="page"/>
+      </w:r>
     </w:p>
     <w:p>
       <w:pPr>
@@ -69,15 +1335,15 @@
         </w:tblBorders>
       </w:tblPr>
       <w:tblGrid>
-        <w:gridCol w:w="2484"/>
-        <w:gridCol w:w="2484"/>
-        <w:gridCol w:w="2484"/>
-        <w:gridCol w:w="2484"/>
+        <w:gridCol w:w="2520"/>
+        <w:gridCol w:w="2520"/>
+        <w:gridCol w:w="2520"/>
+        <w:gridCol w:w="2520"/>
       </w:tblGrid>
       <w:tr>
         <w:tc>
           <w:tcPr>
-            <w:tcW w:type="dxa" w:w="9936"/>
+            <w:tcW w:type="dxa" w:w="10080"/>
             <w:gridSpan w:val="4"/>
             <w:shd w:fill="EBF8F0"/>
             <w:tcMar>
@@ -1623,7 +2889,7 @@
       <w:tr>
         <w:tc>
           <w:tcPr>
-            <w:tcW w:type="dxa" w:w="7452"/>
+            <w:tcW w:type="dxa" w:w="7560"/>
             <w:gridSpan w:val="3"/>
             <w:shd w:fill="F1F5F9"/>
             <w:tcMar>
@@ -1648,7 +2914,7 @@
         </w:tc>
         <w:tc>
           <w:tcPr>
-            <w:tcW w:type="dxa" w:w="2484"/>
+            <w:tcW w:type="dxa" w:w="2520"/>
             <w:shd w:fill="F1F5F9"/>
             <w:tcMar>
               <w:top w:w="60" w:type="dxa"/>
@@ -1692,15 +2958,15 @@
         </w:tblBorders>
       </w:tblPr>
       <w:tblGrid>
-        <w:gridCol w:w="2484"/>
-        <w:gridCol w:w="2484"/>
-        <w:gridCol w:w="2484"/>
-        <w:gridCol w:w="2484"/>
+        <w:gridCol w:w="2520"/>
+        <w:gridCol w:w="2520"/>
+        <w:gridCol w:w="2520"/>
+        <w:gridCol w:w="2520"/>
       </w:tblGrid>
       <w:tr>
         <w:tc>
           <w:tcPr>
-            <w:tcW w:type="dxa" w:w="9936"/>
+            <w:tcW w:type="dxa" w:w="10080"/>
             <w:gridSpan w:val="4"/>
             <w:shd w:fill="EBF8F0"/>
             <w:tcMar>
@@ -3162,7 +4428,7 @@
       <w:tr>
         <w:tc>
           <w:tcPr>
-            <w:tcW w:type="dxa" w:w="7452"/>
+            <w:tcW w:type="dxa" w:w="7560"/>
             <w:gridSpan w:val="3"/>
             <w:shd w:fill="F1F5F9"/>
             <w:tcMar>
@@ -3187,7 +4453,7 @@
         </w:tc>
         <w:tc>
           <w:tcPr>
-            <w:tcW w:type="dxa" w:w="2484"/>
+            <w:tcW w:type="dxa" w:w="2520"/>
             <w:shd w:fill="F1F5F9"/>
             <w:tcMar>
               <w:top w:w="60" w:type="dxa"/>
@@ -3231,15 +4497,15 @@
         </w:tblBorders>
       </w:tblPr>
       <w:tblGrid>
-        <w:gridCol w:w="2484"/>
-        <w:gridCol w:w="2484"/>
-        <w:gridCol w:w="2484"/>
-        <w:gridCol w:w="2484"/>
+        <w:gridCol w:w="2520"/>
+        <w:gridCol w:w="2520"/>
+        <w:gridCol w:w="2520"/>
+        <w:gridCol w:w="2520"/>
       </w:tblGrid>
       <w:tr>
         <w:tc>
           <w:tcPr>
-            <w:tcW w:type="dxa" w:w="9936"/>
+            <w:tcW w:type="dxa" w:w="10080"/>
             <w:gridSpan w:val="4"/>
             <w:shd w:fill="EBF8F0"/>
             <w:tcMar>
@@ -4365,7 +5631,7 @@
       <w:tr>
         <w:tc>
           <w:tcPr>
-            <w:tcW w:type="dxa" w:w="7452"/>
+            <w:tcW w:type="dxa" w:w="7560"/>
             <w:gridSpan w:val="3"/>
             <w:shd w:fill="F1F5F9"/>
             <w:tcMar>
@@ -4390,7 +5656,7 @@
         </w:tc>
         <w:tc>
           <w:tcPr>
-            <w:tcW w:type="dxa" w:w="2484"/>
+            <w:tcW w:type="dxa" w:w="2520"/>
             <w:shd w:fill="F1F5F9"/>
             <w:tcMar>
               <w:top w:w="60" w:type="dxa"/>
@@ -4432,337 +5698,19 @@
         <w:t>Ementário das Unidades Curriculares (Formato Visual Oficial em Tabela)</w:t>
       </w:r>
     </w:p>
-    <w:tbl>
-      <w:tblPr>
-        <w:tblW w:type="auto" w:w="0"/>
-        <w:jc w:val="center"/>
-        <w:tblLook w:firstColumn="1" w:firstRow="1" w:lastColumn="0" w:lastRow="0" w:noHBand="0" w:noVBand="1" w:val="04A0"/>
-        <w:tblBorders>
-          <w:top w:val="single" w:sz="4" w:space="0" w:color="CBD5E1"/>
-          <w:bottom w:val="single" w:sz="4" w:space="0" w:color="CBD5E1"/>
-          <w:left w:val="single" w:sz="4" w:space="0" w:color="CBD5E1"/>
-          <w:right w:val="single" w:sz="4" w:space="0" w:color="CBD5E1"/>
-          <w:insideH w:val="single" w:sz="4" w:space="0" w:color="CBD5E1"/>
-          <w:insideV w:val="single" w:sz="4" w:space="0" w:color="CBD5E1"/>
-        </w:tblBorders>
-      </w:tblPr>
-      <w:tblGrid>
-        <w:gridCol w:w="3312"/>
-        <w:gridCol w:w="3312"/>
-        <w:gridCol w:w="3312"/>
-      </w:tblGrid>
-      <w:tr>
-        <w:tc>
-          <w:tcPr>
-            <w:tcW w:type="dxa" w:w="6048"/>
-            <w:shd w:fill="EBF8F0"/>
-            <w:tcMar>
-              <w:top w:w="70" w:type="dxa"/>
-              <w:bottom w:w="70" w:type="dxa"/>
-              <w:left w:w="90" w:type="dxa"/>
-              <w:right w:w="90" w:type="dxa"/>
-            </w:tcMar>
-          </w:tcPr>
-          <w:p>
-            <w:r>
-              <w:rPr>
-                <w:b/>
-                <w:color w:val="108C50"/>
-                <w:sz w:val="17"/>
-              </w:rPr>
-              <w:t>Unidade Curricular:</w:t>
-              <w:br/>
-            </w:r>
-            <w:r>
-              <w:rPr>
-                <w:b/>
-                <w:color w:val="0F172A"/>
-                <w:sz w:val="22"/>
-              </w:rPr>
-              <w:t>Artes — Ano 1</w:t>
-            </w:r>
-          </w:p>
-        </w:tc>
-        <w:tc>
-          <w:tcPr>
-            <w:tcW w:type="dxa" w:w="6624"/>
-            <w:gridSpan w:val="2"/>
-            <w:tcMar>
-              <w:top w:w="70" w:type="dxa"/>
-              <w:bottom w:w="70" w:type="dxa"/>
-              <w:left w:w="90" w:type="dxa"/>
-              <w:right w:w="90" w:type="dxa"/>
-            </w:tcMar>
-          </w:tcPr>
-          <w:p>
-            <w:r>
-              <w:rPr>
-                <w:b/>
-                <w:color w:val="108C50"/>
-                <w:sz w:val="17"/>
-              </w:rPr>
-              <w:t xml:space="preserve">Semestre: </w:t>
-            </w:r>
-            <w:r>
-              <w:rPr>
-                <w:b/>
-                <w:sz w:val="19"/>
-              </w:rPr>
-              <w:t>1º e 2º</w:t>
-            </w:r>
-          </w:p>
-        </w:tc>
-      </w:tr>
-      <w:tr>
-        <w:tc>
-          <w:tcPr>
-            <w:tcW w:type="dxa" w:w="3312"/>
-            <w:tcMar>
-              <w:top w:w="40" w:type="dxa"/>
-              <w:bottom w:w="40" w:type="dxa"/>
-              <w:left w:w="90" w:type="dxa"/>
-              <w:right w:w="90" w:type="dxa"/>
-            </w:tcMar>
-          </w:tcPr>
-          <w:p>
-            <w:r>
-              <w:rPr>
-                <w:color w:val="64748B"/>
-                <w:sz w:val="16"/>
-              </w:rPr>
-              <w:t>Componente Curricular da Matriz Oficial</w:t>
-            </w:r>
-          </w:p>
-        </w:tc>
-        <w:tc>
-          <w:tcPr>
-            <w:tcW w:type="dxa" w:w="3312"/>
-            <w:tcMar>
-              <w:top w:w="40" w:type="dxa"/>
-              <w:bottom w:w="40" w:type="dxa"/>
-              <w:left w:w="90" w:type="dxa"/>
-              <w:right w:w="90" w:type="dxa"/>
-            </w:tcMar>
-          </w:tcPr>
-          <w:p>
-            <w:r>
-              <w:rPr>
-                <w:b/>
-                <w:color w:val="108C50"/>
-                <w:sz w:val="17"/>
-              </w:rPr>
-              <w:t xml:space="preserve">CH EaD*: </w:t>
-            </w:r>
-            <w:r>
-              <w:rPr>
-                <w:b/>
-                <w:sz w:val="18"/>
-              </w:rPr>
-              <w:t>00 h</w:t>
-            </w:r>
-          </w:p>
-        </w:tc>
-        <w:tc>
-          <w:tcPr>
-            <w:tcW w:type="dxa" w:w="3312"/>
-            <w:tcMar>
-              <w:top w:w="40" w:type="dxa"/>
-              <w:bottom w:w="40" w:type="dxa"/>
-              <w:left w:w="90" w:type="dxa"/>
-              <w:right w:w="90" w:type="dxa"/>
-            </w:tcMar>
-          </w:tcPr>
-          <w:p>
-            <w:r>
-              <w:rPr>
-                <w:b/>
-                <w:color w:val="108C50"/>
-                <w:sz w:val="17"/>
-              </w:rPr>
-              <w:t xml:space="preserve">CH Total*: </w:t>
-            </w:r>
-            <w:r>
-              <w:rPr>
-                <w:b/>
-                <w:sz w:val="18"/>
-              </w:rPr>
-              <w:t>80 h</w:t>
-            </w:r>
-          </w:p>
-        </w:tc>
-      </w:tr>
-      <w:tr>
-        <w:tc>
-          <w:tcPr>
-            <w:tcW w:type="dxa" w:w="9936"/>
-            <w:gridSpan w:val="3"/>
-            <w:tcMar>
-              <w:top w:w="70" w:type="dxa"/>
-              <w:bottom w:w="70" w:type="dxa"/>
-              <w:left w:w="90" w:type="dxa"/>
-              <w:right w:w="90" w:type="dxa"/>
-            </w:tcMar>
-          </w:tcPr>
-          <w:p>
-            <w:r>
-              <w:rPr>
-                <w:b/>
-                <w:color w:val="108C50"/>
-                <w:sz w:val="18"/>
-              </w:rPr>
-              <w:t>Objetivos:</w:t>
-              <w:br/>
-            </w:r>
-          </w:p>
-          <w:p>
-            <w:pPr>
-              <w:spacing w:after="40"/>
-              <w:ind w:left="288"/>
-            </w:pPr>
-            <w:r>
-              <w:t xml:space="preserve">• </w:t>
-            </w:r>
-            <w:r>
-              <w:rPr>
-                <w:color w:val="0F172A"/>
-                <w:sz w:val="18"/>
-              </w:rPr>
-            </w:r>
-          </w:p>
-        </w:tc>
-      </w:tr>
-      <w:tr>
-        <w:tc>
-          <w:tcPr>
-            <w:tcW w:type="dxa" w:w="9936"/>
-            <w:gridSpan w:val="3"/>
-            <w:tcMar>
-              <w:top w:w="70" w:type="dxa"/>
-              <w:bottom w:w="70" w:type="dxa"/>
-              <w:left w:w="90" w:type="dxa"/>
-              <w:right w:w="90" w:type="dxa"/>
-            </w:tcMar>
-          </w:tcPr>
-          <w:p>
-            <w:r>
-              <w:rPr>
-                <w:b/>
-                <w:color w:val="108C50"/>
-                <w:sz w:val="18"/>
-              </w:rPr>
-              <w:t>Conteúdos:</w:t>
-              <w:br/>
-            </w:r>
-          </w:p>
-        </w:tc>
-      </w:tr>
-      <w:tr>
-        <w:tc>
-          <w:tcPr>
-            <w:tcW w:type="dxa" w:w="9936"/>
-            <w:gridSpan w:val="3"/>
-            <w:tcMar>
-              <w:top w:w="70" w:type="dxa"/>
-              <w:bottom w:w="70" w:type="dxa"/>
-              <w:left w:w="90" w:type="dxa"/>
-              <w:right w:w="90" w:type="dxa"/>
-            </w:tcMar>
-          </w:tcPr>
-          <w:p>
-            <w:r>
-              <w:rPr>
-                <w:b/>
-                <w:color w:val="108C50"/>
-                <w:sz w:val="18"/>
-              </w:rPr>
-              <w:t>Estratégias de Ensino e Aprendizagem:</w:t>
-              <w:br/>
-            </w:r>
-          </w:p>
-        </w:tc>
-      </w:tr>
-      <w:tr>
-        <w:tc>
-          <w:tcPr>
-            <w:tcW w:type="dxa" w:w="9936"/>
-            <w:gridSpan w:val="3"/>
-            <w:tcMar>
-              <w:top w:w="70" w:type="dxa"/>
-              <w:bottom w:w="70" w:type="dxa"/>
-              <w:left w:w="90" w:type="dxa"/>
-              <w:right w:w="90" w:type="dxa"/>
-            </w:tcMar>
-            <w:shd w:fill="EBF8F0"/>
-          </w:tcPr>
-          <w:p>
-            <w:r>
-              <w:rPr>
-                <w:b/>
-                <w:color w:val="108C50"/>
-                <w:sz w:val="18"/>
-              </w:rPr>
-              <w:t>Bibliografia Básica:</w:t>
-              <w:br/>
-            </w:r>
-          </w:p>
-        </w:tc>
-      </w:tr>
-      <w:tr>
-        <w:tc>
-          <w:tcPr>
-            <w:tcW w:type="dxa" w:w="9936"/>
-            <w:gridSpan w:val="3"/>
-            <w:tcMar>
-              <w:top w:w="70" w:type="dxa"/>
-              <w:bottom w:w="70" w:type="dxa"/>
-              <w:left w:w="90" w:type="dxa"/>
-              <w:right w:w="90" w:type="dxa"/>
-            </w:tcMar>
-          </w:tcPr>
-          <w:p>
-            <w:r>
-              <w:rPr>
-                <w:b/>
-                <w:color w:val="108C50"/>
-                <w:sz w:val="18"/>
-              </w:rPr>
-              <w:t>Bibliografia Complementar:</w:t>
-              <w:br/>
-            </w:r>
-          </w:p>
-        </w:tc>
-      </w:tr>
-      <w:tr>
-        <w:tc>
-          <w:tcPr>
-            <w:tcW w:type="dxa" w:w="9936"/>
-            <w:gridSpan w:val="3"/>
-            <w:tcMar>
-              <w:top w:w="20" w:type="dxa"/>
-              <w:bottom w:w="20" w:type="dxa"/>
-              <w:left w:w="90" w:type="dxa"/>
-              <w:right w:w="90" w:type="dxa"/>
-            </w:tcMar>
-            <w:shd w:fill="F1F5F9"/>
-          </w:tcPr>
-          <w:p>
-            <w:pPr>
-              <w:jc w:val="right"/>
-            </w:pPr>
-            <w:r>
-              <w:rPr>
-                <w:color w:val="64748B"/>
-                <w:sz w:val="15"/>
-              </w:rPr>
-              <w:t>PPC Técnico em Administração (IFSC Garopaba) • UC 01</w:t>
-            </w:r>
-          </w:p>
-        </w:tc>
-      </w:tr>
-    </w:tbl>
     <w:p>
+      <w:pPr>
+        <w:spacing w:before="120" w:after="60"/>
+      </w:pPr>
+      <w:bookmarkStart w:id="201" w:name="uc_1"/>
+      <w:bookmarkEnd w:id="201"/>
       <w:r>
-        <w:br w:type="page"/>
+        <w:rPr>
+          <w:b/>
+          <w:color w:val="108C50"/>
+          <w:sz w:val="22"/>
+        </w:rPr>
+        <w:t>UC 01 — Artes — Ano 1</w:t>
       </w:r>
     </w:p>
     <w:tbl>
@@ -4780,9 +5728,9 @@
         </w:tblBorders>
       </w:tblPr>
       <w:tblGrid>
-        <w:gridCol w:w="3312"/>
-        <w:gridCol w:w="3312"/>
-        <w:gridCol w:w="3312"/>
+        <w:gridCol w:w="3360"/>
+        <w:gridCol w:w="3360"/>
+        <w:gridCol w:w="3360"/>
       </w:tblGrid>
       <w:tr>
         <w:tc>
@@ -4812,13 +5760,13 @@
                 <w:color w:val="0F172A"/>
                 <w:sz w:val="22"/>
               </w:rPr>
-              <w:t>Educação Física — Ano 1</w:t>
-            </w:r>
-          </w:p>
-        </w:tc>
-        <w:tc>
-          <w:tcPr>
-            <w:tcW w:type="dxa" w:w="6624"/>
+              <w:t>Artes — Ano 1</w:t>
+            </w:r>
+          </w:p>
+        </w:tc>
+        <w:tc>
+          <w:tcPr>
+            <w:tcW w:type="dxa" w:w="6720"/>
             <w:gridSpan w:val="2"/>
             <w:tcMar>
               <w:top w:w="70" w:type="dxa"/>
@@ -4849,7 +5797,7 @@
       <w:tr>
         <w:tc>
           <w:tcPr>
-            <w:tcW w:type="dxa" w:w="3312"/>
+            <w:tcW w:type="dxa" w:w="3360"/>
             <w:tcMar>
               <w:top w:w="40" w:type="dxa"/>
               <w:bottom w:w="40" w:type="dxa"/>
@@ -4869,7 +5817,7 @@
         </w:tc>
         <w:tc>
           <w:tcPr>
-            <w:tcW w:type="dxa" w:w="3312"/>
+            <w:tcW w:type="dxa" w:w="3360"/>
             <w:tcMar>
               <w:top w:w="40" w:type="dxa"/>
               <w:bottom w:w="40" w:type="dxa"/>
@@ -4897,7 +5845,7 @@
         </w:tc>
         <w:tc>
           <w:tcPr>
-            <w:tcW w:type="dxa" w:w="3312"/>
+            <w:tcW w:type="dxa" w:w="3360"/>
             <w:tcMar>
               <w:top w:w="40" w:type="dxa"/>
               <w:bottom w:w="40" w:type="dxa"/>
@@ -4927,7 +5875,7 @@
       <w:tr>
         <w:tc>
           <w:tcPr>
-            <w:tcW w:type="dxa" w:w="9936"/>
+            <w:tcW w:type="dxa" w:w="10080"/>
             <w:gridSpan w:val="3"/>
             <w:tcMar>
               <w:top w:w="70" w:type="dxa"/>
@@ -4967,7 +5915,7 @@
       <w:tr>
         <w:tc>
           <w:tcPr>
-            <w:tcW w:type="dxa" w:w="9936"/>
+            <w:tcW w:type="dxa" w:w="10080"/>
             <w:gridSpan w:val="3"/>
             <w:tcMar>
               <w:top w:w="70" w:type="dxa"/>
@@ -4992,7 +5940,7 @@
       <w:tr>
         <w:tc>
           <w:tcPr>
-            <w:tcW w:type="dxa" w:w="9936"/>
+            <w:tcW w:type="dxa" w:w="10080"/>
             <w:gridSpan w:val="3"/>
             <w:tcMar>
               <w:top w:w="70" w:type="dxa"/>
@@ -5017,7 +5965,7 @@
       <w:tr>
         <w:tc>
           <w:tcPr>
-            <w:tcW w:type="dxa" w:w="9936"/>
+            <w:tcW w:type="dxa" w:w="10080"/>
             <w:gridSpan w:val="3"/>
             <w:tcMar>
               <w:top w:w="70" w:type="dxa"/>
@@ -5043,7 +5991,7 @@
       <w:tr>
         <w:tc>
           <w:tcPr>
-            <w:tcW w:type="dxa" w:w="9936"/>
+            <w:tcW w:type="dxa" w:w="10080"/>
             <w:gridSpan w:val="3"/>
             <w:tcMar>
               <w:top w:w="70" w:type="dxa"/>
@@ -5068,11 +6016,11 @@
       <w:tr>
         <w:tc>
           <w:tcPr>
-            <w:tcW w:type="dxa" w:w="9936"/>
+            <w:tcW w:type="dxa" w:w="10080"/>
             <w:gridSpan w:val="3"/>
             <w:tcMar>
-              <w:top w:w="20" w:type="dxa"/>
-              <w:bottom w:w="20" w:type="dxa"/>
+              <w:top w:w="30" w:type="dxa"/>
+              <w:bottom w:w="30" w:type="dxa"/>
               <w:left w:w="90" w:type="dxa"/>
               <w:right w:w="90" w:type="dxa"/>
             </w:tcMar>
@@ -5082,12 +6030,23 @@
             <w:pPr>
               <w:jc w:val="right"/>
             </w:pPr>
+            <w:hyperlink w:anchor="sumario_geral" w:history="1">
+              <w:r>
+                <w:rPr>
+                  <w:color w:val="0284C7"/>
+                  <w:u w:val="single"/>
+                  <w:b/>
+                  <w:sz w:val="16"/>
+                </w:rPr>
+                <w:t>🔝 Voltar ao Sumário Geral</w:t>
+              </w:r>
+            </w:hyperlink>
             <w:r>
               <w:rPr>
                 <w:color w:val="64748B"/>
                 <w:sz w:val="15"/>
               </w:rPr>
-              <w:t>PPC Técnico em Administração (IFSC Garopaba) • UC 02</w:t>
+              <w:t xml:space="preserve">   |   PPC Técnico em Administração (IFSC Garopaba) • UC 01</w:t>
             </w:r>
           </w:p>
         </w:tc>
@@ -5096,6 +6055,21 @@
     <w:p>
       <w:r>
         <w:br w:type="page"/>
+      </w:r>
+    </w:p>
+    <w:p>
+      <w:pPr>
+        <w:spacing w:before="120" w:after="60"/>
+      </w:pPr>
+      <w:bookmarkStart w:id="202" w:name="uc_2"/>
+      <w:bookmarkEnd w:id="202"/>
+      <w:r>
+        <w:rPr>
+          <w:b/>
+          <w:color w:val="108C50"/>
+          <w:sz w:val="22"/>
+        </w:rPr>
+        <w:t>UC 02 — Educação Física — Ano 1</w:t>
       </w:r>
     </w:p>
     <w:tbl>
@@ -5113,9 +6087,9 @@
         </w:tblBorders>
       </w:tblPr>
       <w:tblGrid>
-        <w:gridCol w:w="3312"/>
-        <w:gridCol w:w="3312"/>
-        <w:gridCol w:w="3312"/>
+        <w:gridCol w:w="3360"/>
+        <w:gridCol w:w="3360"/>
+        <w:gridCol w:w="3360"/>
       </w:tblGrid>
       <w:tr>
         <w:tc>
@@ -5145,13 +6119,13 @@
                 <w:color w:val="0F172A"/>
                 <w:sz w:val="22"/>
               </w:rPr>
-              <w:t>Inglês — Ano 1</w:t>
-            </w:r>
-          </w:p>
-        </w:tc>
-        <w:tc>
-          <w:tcPr>
-            <w:tcW w:type="dxa" w:w="6624"/>
+              <w:t>Educação Física — Ano 1</w:t>
+            </w:r>
+          </w:p>
+        </w:tc>
+        <w:tc>
+          <w:tcPr>
+            <w:tcW w:type="dxa" w:w="6720"/>
             <w:gridSpan w:val="2"/>
             <w:tcMar>
               <w:top w:w="70" w:type="dxa"/>
@@ -5182,7 +6156,7 @@
       <w:tr>
         <w:tc>
           <w:tcPr>
-            <w:tcW w:type="dxa" w:w="3312"/>
+            <w:tcW w:type="dxa" w:w="3360"/>
             <w:tcMar>
               <w:top w:w="40" w:type="dxa"/>
               <w:bottom w:w="40" w:type="dxa"/>
@@ -5202,7 +6176,7 @@
         </w:tc>
         <w:tc>
           <w:tcPr>
-            <w:tcW w:type="dxa" w:w="3312"/>
+            <w:tcW w:type="dxa" w:w="3360"/>
             <w:tcMar>
               <w:top w:w="40" w:type="dxa"/>
               <w:bottom w:w="40" w:type="dxa"/>
@@ -5230,7 +6204,7 @@
         </w:tc>
         <w:tc>
           <w:tcPr>
-            <w:tcW w:type="dxa" w:w="3312"/>
+            <w:tcW w:type="dxa" w:w="3360"/>
             <w:tcMar>
               <w:top w:w="40" w:type="dxa"/>
               <w:bottom w:w="40" w:type="dxa"/>
@@ -5260,7 +6234,7 @@
       <w:tr>
         <w:tc>
           <w:tcPr>
-            <w:tcW w:type="dxa" w:w="9936"/>
+            <w:tcW w:type="dxa" w:w="10080"/>
             <w:gridSpan w:val="3"/>
             <w:tcMar>
               <w:top w:w="70" w:type="dxa"/>
@@ -5300,7 +6274,7 @@
       <w:tr>
         <w:tc>
           <w:tcPr>
-            <w:tcW w:type="dxa" w:w="9936"/>
+            <w:tcW w:type="dxa" w:w="10080"/>
             <w:gridSpan w:val="3"/>
             <w:tcMar>
               <w:top w:w="70" w:type="dxa"/>
@@ -5325,7 +6299,7 @@
       <w:tr>
         <w:tc>
           <w:tcPr>
-            <w:tcW w:type="dxa" w:w="9936"/>
+            <w:tcW w:type="dxa" w:w="10080"/>
             <w:gridSpan w:val="3"/>
             <w:tcMar>
               <w:top w:w="70" w:type="dxa"/>
@@ -5350,7 +6324,7 @@
       <w:tr>
         <w:tc>
           <w:tcPr>
-            <w:tcW w:type="dxa" w:w="9936"/>
+            <w:tcW w:type="dxa" w:w="10080"/>
             <w:gridSpan w:val="3"/>
             <w:tcMar>
               <w:top w:w="70" w:type="dxa"/>
@@ -5376,7 +6350,7 @@
       <w:tr>
         <w:tc>
           <w:tcPr>
-            <w:tcW w:type="dxa" w:w="9936"/>
+            <w:tcW w:type="dxa" w:w="10080"/>
             <w:gridSpan w:val="3"/>
             <w:tcMar>
               <w:top w:w="70" w:type="dxa"/>
@@ -5401,11 +6375,11 @@
       <w:tr>
         <w:tc>
           <w:tcPr>
-            <w:tcW w:type="dxa" w:w="9936"/>
+            <w:tcW w:type="dxa" w:w="10080"/>
             <w:gridSpan w:val="3"/>
             <w:tcMar>
-              <w:top w:w="20" w:type="dxa"/>
-              <w:bottom w:w="20" w:type="dxa"/>
+              <w:top w:w="30" w:type="dxa"/>
+              <w:bottom w:w="30" w:type="dxa"/>
               <w:left w:w="90" w:type="dxa"/>
               <w:right w:w="90" w:type="dxa"/>
             </w:tcMar>
@@ -5415,12 +6389,23 @@
             <w:pPr>
               <w:jc w:val="right"/>
             </w:pPr>
+            <w:hyperlink w:anchor="sumario_geral" w:history="1">
+              <w:r>
+                <w:rPr>
+                  <w:color w:val="0284C7"/>
+                  <w:u w:val="single"/>
+                  <w:b/>
+                  <w:sz w:val="16"/>
+                </w:rPr>
+                <w:t>🔝 Voltar ao Sumário Geral</w:t>
+              </w:r>
+            </w:hyperlink>
             <w:r>
               <w:rPr>
                 <w:color w:val="64748B"/>
                 <w:sz w:val="15"/>
               </w:rPr>
-              <w:t>PPC Técnico em Administração (IFSC Garopaba) • UC 03</w:t>
+              <w:t xml:space="preserve">   |   PPC Técnico em Administração (IFSC Garopaba) • UC 02</w:t>
             </w:r>
           </w:p>
         </w:tc>
@@ -5429,6 +6414,21 @@
     <w:p>
       <w:r>
         <w:br w:type="page"/>
+      </w:r>
+    </w:p>
+    <w:p>
+      <w:pPr>
+        <w:spacing w:before="120" w:after="60"/>
+      </w:pPr>
+      <w:bookmarkStart w:id="203" w:name="uc_3"/>
+      <w:bookmarkEnd w:id="203"/>
+      <w:r>
+        <w:rPr>
+          <w:b/>
+          <w:color w:val="108C50"/>
+          <w:sz w:val="22"/>
+        </w:rPr>
+        <w:t>UC 03 — Inglês — Ano 1</w:t>
       </w:r>
     </w:p>
     <w:tbl>
@@ -5446,9 +6446,9 @@
         </w:tblBorders>
       </w:tblPr>
       <w:tblGrid>
-        <w:gridCol w:w="3312"/>
-        <w:gridCol w:w="3312"/>
-        <w:gridCol w:w="3312"/>
+        <w:gridCol w:w="3360"/>
+        <w:gridCol w:w="3360"/>
+        <w:gridCol w:w="3360"/>
       </w:tblGrid>
       <w:tr>
         <w:tc>
@@ -5478,13 +6478,13 @@
                 <w:color w:val="0F172A"/>
                 <w:sz w:val="22"/>
               </w:rPr>
-              <w:t>Língua Portuguesa e Literatura — Ano 1</w:t>
-            </w:r>
-          </w:p>
-        </w:tc>
-        <w:tc>
-          <w:tcPr>
-            <w:tcW w:type="dxa" w:w="6624"/>
+              <w:t>Inglês — Ano 1</w:t>
+            </w:r>
+          </w:p>
+        </w:tc>
+        <w:tc>
+          <w:tcPr>
+            <w:tcW w:type="dxa" w:w="6720"/>
             <w:gridSpan w:val="2"/>
             <w:tcMar>
               <w:top w:w="70" w:type="dxa"/>
@@ -5515,7 +6515,7 @@
       <w:tr>
         <w:tc>
           <w:tcPr>
-            <w:tcW w:type="dxa" w:w="3312"/>
+            <w:tcW w:type="dxa" w:w="3360"/>
             <w:tcMar>
               <w:top w:w="40" w:type="dxa"/>
               <w:bottom w:w="40" w:type="dxa"/>
@@ -5535,7 +6535,7 @@
         </w:tc>
         <w:tc>
           <w:tcPr>
-            <w:tcW w:type="dxa" w:w="3312"/>
+            <w:tcW w:type="dxa" w:w="3360"/>
             <w:tcMar>
               <w:top w:w="40" w:type="dxa"/>
               <w:bottom w:w="40" w:type="dxa"/>
@@ -5563,7 +6563,7 @@
         </w:tc>
         <w:tc>
           <w:tcPr>
-            <w:tcW w:type="dxa" w:w="3312"/>
+            <w:tcW w:type="dxa" w:w="3360"/>
             <w:tcMar>
               <w:top w:w="40" w:type="dxa"/>
               <w:bottom w:w="40" w:type="dxa"/>
@@ -5593,7 +6593,7 @@
       <w:tr>
         <w:tc>
           <w:tcPr>
-            <w:tcW w:type="dxa" w:w="9936"/>
+            <w:tcW w:type="dxa" w:w="10080"/>
             <w:gridSpan w:val="3"/>
             <w:tcMar>
               <w:top w:w="70" w:type="dxa"/>
@@ -5633,7 +6633,7 @@
       <w:tr>
         <w:tc>
           <w:tcPr>
-            <w:tcW w:type="dxa" w:w="9936"/>
+            <w:tcW w:type="dxa" w:w="10080"/>
             <w:gridSpan w:val="3"/>
             <w:tcMar>
               <w:top w:w="70" w:type="dxa"/>
@@ -5658,7 +6658,7 @@
       <w:tr>
         <w:tc>
           <w:tcPr>
-            <w:tcW w:type="dxa" w:w="9936"/>
+            <w:tcW w:type="dxa" w:w="10080"/>
             <w:gridSpan w:val="3"/>
             <w:tcMar>
               <w:top w:w="70" w:type="dxa"/>
@@ -5683,7 +6683,7 @@
       <w:tr>
         <w:tc>
           <w:tcPr>
-            <w:tcW w:type="dxa" w:w="9936"/>
+            <w:tcW w:type="dxa" w:w="10080"/>
             <w:gridSpan w:val="3"/>
             <w:tcMar>
               <w:top w:w="70" w:type="dxa"/>
@@ -5709,7 +6709,7 @@
       <w:tr>
         <w:tc>
           <w:tcPr>
-            <w:tcW w:type="dxa" w:w="9936"/>
+            <w:tcW w:type="dxa" w:w="10080"/>
             <w:gridSpan w:val="3"/>
             <w:tcMar>
               <w:top w:w="70" w:type="dxa"/>
@@ -5734,11 +6734,11 @@
       <w:tr>
         <w:tc>
           <w:tcPr>
-            <w:tcW w:type="dxa" w:w="9936"/>
+            <w:tcW w:type="dxa" w:w="10080"/>
             <w:gridSpan w:val="3"/>
             <w:tcMar>
-              <w:top w:w="20" w:type="dxa"/>
-              <w:bottom w:w="20" w:type="dxa"/>
+              <w:top w:w="30" w:type="dxa"/>
+              <w:bottom w:w="30" w:type="dxa"/>
               <w:left w:w="90" w:type="dxa"/>
               <w:right w:w="90" w:type="dxa"/>
             </w:tcMar>
@@ -5748,12 +6748,23 @@
             <w:pPr>
               <w:jc w:val="right"/>
             </w:pPr>
+            <w:hyperlink w:anchor="sumario_geral" w:history="1">
+              <w:r>
+                <w:rPr>
+                  <w:color w:val="0284C7"/>
+                  <w:u w:val="single"/>
+                  <w:b/>
+                  <w:sz w:val="16"/>
+                </w:rPr>
+                <w:t>🔝 Voltar ao Sumário Geral</w:t>
+              </w:r>
+            </w:hyperlink>
             <w:r>
               <w:rPr>
                 <w:color w:val="64748B"/>
                 <w:sz w:val="15"/>
               </w:rPr>
-              <w:t>PPC Técnico em Administração (IFSC Garopaba) • UC 04</w:t>
+              <w:t xml:space="preserve">   |   PPC Técnico em Administração (IFSC Garopaba) • UC 03</w:t>
             </w:r>
           </w:p>
         </w:tc>
@@ -5762,6 +6773,21 @@
     <w:p>
       <w:r>
         <w:br w:type="page"/>
+      </w:r>
+    </w:p>
+    <w:p>
+      <w:pPr>
+        <w:spacing w:before="120" w:after="60"/>
+      </w:pPr>
+      <w:bookmarkStart w:id="204" w:name="uc_4"/>
+      <w:bookmarkEnd w:id="204"/>
+      <w:r>
+        <w:rPr>
+          <w:b/>
+          <w:color w:val="108C50"/>
+          <w:sz w:val="22"/>
+        </w:rPr>
+        <w:t>UC 04 — Língua Portuguesa e Literatura — Ano 1</w:t>
       </w:r>
     </w:p>
     <w:tbl>
@@ -5779,9 +6805,9 @@
         </w:tblBorders>
       </w:tblPr>
       <w:tblGrid>
-        <w:gridCol w:w="3312"/>
-        <w:gridCol w:w="3312"/>
-        <w:gridCol w:w="3312"/>
+        <w:gridCol w:w="3360"/>
+        <w:gridCol w:w="3360"/>
+        <w:gridCol w:w="3360"/>
       </w:tblGrid>
       <w:tr>
         <w:tc>
@@ -5811,13 +6837,13 @@
                 <w:color w:val="0F172A"/>
                 <w:sz w:val="22"/>
               </w:rPr>
-              <w:t>Espanhol — Ano 1</w:t>
-            </w:r>
-          </w:p>
-        </w:tc>
-        <w:tc>
-          <w:tcPr>
-            <w:tcW w:type="dxa" w:w="6624"/>
+              <w:t>Língua Portuguesa e Literatura — Ano 1</w:t>
+            </w:r>
+          </w:p>
+        </w:tc>
+        <w:tc>
+          <w:tcPr>
+            <w:tcW w:type="dxa" w:w="6720"/>
             <w:gridSpan w:val="2"/>
             <w:tcMar>
               <w:top w:w="70" w:type="dxa"/>
@@ -5848,7 +6874,7 @@
       <w:tr>
         <w:tc>
           <w:tcPr>
-            <w:tcW w:type="dxa" w:w="3312"/>
+            <w:tcW w:type="dxa" w:w="3360"/>
             <w:tcMar>
               <w:top w:w="40" w:type="dxa"/>
               <w:bottom w:w="40" w:type="dxa"/>
@@ -5868,7 +6894,7 @@
         </w:tc>
         <w:tc>
           <w:tcPr>
-            <w:tcW w:type="dxa" w:w="3312"/>
+            <w:tcW w:type="dxa" w:w="3360"/>
             <w:tcMar>
               <w:top w:w="40" w:type="dxa"/>
               <w:bottom w:w="40" w:type="dxa"/>
@@ -5896,7 +6922,7 @@
         </w:tc>
         <w:tc>
           <w:tcPr>
-            <w:tcW w:type="dxa" w:w="3312"/>
+            <w:tcW w:type="dxa" w:w="3360"/>
             <w:tcMar>
               <w:top w:w="40" w:type="dxa"/>
               <w:bottom w:w="40" w:type="dxa"/>
@@ -5926,7 +6952,7 @@
       <w:tr>
         <w:tc>
           <w:tcPr>
-            <w:tcW w:type="dxa" w:w="9936"/>
+            <w:tcW w:type="dxa" w:w="10080"/>
             <w:gridSpan w:val="3"/>
             <w:tcMar>
               <w:top w:w="70" w:type="dxa"/>
@@ -5966,7 +6992,7 @@
       <w:tr>
         <w:tc>
           <w:tcPr>
-            <w:tcW w:type="dxa" w:w="9936"/>
+            <w:tcW w:type="dxa" w:w="10080"/>
             <w:gridSpan w:val="3"/>
             <w:tcMar>
               <w:top w:w="70" w:type="dxa"/>
@@ -5991,7 +7017,7 @@
       <w:tr>
         <w:tc>
           <w:tcPr>
-            <w:tcW w:type="dxa" w:w="9936"/>
+            <w:tcW w:type="dxa" w:w="10080"/>
             <w:gridSpan w:val="3"/>
             <w:tcMar>
               <w:top w:w="70" w:type="dxa"/>
@@ -6016,7 +7042,7 @@
       <w:tr>
         <w:tc>
           <w:tcPr>
-            <w:tcW w:type="dxa" w:w="9936"/>
+            <w:tcW w:type="dxa" w:w="10080"/>
             <w:gridSpan w:val="3"/>
             <w:tcMar>
               <w:top w:w="70" w:type="dxa"/>
@@ -6042,7 +7068,7 @@
       <w:tr>
         <w:tc>
           <w:tcPr>
-            <w:tcW w:type="dxa" w:w="9936"/>
+            <w:tcW w:type="dxa" w:w="10080"/>
             <w:gridSpan w:val="3"/>
             <w:tcMar>
               <w:top w:w="70" w:type="dxa"/>
@@ -6067,11 +7093,11 @@
       <w:tr>
         <w:tc>
           <w:tcPr>
-            <w:tcW w:type="dxa" w:w="9936"/>
+            <w:tcW w:type="dxa" w:w="10080"/>
             <w:gridSpan w:val="3"/>
             <w:tcMar>
-              <w:top w:w="20" w:type="dxa"/>
-              <w:bottom w:w="20" w:type="dxa"/>
+              <w:top w:w="30" w:type="dxa"/>
+              <w:bottom w:w="30" w:type="dxa"/>
               <w:left w:w="90" w:type="dxa"/>
               <w:right w:w="90" w:type="dxa"/>
             </w:tcMar>
@@ -6081,12 +7107,23 @@
             <w:pPr>
               <w:jc w:val="right"/>
             </w:pPr>
+            <w:hyperlink w:anchor="sumario_geral" w:history="1">
+              <w:r>
+                <w:rPr>
+                  <w:color w:val="0284C7"/>
+                  <w:u w:val="single"/>
+                  <w:b/>
+                  <w:sz w:val="16"/>
+                </w:rPr>
+                <w:t>🔝 Voltar ao Sumário Geral</w:t>
+              </w:r>
+            </w:hyperlink>
             <w:r>
               <w:rPr>
                 <w:color w:val="64748B"/>
                 <w:sz w:val="15"/>
               </w:rPr>
-              <w:t>PPC Técnico em Administração (IFSC Garopaba) • UC 05</w:t>
+              <w:t xml:space="preserve">   |   PPC Técnico em Administração (IFSC Garopaba) • UC 04</w:t>
             </w:r>
           </w:p>
         </w:tc>
@@ -6095,6 +7132,21 @@
     <w:p>
       <w:r>
         <w:br w:type="page"/>
+      </w:r>
+    </w:p>
+    <w:p>
+      <w:pPr>
+        <w:spacing w:before="120" w:after="60"/>
+      </w:pPr>
+      <w:bookmarkStart w:id="205" w:name="uc_5"/>
+      <w:bookmarkEnd w:id="205"/>
+      <w:r>
+        <w:rPr>
+          <w:b/>
+          <w:color w:val="108C50"/>
+          <w:sz w:val="22"/>
+        </w:rPr>
+        <w:t>UC 05 — Espanhol — Ano 1</w:t>
       </w:r>
     </w:p>
     <w:tbl>
@@ -6112,9 +7164,9 @@
         </w:tblBorders>
       </w:tblPr>
       <w:tblGrid>
-        <w:gridCol w:w="3312"/>
-        <w:gridCol w:w="3312"/>
-        <w:gridCol w:w="3312"/>
+        <w:gridCol w:w="3360"/>
+        <w:gridCol w:w="3360"/>
+        <w:gridCol w:w="3360"/>
       </w:tblGrid>
       <w:tr>
         <w:tc>
@@ -6144,13 +7196,13 @@
                 <w:color w:val="0F172A"/>
                 <w:sz w:val="22"/>
               </w:rPr>
-              <w:t>Biologia — Ano 1</w:t>
-            </w:r>
-          </w:p>
-        </w:tc>
-        <w:tc>
-          <w:tcPr>
-            <w:tcW w:type="dxa" w:w="6624"/>
+              <w:t>Espanhol — Ano 1</w:t>
+            </w:r>
+          </w:p>
+        </w:tc>
+        <w:tc>
+          <w:tcPr>
+            <w:tcW w:type="dxa" w:w="6720"/>
             <w:gridSpan w:val="2"/>
             <w:tcMar>
               <w:top w:w="70" w:type="dxa"/>
@@ -6181,7 +7233,7 @@
       <w:tr>
         <w:tc>
           <w:tcPr>
-            <w:tcW w:type="dxa" w:w="3312"/>
+            <w:tcW w:type="dxa" w:w="3360"/>
             <w:tcMar>
               <w:top w:w="40" w:type="dxa"/>
               <w:bottom w:w="40" w:type="dxa"/>
@@ -6201,7 +7253,7 @@
         </w:tc>
         <w:tc>
           <w:tcPr>
-            <w:tcW w:type="dxa" w:w="3312"/>
+            <w:tcW w:type="dxa" w:w="3360"/>
             <w:tcMar>
               <w:top w:w="40" w:type="dxa"/>
               <w:bottom w:w="40" w:type="dxa"/>
@@ -6229,7 +7281,7 @@
         </w:tc>
         <w:tc>
           <w:tcPr>
-            <w:tcW w:type="dxa" w:w="3312"/>
+            <w:tcW w:type="dxa" w:w="3360"/>
             <w:tcMar>
               <w:top w:w="40" w:type="dxa"/>
               <w:bottom w:w="40" w:type="dxa"/>
@@ -6259,7 +7311,7 @@
       <w:tr>
         <w:tc>
           <w:tcPr>
-            <w:tcW w:type="dxa" w:w="9936"/>
+            <w:tcW w:type="dxa" w:w="10080"/>
             <w:gridSpan w:val="3"/>
             <w:tcMar>
               <w:top w:w="70" w:type="dxa"/>
@@ -6299,7 +7351,7 @@
       <w:tr>
         <w:tc>
           <w:tcPr>
-            <w:tcW w:type="dxa" w:w="9936"/>
+            <w:tcW w:type="dxa" w:w="10080"/>
             <w:gridSpan w:val="3"/>
             <w:tcMar>
               <w:top w:w="70" w:type="dxa"/>
@@ -6324,7 +7376,7 @@
       <w:tr>
         <w:tc>
           <w:tcPr>
-            <w:tcW w:type="dxa" w:w="9936"/>
+            <w:tcW w:type="dxa" w:w="10080"/>
             <w:gridSpan w:val="3"/>
             <w:tcMar>
               <w:top w:w="70" w:type="dxa"/>
@@ -6349,7 +7401,7 @@
       <w:tr>
         <w:tc>
           <w:tcPr>
-            <w:tcW w:type="dxa" w:w="9936"/>
+            <w:tcW w:type="dxa" w:w="10080"/>
             <w:gridSpan w:val="3"/>
             <w:tcMar>
               <w:top w:w="70" w:type="dxa"/>
@@ -6375,7 +7427,7 @@
       <w:tr>
         <w:tc>
           <w:tcPr>
-            <w:tcW w:type="dxa" w:w="9936"/>
+            <w:tcW w:type="dxa" w:w="10080"/>
             <w:gridSpan w:val="3"/>
             <w:tcMar>
               <w:top w:w="70" w:type="dxa"/>
@@ -6400,11 +7452,11 @@
       <w:tr>
         <w:tc>
           <w:tcPr>
-            <w:tcW w:type="dxa" w:w="9936"/>
+            <w:tcW w:type="dxa" w:w="10080"/>
             <w:gridSpan w:val="3"/>
             <w:tcMar>
-              <w:top w:w="20" w:type="dxa"/>
-              <w:bottom w:w="20" w:type="dxa"/>
+              <w:top w:w="30" w:type="dxa"/>
+              <w:bottom w:w="30" w:type="dxa"/>
               <w:left w:w="90" w:type="dxa"/>
               <w:right w:w="90" w:type="dxa"/>
             </w:tcMar>
@@ -6414,12 +7466,23 @@
             <w:pPr>
               <w:jc w:val="right"/>
             </w:pPr>
+            <w:hyperlink w:anchor="sumario_geral" w:history="1">
+              <w:r>
+                <w:rPr>
+                  <w:color w:val="0284C7"/>
+                  <w:u w:val="single"/>
+                  <w:b/>
+                  <w:sz w:val="16"/>
+                </w:rPr>
+                <w:t>🔝 Voltar ao Sumário Geral</w:t>
+              </w:r>
+            </w:hyperlink>
             <w:r>
               <w:rPr>
                 <w:color w:val="64748B"/>
                 <w:sz w:val="15"/>
               </w:rPr>
-              <w:t>PPC Técnico em Administração (IFSC Garopaba) • UC 06</w:t>
+              <w:t xml:space="preserve">   |   PPC Técnico em Administração (IFSC Garopaba) • UC 05</w:t>
             </w:r>
           </w:p>
         </w:tc>
@@ -6428,6 +7491,21 @@
     <w:p>
       <w:r>
         <w:br w:type="page"/>
+      </w:r>
+    </w:p>
+    <w:p>
+      <w:pPr>
+        <w:spacing w:before="120" w:after="60"/>
+      </w:pPr>
+      <w:bookmarkStart w:id="206" w:name="uc_6"/>
+      <w:bookmarkEnd w:id="206"/>
+      <w:r>
+        <w:rPr>
+          <w:b/>
+          <w:color w:val="108C50"/>
+          <w:sz w:val="22"/>
+        </w:rPr>
+        <w:t>UC 06 — Biologia — Ano 1</w:t>
       </w:r>
     </w:p>
     <w:tbl>
@@ -6445,9 +7523,9 @@
         </w:tblBorders>
       </w:tblPr>
       <w:tblGrid>
-        <w:gridCol w:w="3312"/>
-        <w:gridCol w:w="3312"/>
-        <w:gridCol w:w="3312"/>
+        <w:gridCol w:w="3360"/>
+        <w:gridCol w:w="3360"/>
+        <w:gridCol w:w="3360"/>
       </w:tblGrid>
       <w:tr>
         <w:tc>
@@ -6477,13 +7555,13 @@
                 <w:color w:val="0F172A"/>
                 <w:sz w:val="22"/>
               </w:rPr>
-              <w:t>Física — Ano 1</w:t>
-            </w:r>
-          </w:p>
-        </w:tc>
-        <w:tc>
-          <w:tcPr>
-            <w:tcW w:type="dxa" w:w="6624"/>
+              <w:t>Biologia — Ano 1</w:t>
+            </w:r>
+          </w:p>
+        </w:tc>
+        <w:tc>
+          <w:tcPr>
+            <w:tcW w:type="dxa" w:w="6720"/>
             <w:gridSpan w:val="2"/>
             <w:tcMar>
               <w:top w:w="70" w:type="dxa"/>
@@ -6506,7 +7584,7 @@
                 <w:b/>
                 <w:sz w:val="19"/>
               </w:rPr>
-              <w:t>2º</w:t>
+              <w:t>1º e 2º</w:t>
             </w:r>
           </w:p>
         </w:tc>
@@ -6514,7 +7592,7 @@
       <w:tr>
         <w:tc>
           <w:tcPr>
-            <w:tcW w:type="dxa" w:w="3312"/>
+            <w:tcW w:type="dxa" w:w="3360"/>
             <w:tcMar>
               <w:top w:w="40" w:type="dxa"/>
               <w:bottom w:w="40" w:type="dxa"/>
@@ -6534,7 +7612,7 @@
         </w:tc>
         <w:tc>
           <w:tcPr>
-            <w:tcW w:type="dxa" w:w="3312"/>
+            <w:tcW w:type="dxa" w:w="3360"/>
             <w:tcMar>
               <w:top w:w="40" w:type="dxa"/>
               <w:bottom w:w="40" w:type="dxa"/>
@@ -6562,7 +7640,7 @@
         </w:tc>
         <w:tc>
           <w:tcPr>
-            <w:tcW w:type="dxa" w:w="3312"/>
+            <w:tcW w:type="dxa" w:w="3360"/>
             <w:tcMar>
               <w:top w:w="40" w:type="dxa"/>
               <w:bottom w:w="40" w:type="dxa"/>
@@ -6584,7 +7662,7 @@
                 <w:b/>
                 <w:sz w:val="18"/>
               </w:rPr>
-              <w:t>40 h</w:t>
+              <w:t>80 h</w:t>
             </w:r>
           </w:p>
         </w:tc>
@@ -6592,7 +7670,7 @@
       <w:tr>
         <w:tc>
           <w:tcPr>
-            <w:tcW w:type="dxa" w:w="9936"/>
+            <w:tcW w:type="dxa" w:w="10080"/>
             <w:gridSpan w:val="3"/>
             <w:tcMar>
               <w:top w:w="70" w:type="dxa"/>
@@ -6632,7 +7710,7 @@
       <w:tr>
         <w:tc>
           <w:tcPr>
-            <w:tcW w:type="dxa" w:w="9936"/>
+            <w:tcW w:type="dxa" w:w="10080"/>
             <w:gridSpan w:val="3"/>
             <w:tcMar>
               <w:top w:w="70" w:type="dxa"/>
@@ -6657,7 +7735,7 @@
       <w:tr>
         <w:tc>
           <w:tcPr>
-            <w:tcW w:type="dxa" w:w="9936"/>
+            <w:tcW w:type="dxa" w:w="10080"/>
             <w:gridSpan w:val="3"/>
             <w:tcMar>
               <w:top w:w="70" w:type="dxa"/>
@@ -6682,7 +7760,7 @@
       <w:tr>
         <w:tc>
           <w:tcPr>
-            <w:tcW w:type="dxa" w:w="9936"/>
+            <w:tcW w:type="dxa" w:w="10080"/>
             <w:gridSpan w:val="3"/>
             <w:tcMar>
               <w:top w:w="70" w:type="dxa"/>
@@ -6708,7 +7786,7 @@
       <w:tr>
         <w:tc>
           <w:tcPr>
-            <w:tcW w:type="dxa" w:w="9936"/>
+            <w:tcW w:type="dxa" w:w="10080"/>
             <w:gridSpan w:val="3"/>
             <w:tcMar>
               <w:top w:w="70" w:type="dxa"/>
@@ -6733,11 +7811,11 @@
       <w:tr>
         <w:tc>
           <w:tcPr>
-            <w:tcW w:type="dxa" w:w="9936"/>
+            <w:tcW w:type="dxa" w:w="10080"/>
             <w:gridSpan w:val="3"/>
             <w:tcMar>
-              <w:top w:w="20" w:type="dxa"/>
-              <w:bottom w:w="20" w:type="dxa"/>
+              <w:top w:w="30" w:type="dxa"/>
+              <w:bottom w:w="30" w:type="dxa"/>
               <w:left w:w="90" w:type="dxa"/>
               <w:right w:w="90" w:type="dxa"/>
             </w:tcMar>
@@ -6747,12 +7825,23 @@
             <w:pPr>
               <w:jc w:val="right"/>
             </w:pPr>
+            <w:hyperlink w:anchor="sumario_geral" w:history="1">
+              <w:r>
+                <w:rPr>
+                  <w:color w:val="0284C7"/>
+                  <w:u w:val="single"/>
+                  <w:b/>
+                  <w:sz w:val="16"/>
+                </w:rPr>
+                <w:t>🔝 Voltar ao Sumário Geral</w:t>
+              </w:r>
+            </w:hyperlink>
             <w:r>
               <w:rPr>
                 <w:color w:val="64748B"/>
                 <w:sz w:val="15"/>
               </w:rPr>
-              <w:t>PPC Técnico em Administração (IFSC Garopaba) • UC 07</w:t>
+              <w:t xml:space="preserve">   |   PPC Técnico em Administração (IFSC Garopaba) • UC 06</w:t>
             </w:r>
           </w:p>
         </w:tc>
@@ -6761,6 +7850,21 @@
     <w:p>
       <w:r>
         <w:br w:type="page"/>
+      </w:r>
+    </w:p>
+    <w:p>
+      <w:pPr>
+        <w:spacing w:before="120" w:after="60"/>
+      </w:pPr>
+      <w:bookmarkStart w:id="207" w:name="uc_7"/>
+      <w:bookmarkEnd w:id="207"/>
+      <w:r>
+        <w:rPr>
+          <w:b/>
+          <w:color w:val="108C50"/>
+          <w:sz w:val="22"/>
+        </w:rPr>
+        <w:t>UC 07 — Física — Ano 1</w:t>
       </w:r>
     </w:p>
     <w:tbl>
@@ -6778,9 +7882,9 @@
         </w:tblBorders>
       </w:tblPr>
       <w:tblGrid>
-        <w:gridCol w:w="3312"/>
-        <w:gridCol w:w="3312"/>
-        <w:gridCol w:w="3312"/>
+        <w:gridCol w:w="3360"/>
+        <w:gridCol w:w="3360"/>
+        <w:gridCol w:w="3360"/>
       </w:tblGrid>
       <w:tr>
         <w:tc>
@@ -6810,13 +7914,13 @@
                 <w:color w:val="0F172A"/>
                 <w:sz w:val="22"/>
               </w:rPr>
-              <w:t>Matemática — Ano 1</w:t>
-            </w:r>
-          </w:p>
-        </w:tc>
-        <w:tc>
-          <w:tcPr>
-            <w:tcW w:type="dxa" w:w="6624"/>
+              <w:t>Física — Ano 1</w:t>
+            </w:r>
+          </w:p>
+        </w:tc>
+        <w:tc>
+          <w:tcPr>
+            <w:tcW w:type="dxa" w:w="6720"/>
             <w:gridSpan w:val="2"/>
             <w:tcMar>
               <w:top w:w="70" w:type="dxa"/>
@@ -6839,7 +7943,7 @@
                 <w:b/>
                 <w:sz w:val="19"/>
               </w:rPr>
-              <w:t>1º e 2º</w:t>
+              <w:t>2º</w:t>
             </w:r>
           </w:p>
         </w:tc>
@@ -6847,7 +7951,7 @@
       <w:tr>
         <w:tc>
           <w:tcPr>
-            <w:tcW w:type="dxa" w:w="3312"/>
+            <w:tcW w:type="dxa" w:w="3360"/>
             <w:tcMar>
               <w:top w:w="40" w:type="dxa"/>
               <w:bottom w:w="40" w:type="dxa"/>
@@ -6867,7 +7971,7 @@
         </w:tc>
         <w:tc>
           <w:tcPr>
-            <w:tcW w:type="dxa" w:w="3312"/>
+            <w:tcW w:type="dxa" w:w="3360"/>
             <w:tcMar>
               <w:top w:w="40" w:type="dxa"/>
               <w:bottom w:w="40" w:type="dxa"/>
@@ -6895,7 +7999,7 @@
         </w:tc>
         <w:tc>
           <w:tcPr>
-            <w:tcW w:type="dxa" w:w="3312"/>
+            <w:tcW w:type="dxa" w:w="3360"/>
             <w:tcMar>
               <w:top w:w="40" w:type="dxa"/>
               <w:bottom w:w="40" w:type="dxa"/>
@@ -6917,7 +8021,7 @@
                 <w:b/>
                 <w:sz w:val="18"/>
               </w:rPr>
-              <w:t>80 h</w:t>
+              <w:t>40 h</w:t>
             </w:r>
           </w:p>
         </w:tc>
@@ -6925,7 +8029,7 @@
       <w:tr>
         <w:tc>
           <w:tcPr>
-            <w:tcW w:type="dxa" w:w="9936"/>
+            <w:tcW w:type="dxa" w:w="10080"/>
             <w:gridSpan w:val="3"/>
             <w:tcMar>
               <w:top w:w="70" w:type="dxa"/>
@@ -6965,7 +8069,7 @@
       <w:tr>
         <w:tc>
           <w:tcPr>
-            <w:tcW w:type="dxa" w:w="9936"/>
+            <w:tcW w:type="dxa" w:w="10080"/>
             <w:gridSpan w:val="3"/>
             <w:tcMar>
               <w:top w:w="70" w:type="dxa"/>
@@ -6990,7 +8094,7 @@
       <w:tr>
         <w:tc>
           <w:tcPr>
-            <w:tcW w:type="dxa" w:w="9936"/>
+            <w:tcW w:type="dxa" w:w="10080"/>
             <w:gridSpan w:val="3"/>
             <w:tcMar>
               <w:top w:w="70" w:type="dxa"/>
@@ -7015,7 +8119,7 @@
       <w:tr>
         <w:tc>
           <w:tcPr>
-            <w:tcW w:type="dxa" w:w="9936"/>
+            <w:tcW w:type="dxa" w:w="10080"/>
             <w:gridSpan w:val="3"/>
             <w:tcMar>
               <w:top w:w="70" w:type="dxa"/>
@@ -7041,7 +8145,7 @@
       <w:tr>
         <w:tc>
           <w:tcPr>
-            <w:tcW w:type="dxa" w:w="9936"/>
+            <w:tcW w:type="dxa" w:w="10080"/>
             <w:gridSpan w:val="3"/>
             <w:tcMar>
               <w:top w:w="70" w:type="dxa"/>
@@ -7066,11 +8170,11 @@
       <w:tr>
         <w:tc>
           <w:tcPr>
-            <w:tcW w:type="dxa" w:w="9936"/>
+            <w:tcW w:type="dxa" w:w="10080"/>
             <w:gridSpan w:val="3"/>
             <w:tcMar>
-              <w:top w:w="20" w:type="dxa"/>
-              <w:bottom w:w="20" w:type="dxa"/>
+              <w:top w:w="30" w:type="dxa"/>
+              <w:bottom w:w="30" w:type="dxa"/>
               <w:left w:w="90" w:type="dxa"/>
               <w:right w:w="90" w:type="dxa"/>
             </w:tcMar>
@@ -7080,12 +8184,23 @@
             <w:pPr>
               <w:jc w:val="right"/>
             </w:pPr>
+            <w:hyperlink w:anchor="sumario_geral" w:history="1">
+              <w:r>
+                <w:rPr>
+                  <w:color w:val="0284C7"/>
+                  <w:u w:val="single"/>
+                  <w:b/>
+                  <w:sz w:val="16"/>
+                </w:rPr>
+                <w:t>🔝 Voltar ao Sumário Geral</w:t>
+              </w:r>
+            </w:hyperlink>
             <w:r>
               <w:rPr>
                 <w:color w:val="64748B"/>
                 <w:sz w:val="15"/>
               </w:rPr>
-              <w:t>PPC Técnico em Administração (IFSC Garopaba) • UC 08</w:t>
+              <w:t xml:space="preserve">   |   PPC Técnico em Administração (IFSC Garopaba) • UC 07</w:t>
             </w:r>
           </w:p>
         </w:tc>
@@ -7094,6 +8209,21 @@
     <w:p>
       <w:r>
         <w:br w:type="page"/>
+      </w:r>
+    </w:p>
+    <w:p>
+      <w:pPr>
+        <w:spacing w:before="120" w:after="60"/>
+      </w:pPr>
+      <w:bookmarkStart w:id="208" w:name="uc_8"/>
+      <w:bookmarkEnd w:id="208"/>
+      <w:r>
+        <w:rPr>
+          <w:b/>
+          <w:color w:val="108C50"/>
+          <w:sz w:val="22"/>
+        </w:rPr>
+        <w:t>UC 08 — Matemática — Ano 1</w:t>
       </w:r>
     </w:p>
     <w:tbl>
@@ -7111,9 +8241,9 @@
         </w:tblBorders>
       </w:tblPr>
       <w:tblGrid>
-        <w:gridCol w:w="3312"/>
-        <w:gridCol w:w="3312"/>
-        <w:gridCol w:w="3312"/>
+        <w:gridCol w:w="3360"/>
+        <w:gridCol w:w="3360"/>
+        <w:gridCol w:w="3360"/>
       </w:tblGrid>
       <w:tr>
         <w:tc>
@@ -7143,13 +8273,13 @@
                 <w:color w:val="0F172A"/>
                 <w:sz w:val="22"/>
               </w:rPr>
-              <w:t>Química — Ano 1</w:t>
-            </w:r>
-          </w:p>
-        </w:tc>
-        <w:tc>
-          <w:tcPr>
-            <w:tcW w:type="dxa" w:w="6624"/>
+              <w:t>Matemática — Ano 1</w:t>
+            </w:r>
+          </w:p>
+        </w:tc>
+        <w:tc>
+          <w:tcPr>
+            <w:tcW w:type="dxa" w:w="6720"/>
             <w:gridSpan w:val="2"/>
             <w:tcMar>
               <w:top w:w="70" w:type="dxa"/>
@@ -7172,7 +8302,7 @@
                 <w:b/>
                 <w:sz w:val="19"/>
               </w:rPr>
-              <w:t>2º</w:t>
+              <w:t>1º e 2º</w:t>
             </w:r>
           </w:p>
         </w:tc>
@@ -7180,7 +8310,7 @@
       <w:tr>
         <w:tc>
           <w:tcPr>
-            <w:tcW w:type="dxa" w:w="3312"/>
+            <w:tcW w:type="dxa" w:w="3360"/>
             <w:tcMar>
               <w:top w:w="40" w:type="dxa"/>
               <w:bottom w:w="40" w:type="dxa"/>
@@ -7200,7 +8330,7 @@
         </w:tc>
         <w:tc>
           <w:tcPr>
-            <w:tcW w:type="dxa" w:w="3312"/>
+            <w:tcW w:type="dxa" w:w="3360"/>
             <w:tcMar>
               <w:top w:w="40" w:type="dxa"/>
               <w:bottom w:w="40" w:type="dxa"/>
@@ -7228,7 +8358,7 @@
         </w:tc>
         <w:tc>
           <w:tcPr>
-            <w:tcW w:type="dxa" w:w="3312"/>
+            <w:tcW w:type="dxa" w:w="3360"/>
             <w:tcMar>
               <w:top w:w="40" w:type="dxa"/>
               <w:bottom w:w="40" w:type="dxa"/>
@@ -7250,7 +8380,7 @@
                 <w:b/>
                 <w:sz w:val="18"/>
               </w:rPr>
-              <w:t>40 h</w:t>
+              <w:t>80 h</w:t>
             </w:r>
           </w:p>
         </w:tc>
@@ -7258,7 +8388,7 @@
       <w:tr>
         <w:tc>
           <w:tcPr>
-            <w:tcW w:type="dxa" w:w="9936"/>
+            <w:tcW w:type="dxa" w:w="10080"/>
             <w:gridSpan w:val="3"/>
             <w:tcMar>
               <w:top w:w="70" w:type="dxa"/>
@@ -7298,7 +8428,7 @@
       <w:tr>
         <w:tc>
           <w:tcPr>
-            <w:tcW w:type="dxa" w:w="9936"/>
+            <w:tcW w:type="dxa" w:w="10080"/>
             <w:gridSpan w:val="3"/>
             <w:tcMar>
               <w:top w:w="70" w:type="dxa"/>
@@ -7323,7 +8453,7 @@
       <w:tr>
         <w:tc>
           <w:tcPr>
-            <w:tcW w:type="dxa" w:w="9936"/>
+            <w:tcW w:type="dxa" w:w="10080"/>
             <w:gridSpan w:val="3"/>
             <w:tcMar>
               <w:top w:w="70" w:type="dxa"/>
@@ -7348,7 +8478,7 @@
       <w:tr>
         <w:tc>
           <w:tcPr>
-            <w:tcW w:type="dxa" w:w="9936"/>
+            <w:tcW w:type="dxa" w:w="10080"/>
             <w:gridSpan w:val="3"/>
             <w:tcMar>
               <w:top w:w="70" w:type="dxa"/>
@@ -7374,7 +8504,7 @@
       <w:tr>
         <w:tc>
           <w:tcPr>
-            <w:tcW w:type="dxa" w:w="9936"/>
+            <w:tcW w:type="dxa" w:w="10080"/>
             <w:gridSpan w:val="3"/>
             <w:tcMar>
               <w:top w:w="70" w:type="dxa"/>
@@ -7399,11 +8529,11 @@
       <w:tr>
         <w:tc>
           <w:tcPr>
-            <w:tcW w:type="dxa" w:w="9936"/>
+            <w:tcW w:type="dxa" w:w="10080"/>
             <w:gridSpan w:val="3"/>
             <w:tcMar>
-              <w:top w:w="20" w:type="dxa"/>
-              <w:bottom w:w="20" w:type="dxa"/>
+              <w:top w:w="30" w:type="dxa"/>
+              <w:bottom w:w="30" w:type="dxa"/>
               <w:left w:w="90" w:type="dxa"/>
               <w:right w:w="90" w:type="dxa"/>
             </w:tcMar>
@@ -7413,12 +8543,23 @@
             <w:pPr>
               <w:jc w:val="right"/>
             </w:pPr>
+            <w:hyperlink w:anchor="sumario_geral" w:history="1">
+              <w:r>
+                <w:rPr>
+                  <w:color w:val="0284C7"/>
+                  <w:u w:val="single"/>
+                  <w:b/>
+                  <w:sz w:val="16"/>
+                </w:rPr>
+                <w:t>🔝 Voltar ao Sumário Geral</w:t>
+              </w:r>
+            </w:hyperlink>
             <w:r>
               <w:rPr>
                 <w:color w:val="64748B"/>
                 <w:sz w:val="15"/>
               </w:rPr>
-              <w:t>PPC Técnico em Administração (IFSC Garopaba) • UC 09</w:t>
+              <w:t xml:space="preserve">   |   PPC Técnico em Administração (IFSC Garopaba) • UC 08</w:t>
             </w:r>
           </w:p>
         </w:tc>
@@ -7427,6 +8568,21 @@
     <w:p>
       <w:r>
         <w:br w:type="page"/>
+      </w:r>
+    </w:p>
+    <w:p>
+      <w:pPr>
+        <w:spacing w:before="120" w:after="60"/>
+      </w:pPr>
+      <w:bookmarkStart w:id="209" w:name="uc_9"/>
+      <w:bookmarkEnd w:id="209"/>
+      <w:r>
+        <w:rPr>
+          <w:b/>
+          <w:color w:val="108C50"/>
+          <w:sz w:val="22"/>
+        </w:rPr>
+        <w:t>UC 09 — Química — Ano 1</w:t>
       </w:r>
     </w:p>
     <w:tbl>
@@ -7444,9 +8600,9 @@
         </w:tblBorders>
       </w:tblPr>
       <w:tblGrid>
-        <w:gridCol w:w="3312"/>
-        <w:gridCol w:w="3312"/>
-        <w:gridCol w:w="3312"/>
+        <w:gridCol w:w="3360"/>
+        <w:gridCol w:w="3360"/>
+        <w:gridCol w:w="3360"/>
       </w:tblGrid>
       <w:tr>
         <w:tc>
@@ -7476,13 +8632,13 @@
                 <w:color w:val="0F172A"/>
                 <w:sz w:val="22"/>
               </w:rPr>
-              <w:t>Filosofia — Ano 1</w:t>
-            </w:r>
-          </w:p>
-        </w:tc>
-        <w:tc>
-          <w:tcPr>
-            <w:tcW w:type="dxa" w:w="6624"/>
+              <w:t>Química — Ano 1</w:t>
+            </w:r>
+          </w:p>
+        </w:tc>
+        <w:tc>
+          <w:tcPr>
+            <w:tcW w:type="dxa" w:w="6720"/>
             <w:gridSpan w:val="2"/>
             <w:tcMar>
               <w:top w:w="70" w:type="dxa"/>
@@ -7505,7 +8661,7 @@
                 <w:b/>
                 <w:sz w:val="19"/>
               </w:rPr>
-              <w:t>1º e 2º</w:t>
+              <w:t>2º</w:t>
             </w:r>
           </w:p>
         </w:tc>
@@ -7513,7 +8669,7 @@
       <w:tr>
         <w:tc>
           <w:tcPr>
-            <w:tcW w:type="dxa" w:w="3312"/>
+            <w:tcW w:type="dxa" w:w="3360"/>
             <w:tcMar>
               <w:top w:w="40" w:type="dxa"/>
               <w:bottom w:w="40" w:type="dxa"/>
@@ -7533,7 +8689,7 @@
         </w:tc>
         <w:tc>
           <w:tcPr>
-            <w:tcW w:type="dxa" w:w="3312"/>
+            <w:tcW w:type="dxa" w:w="3360"/>
             <w:tcMar>
               <w:top w:w="40" w:type="dxa"/>
               <w:bottom w:w="40" w:type="dxa"/>
@@ -7561,7 +8717,7 @@
         </w:tc>
         <w:tc>
           <w:tcPr>
-            <w:tcW w:type="dxa" w:w="3312"/>
+            <w:tcW w:type="dxa" w:w="3360"/>
             <w:tcMar>
               <w:top w:w="40" w:type="dxa"/>
               <w:bottom w:w="40" w:type="dxa"/>
@@ -7583,7 +8739,7 @@
                 <w:b/>
                 <w:sz w:val="18"/>
               </w:rPr>
-              <w:t>80 h</w:t>
+              <w:t>40 h</w:t>
             </w:r>
           </w:p>
         </w:tc>
@@ -7591,7 +8747,7 @@
       <w:tr>
         <w:tc>
           <w:tcPr>
-            <w:tcW w:type="dxa" w:w="9936"/>
+            <w:tcW w:type="dxa" w:w="10080"/>
             <w:gridSpan w:val="3"/>
             <w:tcMar>
               <w:top w:w="70" w:type="dxa"/>
@@ -7631,7 +8787,7 @@
       <w:tr>
         <w:tc>
           <w:tcPr>
-            <w:tcW w:type="dxa" w:w="9936"/>
+            <w:tcW w:type="dxa" w:w="10080"/>
             <w:gridSpan w:val="3"/>
             <w:tcMar>
               <w:top w:w="70" w:type="dxa"/>
@@ -7656,7 +8812,7 @@
       <w:tr>
         <w:tc>
           <w:tcPr>
-            <w:tcW w:type="dxa" w:w="9936"/>
+            <w:tcW w:type="dxa" w:w="10080"/>
             <w:gridSpan w:val="3"/>
             <w:tcMar>
               <w:top w:w="70" w:type="dxa"/>
@@ -7681,7 +8837,7 @@
       <w:tr>
         <w:tc>
           <w:tcPr>
-            <w:tcW w:type="dxa" w:w="9936"/>
+            <w:tcW w:type="dxa" w:w="10080"/>
             <w:gridSpan w:val="3"/>
             <w:tcMar>
               <w:top w:w="70" w:type="dxa"/>
@@ -7707,7 +8863,7 @@
       <w:tr>
         <w:tc>
           <w:tcPr>
-            <w:tcW w:type="dxa" w:w="9936"/>
+            <w:tcW w:type="dxa" w:w="10080"/>
             <w:gridSpan w:val="3"/>
             <w:tcMar>
               <w:top w:w="70" w:type="dxa"/>
@@ -7732,11 +8888,11 @@
       <w:tr>
         <w:tc>
           <w:tcPr>
-            <w:tcW w:type="dxa" w:w="9936"/>
+            <w:tcW w:type="dxa" w:w="10080"/>
             <w:gridSpan w:val="3"/>
             <w:tcMar>
-              <w:top w:w="20" w:type="dxa"/>
-              <w:bottom w:w="20" w:type="dxa"/>
+              <w:top w:w="30" w:type="dxa"/>
+              <w:bottom w:w="30" w:type="dxa"/>
               <w:left w:w="90" w:type="dxa"/>
               <w:right w:w="90" w:type="dxa"/>
             </w:tcMar>
@@ -7746,12 +8902,23 @@
             <w:pPr>
               <w:jc w:val="right"/>
             </w:pPr>
+            <w:hyperlink w:anchor="sumario_geral" w:history="1">
+              <w:r>
+                <w:rPr>
+                  <w:color w:val="0284C7"/>
+                  <w:u w:val="single"/>
+                  <w:b/>
+                  <w:sz w:val="16"/>
+                </w:rPr>
+                <w:t>🔝 Voltar ao Sumário Geral</w:t>
+              </w:r>
+            </w:hyperlink>
             <w:r>
               <w:rPr>
                 <w:color w:val="64748B"/>
                 <w:sz w:val="15"/>
               </w:rPr>
-              <w:t>PPC Técnico em Administração (IFSC Garopaba) • UC 10</w:t>
+              <w:t xml:space="preserve">   |   PPC Técnico em Administração (IFSC Garopaba) • UC 09</w:t>
             </w:r>
           </w:p>
         </w:tc>
@@ -7760,6 +8927,21 @@
     <w:p>
       <w:r>
         <w:br w:type="page"/>
+      </w:r>
+    </w:p>
+    <w:p>
+      <w:pPr>
+        <w:spacing w:before="120" w:after="60"/>
+      </w:pPr>
+      <w:bookmarkStart w:id="210" w:name="uc_10"/>
+      <w:bookmarkEnd w:id="210"/>
+      <w:r>
+        <w:rPr>
+          <w:b/>
+          <w:color w:val="108C50"/>
+          <w:sz w:val="22"/>
+        </w:rPr>
+        <w:t>UC 10 — Filosofia — Ano 1</w:t>
       </w:r>
     </w:p>
     <w:tbl>
@@ -7777,9 +8959,9 @@
         </w:tblBorders>
       </w:tblPr>
       <w:tblGrid>
-        <w:gridCol w:w="3312"/>
-        <w:gridCol w:w="3312"/>
-        <w:gridCol w:w="3312"/>
+        <w:gridCol w:w="3360"/>
+        <w:gridCol w:w="3360"/>
+        <w:gridCol w:w="3360"/>
       </w:tblGrid>
       <w:tr>
         <w:tc>
@@ -7809,13 +8991,13 @@
                 <w:color w:val="0F172A"/>
                 <w:sz w:val="22"/>
               </w:rPr>
-              <w:t>Geografia — Ano 1</w:t>
-            </w:r>
-          </w:p>
-        </w:tc>
-        <w:tc>
-          <w:tcPr>
-            <w:tcW w:type="dxa" w:w="6624"/>
+              <w:t>Filosofia — Ano 1</w:t>
+            </w:r>
+          </w:p>
+        </w:tc>
+        <w:tc>
+          <w:tcPr>
+            <w:tcW w:type="dxa" w:w="6720"/>
             <w:gridSpan w:val="2"/>
             <w:tcMar>
               <w:top w:w="70" w:type="dxa"/>
@@ -7846,7 +9028,7 @@
       <w:tr>
         <w:tc>
           <w:tcPr>
-            <w:tcW w:type="dxa" w:w="3312"/>
+            <w:tcW w:type="dxa" w:w="3360"/>
             <w:tcMar>
               <w:top w:w="40" w:type="dxa"/>
               <w:bottom w:w="40" w:type="dxa"/>
@@ -7866,7 +9048,7 @@
         </w:tc>
         <w:tc>
           <w:tcPr>
-            <w:tcW w:type="dxa" w:w="3312"/>
+            <w:tcW w:type="dxa" w:w="3360"/>
             <w:tcMar>
               <w:top w:w="40" w:type="dxa"/>
               <w:bottom w:w="40" w:type="dxa"/>
@@ -7894,7 +9076,7 @@
         </w:tc>
         <w:tc>
           <w:tcPr>
-            <w:tcW w:type="dxa" w:w="3312"/>
+            <w:tcW w:type="dxa" w:w="3360"/>
             <w:tcMar>
               <w:top w:w="40" w:type="dxa"/>
               <w:bottom w:w="40" w:type="dxa"/>
@@ -7924,7 +9106,7 @@
       <w:tr>
         <w:tc>
           <w:tcPr>
-            <w:tcW w:type="dxa" w:w="9936"/>
+            <w:tcW w:type="dxa" w:w="10080"/>
             <w:gridSpan w:val="3"/>
             <w:tcMar>
               <w:top w:w="70" w:type="dxa"/>
@@ -7964,7 +9146,7 @@
       <w:tr>
         <w:tc>
           <w:tcPr>
-            <w:tcW w:type="dxa" w:w="9936"/>
+            <w:tcW w:type="dxa" w:w="10080"/>
             <w:gridSpan w:val="3"/>
             <w:tcMar>
               <w:top w:w="70" w:type="dxa"/>
@@ -7989,7 +9171,7 @@
       <w:tr>
         <w:tc>
           <w:tcPr>
-            <w:tcW w:type="dxa" w:w="9936"/>
+            <w:tcW w:type="dxa" w:w="10080"/>
             <w:gridSpan w:val="3"/>
             <w:tcMar>
               <w:top w:w="70" w:type="dxa"/>
@@ -8014,7 +9196,7 @@
       <w:tr>
         <w:tc>
           <w:tcPr>
-            <w:tcW w:type="dxa" w:w="9936"/>
+            <w:tcW w:type="dxa" w:w="10080"/>
             <w:gridSpan w:val="3"/>
             <w:tcMar>
               <w:top w:w="70" w:type="dxa"/>
@@ -8040,7 +9222,7 @@
       <w:tr>
         <w:tc>
           <w:tcPr>
-            <w:tcW w:type="dxa" w:w="9936"/>
+            <w:tcW w:type="dxa" w:w="10080"/>
             <w:gridSpan w:val="3"/>
             <w:tcMar>
               <w:top w:w="70" w:type="dxa"/>
@@ -8065,11 +9247,11 @@
       <w:tr>
         <w:tc>
           <w:tcPr>
-            <w:tcW w:type="dxa" w:w="9936"/>
+            <w:tcW w:type="dxa" w:w="10080"/>
             <w:gridSpan w:val="3"/>
             <w:tcMar>
-              <w:top w:w="20" w:type="dxa"/>
-              <w:bottom w:w="20" w:type="dxa"/>
+              <w:top w:w="30" w:type="dxa"/>
+              <w:bottom w:w="30" w:type="dxa"/>
               <w:left w:w="90" w:type="dxa"/>
               <w:right w:w="90" w:type="dxa"/>
             </w:tcMar>
@@ -8079,12 +9261,23 @@
             <w:pPr>
               <w:jc w:val="right"/>
             </w:pPr>
+            <w:hyperlink w:anchor="sumario_geral" w:history="1">
+              <w:r>
+                <w:rPr>
+                  <w:color w:val="0284C7"/>
+                  <w:u w:val="single"/>
+                  <w:b/>
+                  <w:sz w:val="16"/>
+                </w:rPr>
+                <w:t>🔝 Voltar ao Sumário Geral</w:t>
+              </w:r>
+            </w:hyperlink>
             <w:r>
               <w:rPr>
                 <w:color w:val="64748B"/>
                 <w:sz w:val="15"/>
               </w:rPr>
-              <w:t>PPC Técnico em Administração (IFSC Garopaba) • UC 11</w:t>
+              <w:t xml:space="preserve">   |   PPC Técnico em Administração (IFSC Garopaba) • UC 10</w:t>
             </w:r>
           </w:p>
         </w:tc>
@@ -8093,6 +9286,21 @@
     <w:p>
       <w:r>
         <w:br w:type="page"/>
+      </w:r>
+    </w:p>
+    <w:p>
+      <w:pPr>
+        <w:spacing w:before="120" w:after="60"/>
+      </w:pPr>
+      <w:bookmarkStart w:id="211" w:name="uc_11"/>
+      <w:bookmarkEnd w:id="211"/>
+      <w:r>
+        <w:rPr>
+          <w:b/>
+          <w:color w:val="108C50"/>
+          <w:sz w:val="22"/>
+        </w:rPr>
+        <w:t>UC 11 — Geografia — Ano 1</w:t>
       </w:r>
     </w:p>
     <w:tbl>
@@ -8110,9 +9318,9 @@
         </w:tblBorders>
       </w:tblPr>
       <w:tblGrid>
-        <w:gridCol w:w="3312"/>
-        <w:gridCol w:w="3312"/>
-        <w:gridCol w:w="3312"/>
+        <w:gridCol w:w="3360"/>
+        <w:gridCol w:w="3360"/>
+        <w:gridCol w:w="3360"/>
       </w:tblGrid>
       <w:tr>
         <w:tc>
@@ -8142,13 +9350,13 @@
                 <w:color w:val="0F172A"/>
                 <w:sz w:val="22"/>
               </w:rPr>
-              <w:t>Sociologia — Ano 1</w:t>
-            </w:r>
-          </w:p>
-        </w:tc>
-        <w:tc>
-          <w:tcPr>
-            <w:tcW w:type="dxa" w:w="6624"/>
+              <w:t>Geografia — Ano 1</w:t>
+            </w:r>
+          </w:p>
+        </w:tc>
+        <w:tc>
+          <w:tcPr>
+            <w:tcW w:type="dxa" w:w="6720"/>
             <w:gridSpan w:val="2"/>
             <w:tcMar>
               <w:top w:w="70" w:type="dxa"/>
@@ -8179,7 +9387,7 @@
       <w:tr>
         <w:tc>
           <w:tcPr>
-            <w:tcW w:type="dxa" w:w="3312"/>
+            <w:tcW w:type="dxa" w:w="3360"/>
             <w:tcMar>
               <w:top w:w="40" w:type="dxa"/>
               <w:bottom w:w="40" w:type="dxa"/>
@@ -8199,7 +9407,7 @@
         </w:tc>
         <w:tc>
           <w:tcPr>
-            <w:tcW w:type="dxa" w:w="3312"/>
+            <w:tcW w:type="dxa" w:w="3360"/>
             <w:tcMar>
               <w:top w:w="40" w:type="dxa"/>
               <w:bottom w:w="40" w:type="dxa"/>
@@ -8227,7 +9435,7 @@
         </w:tc>
         <w:tc>
           <w:tcPr>
-            <w:tcW w:type="dxa" w:w="3312"/>
+            <w:tcW w:type="dxa" w:w="3360"/>
             <w:tcMar>
               <w:top w:w="40" w:type="dxa"/>
               <w:bottom w:w="40" w:type="dxa"/>
@@ -8257,7 +9465,7 @@
       <w:tr>
         <w:tc>
           <w:tcPr>
-            <w:tcW w:type="dxa" w:w="9936"/>
+            <w:tcW w:type="dxa" w:w="10080"/>
             <w:gridSpan w:val="3"/>
             <w:tcMar>
               <w:top w:w="70" w:type="dxa"/>
@@ -8297,7 +9505,7 @@
       <w:tr>
         <w:tc>
           <w:tcPr>
-            <w:tcW w:type="dxa" w:w="9936"/>
+            <w:tcW w:type="dxa" w:w="10080"/>
             <w:gridSpan w:val="3"/>
             <w:tcMar>
               <w:top w:w="70" w:type="dxa"/>
@@ -8322,7 +9530,7 @@
       <w:tr>
         <w:tc>
           <w:tcPr>
-            <w:tcW w:type="dxa" w:w="9936"/>
+            <w:tcW w:type="dxa" w:w="10080"/>
             <w:gridSpan w:val="3"/>
             <w:tcMar>
               <w:top w:w="70" w:type="dxa"/>
@@ -8347,7 +9555,7 @@
       <w:tr>
         <w:tc>
           <w:tcPr>
-            <w:tcW w:type="dxa" w:w="9936"/>
+            <w:tcW w:type="dxa" w:w="10080"/>
             <w:gridSpan w:val="3"/>
             <w:tcMar>
               <w:top w:w="70" w:type="dxa"/>
@@ -8373,7 +9581,7 @@
       <w:tr>
         <w:tc>
           <w:tcPr>
-            <w:tcW w:type="dxa" w:w="9936"/>
+            <w:tcW w:type="dxa" w:w="10080"/>
             <w:gridSpan w:val="3"/>
             <w:tcMar>
               <w:top w:w="70" w:type="dxa"/>
@@ -8398,11 +9606,11 @@
       <w:tr>
         <w:tc>
           <w:tcPr>
-            <w:tcW w:type="dxa" w:w="9936"/>
+            <w:tcW w:type="dxa" w:w="10080"/>
             <w:gridSpan w:val="3"/>
             <w:tcMar>
-              <w:top w:w="20" w:type="dxa"/>
-              <w:bottom w:w="20" w:type="dxa"/>
+              <w:top w:w="30" w:type="dxa"/>
+              <w:bottom w:w="30" w:type="dxa"/>
               <w:left w:w="90" w:type="dxa"/>
               <w:right w:w="90" w:type="dxa"/>
             </w:tcMar>
@@ -8412,12 +9620,23 @@
             <w:pPr>
               <w:jc w:val="right"/>
             </w:pPr>
+            <w:hyperlink w:anchor="sumario_geral" w:history="1">
+              <w:r>
+                <w:rPr>
+                  <w:color w:val="0284C7"/>
+                  <w:u w:val="single"/>
+                  <w:b/>
+                  <w:sz w:val="16"/>
+                </w:rPr>
+                <w:t>🔝 Voltar ao Sumário Geral</w:t>
+              </w:r>
+            </w:hyperlink>
             <w:r>
               <w:rPr>
                 <w:color w:val="64748B"/>
                 <w:sz w:val="15"/>
               </w:rPr>
-              <w:t>PPC Técnico em Administração (IFSC Garopaba) • UC 12</w:t>
+              <w:t xml:space="preserve">   |   PPC Técnico em Administração (IFSC Garopaba) • UC 11</w:t>
             </w:r>
           </w:p>
         </w:tc>
@@ -8426,6 +9645,21 @@
     <w:p>
       <w:r>
         <w:br w:type="page"/>
+      </w:r>
+    </w:p>
+    <w:p>
+      <w:pPr>
+        <w:spacing w:before="120" w:after="60"/>
+      </w:pPr>
+      <w:bookmarkStart w:id="212" w:name="uc_12"/>
+      <w:bookmarkEnd w:id="212"/>
+      <w:r>
+        <w:rPr>
+          <w:b/>
+          <w:color w:val="108C50"/>
+          <w:sz w:val="22"/>
+        </w:rPr>
+        <w:t>UC 12 — Sociologia — Ano 1</w:t>
       </w:r>
     </w:p>
     <w:tbl>
@@ -8443,9 +9677,9 @@
         </w:tblBorders>
       </w:tblPr>
       <w:tblGrid>
-        <w:gridCol w:w="3312"/>
-        <w:gridCol w:w="3312"/>
-        <w:gridCol w:w="3312"/>
+        <w:gridCol w:w="3360"/>
+        <w:gridCol w:w="3360"/>
+        <w:gridCol w:w="3360"/>
       </w:tblGrid>
       <w:tr>
         <w:tc>
@@ -8475,13 +9709,13 @@
                 <w:color w:val="0F172A"/>
                 <w:sz w:val="22"/>
               </w:rPr>
-              <w:t>Introdução à Administração</w:t>
-            </w:r>
-          </w:p>
-        </w:tc>
-        <w:tc>
-          <w:tcPr>
-            <w:tcW w:type="dxa" w:w="6624"/>
+              <w:t>Sociologia — Ano 1</w:t>
+            </w:r>
+          </w:p>
+        </w:tc>
+        <w:tc>
+          <w:tcPr>
+            <w:tcW w:type="dxa" w:w="6720"/>
             <w:gridSpan w:val="2"/>
             <w:tcMar>
               <w:top w:w="70" w:type="dxa"/>
@@ -8504,7 +9738,7 @@
                 <w:b/>
                 <w:sz w:val="19"/>
               </w:rPr>
-              <w:t>1º</w:t>
+              <w:t>1º e 2º</w:t>
             </w:r>
           </w:p>
         </w:tc>
@@ -8512,7 +9746,7 @@
       <w:tr>
         <w:tc>
           <w:tcPr>
-            <w:tcW w:type="dxa" w:w="3312"/>
+            <w:tcW w:type="dxa" w:w="3360"/>
             <w:tcMar>
               <w:top w:w="40" w:type="dxa"/>
               <w:bottom w:w="40" w:type="dxa"/>
@@ -8532,7 +9766,7 @@
         </w:tc>
         <w:tc>
           <w:tcPr>
-            <w:tcW w:type="dxa" w:w="3312"/>
+            <w:tcW w:type="dxa" w:w="3360"/>
             <w:tcMar>
               <w:top w:w="40" w:type="dxa"/>
               <w:bottom w:w="40" w:type="dxa"/>
@@ -8560,7 +9794,7 @@
         </w:tc>
         <w:tc>
           <w:tcPr>
-            <w:tcW w:type="dxa" w:w="3312"/>
+            <w:tcW w:type="dxa" w:w="3360"/>
             <w:tcMar>
               <w:top w:w="40" w:type="dxa"/>
               <w:bottom w:w="40" w:type="dxa"/>
@@ -8590,7 +9824,7 @@
       <w:tr>
         <w:tc>
           <w:tcPr>
-            <w:tcW w:type="dxa" w:w="9936"/>
+            <w:tcW w:type="dxa" w:w="10080"/>
             <w:gridSpan w:val="3"/>
             <w:tcMar>
               <w:top w:w="70" w:type="dxa"/>
@@ -8630,7 +9864,7 @@
       <w:tr>
         <w:tc>
           <w:tcPr>
-            <w:tcW w:type="dxa" w:w="9936"/>
+            <w:tcW w:type="dxa" w:w="10080"/>
             <w:gridSpan w:val="3"/>
             <w:tcMar>
               <w:top w:w="70" w:type="dxa"/>
@@ -8655,7 +9889,7 @@
       <w:tr>
         <w:tc>
           <w:tcPr>
-            <w:tcW w:type="dxa" w:w="9936"/>
+            <w:tcW w:type="dxa" w:w="10080"/>
             <w:gridSpan w:val="3"/>
             <w:tcMar>
               <w:top w:w="70" w:type="dxa"/>
@@ -8680,7 +9914,7 @@
       <w:tr>
         <w:tc>
           <w:tcPr>
-            <w:tcW w:type="dxa" w:w="9936"/>
+            <w:tcW w:type="dxa" w:w="10080"/>
             <w:gridSpan w:val="3"/>
             <w:tcMar>
               <w:top w:w="70" w:type="dxa"/>
@@ -8706,7 +9940,7 @@
       <w:tr>
         <w:tc>
           <w:tcPr>
-            <w:tcW w:type="dxa" w:w="9936"/>
+            <w:tcW w:type="dxa" w:w="10080"/>
             <w:gridSpan w:val="3"/>
             <w:tcMar>
               <w:top w:w="70" w:type="dxa"/>
@@ -8731,11 +9965,11 @@
       <w:tr>
         <w:tc>
           <w:tcPr>
-            <w:tcW w:type="dxa" w:w="9936"/>
+            <w:tcW w:type="dxa" w:w="10080"/>
             <w:gridSpan w:val="3"/>
             <w:tcMar>
-              <w:top w:w="20" w:type="dxa"/>
-              <w:bottom w:w="20" w:type="dxa"/>
+              <w:top w:w="30" w:type="dxa"/>
+              <w:bottom w:w="30" w:type="dxa"/>
               <w:left w:w="90" w:type="dxa"/>
               <w:right w:w="90" w:type="dxa"/>
             </w:tcMar>
@@ -8745,12 +9979,23 @@
             <w:pPr>
               <w:jc w:val="right"/>
             </w:pPr>
+            <w:hyperlink w:anchor="sumario_geral" w:history="1">
+              <w:r>
+                <w:rPr>
+                  <w:color w:val="0284C7"/>
+                  <w:u w:val="single"/>
+                  <w:b/>
+                  <w:sz w:val="16"/>
+                </w:rPr>
+                <w:t>🔝 Voltar ao Sumário Geral</w:t>
+              </w:r>
+            </w:hyperlink>
             <w:r>
               <w:rPr>
                 <w:color w:val="64748B"/>
                 <w:sz w:val="15"/>
               </w:rPr>
-              <w:t>PPC Técnico em Administração (IFSC Garopaba) • UC 13</w:t>
+              <w:t xml:space="preserve">   |   PPC Técnico em Administração (IFSC Garopaba) • UC 12</w:t>
             </w:r>
           </w:p>
         </w:tc>
@@ -8759,6 +10004,21 @@
     <w:p>
       <w:r>
         <w:br w:type="page"/>
+      </w:r>
+    </w:p>
+    <w:p>
+      <w:pPr>
+        <w:spacing w:before="120" w:after="60"/>
+      </w:pPr>
+      <w:bookmarkStart w:id="213" w:name="uc_13"/>
+      <w:bookmarkEnd w:id="213"/>
+      <w:r>
+        <w:rPr>
+          <w:b/>
+          <w:color w:val="108C50"/>
+          <w:sz w:val="22"/>
+        </w:rPr>
+        <w:t>UC 13 — Introdução à Administração</w:t>
       </w:r>
     </w:p>
     <w:tbl>
@@ -8776,9 +10036,9 @@
         </w:tblBorders>
       </w:tblPr>
       <w:tblGrid>
-        <w:gridCol w:w="3312"/>
-        <w:gridCol w:w="3312"/>
-        <w:gridCol w:w="3312"/>
+        <w:gridCol w:w="3360"/>
+        <w:gridCol w:w="3360"/>
+        <w:gridCol w:w="3360"/>
       </w:tblGrid>
       <w:tr>
         <w:tc>
@@ -8808,13 +10068,13 @@
                 <w:color w:val="0F172A"/>
                 <w:sz w:val="22"/>
               </w:rPr>
-              <w:t>Sociedade e Trabalho</w:t>
-            </w:r>
-          </w:p>
-        </w:tc>
-        <w:tc>
-          <w:tcPr>
-            <w:tcW w:type="dxa" w:w="6624"/>
+              <w:t>Introdução à Administração</w:t>
+            </w:r>
+          </w:p>
+        </w:tc>
+        <w:tc>
+          <w:tcPr>
+            <w:tcW w:type="dxa" w:w="6720"/>
             <w:gridSpan w:val="2"/>
             <w:tcMar>
               <w:top w:w="70" w:type="dxa"/>
@@ -8845,7 +10105,7 @@
       <w:tr>
         <w:tc>
           <w:tcPr>
-            <w:tcW w:type="dxa" w:w="3312"/>
+            <w:tcW w:type="dxa" w:w="3360"/>
             <w:tcMar>
               <w:top w:w="40" w:type="dxa"/>
               <w:bottom w:w="40" w:type="dxa"/>
@@ -8865,7 +10125,7 @@
         </w:tc>
         <w:tc>
           <w:tcPr>
-            <w:tcW w:type="dxa" w:w="3312"/>
+            <w:tcW w:type="dxa" w:w="3360"/>
             <w:tcMar>
               <w:top w:w="40" w:type="dxa"/>
               <w:bottom w:w="40" w:type="dxa"/>
@@ -8893,7 +10153,7 @@
         </w:tc>
         <w:tc>
           <w:tcPr>
-            <w:tcW w:type="dxa" w:w="3312"/>
+            <w:tcW w:type="dxa" w:w="3360"/>
             <w:tcMar>
               <w:top w:w="40" w:type="dxa"/>
               <w:bottom w:w="40" w:type="dxa"/>
@@ -8915,7 +10175,7 @@
                 <w:b/>
                 <w:sz w:val="18"/>
               </w:rPr>
-              <w:t>40 h</w:t>
+              <w:t>80 h</w:t>
             </w:r>
           </w:p>
         </w:tc>
@@ -8923,7 +10183,7 @@
       <w:tr>
         <w:tc>
           <w:tcPr>
-            <w:tcW w:type="dxa" w:w="9936"/>
+            <w:tcW w:type="dxa" w:w="10080"/>
             <w:gridSpan w:val="3"/>
             <w:tcMar>
               <w:top w:w="70" w:type="dxa"/>
@@ -8963,7 +10223,7 @@
       <w:tr>
         <w:tc>
           <w:tcPr>
-            <w:tcW w:type="dxa" w:w="9936"/>
+            <w:tcW w:type="dxa" w:w="10080"/>
             <w:gridSpan w:val="3"/>
             <w:tcMar>
               <w:top w:w="70" w:type="dxa"/>
@@ -8988,7 +10248,7 @@
       <w:tr>
         <w:tc>
           <w:tcPr>
-            <w:tcW w:type="dxa" w:w="9936"/>
+            <w:tcW w:type="dxa" w:w="10080"/>
             <w:gridSpan w:val="3"/>
             <w:tcMar>
               <w:top w:w="70" w:type="dxa"/>
@@ -9013,7 +10273,7 @@
       <w:tr>
         <w:tc>
           <w:tcPr>
-            <w:tcW w:type="dxa" w:w="9936"/>
+            <w:tcW w:type="dxa" w:w="10080"/>
             <w:gridSpan w:val="3"/>
             <w:tcMar>
               <w:top w:w="70" w:type="dxa"/>
@@ -9039,7 +10299,7 @@
       <w:tr>
         <w:tc>
           <w:tcPr>
-            <w:tcW w:type="dxa" w:w="9936"/>
+            <w:tcW w:type="dxa" w:w="10080"/>
             <w:gridSpan w:val="3"/>
             <w:tcMar>
               <w:top w:w="70" w:type="dxa"/>
@@ -9064,11 +10324,11 @@
       <w:tr>
         <w:tc>
           <w:tcPr>
-            <w:tcW w:type="dxa" w:w="9936"/>
+            <w:tcW w:type="dxa" w:w="10080"/>
             <w:gridSpan w:val="3"/>
             <w:tcMar>
-              <w:top w:w="20" w:type="dxa"/>
-              <w:bottom w:w="20" w:type="dxa"/>
+              <w:top w:w="30" w:type="dxa"/>
+              <w:bottom w:w="30" w:type="dxa"/>
               <w:left w:w="90" w:type="dxa"/>
               <w:right w:w="90" w:type="dxa"/>
             </w:tcMar>
@@ -9078,12 +10338,23 @@
             <w:pPr>
               <w:jc w:val="right"/>
             </w:pPr>
+            <w:hyperlink w:anchor="sumario_geral" w:history="1">
+              <w:r>
+                <w:rPr>
+                  <w:color w:val="0284C7"/>
+                  <w:u w:val="single"/>
+                  <w:b/>
+                  <w:sz w:val="16"/>
+                </w:rPr>
+                <w:t>🔝 Voltar ao Sumário Geral</w:t>
+              </w:r>
+            </w:hyperlink>
             <w:r>
               <w:rPr>
                 <w:color w:val="64748B"/>
                 <w:sz w:val="15"/>
               </w:rPr>
-              <w:t>PPC Técnico em Administração (IFSC Garopaba) • UC 14</w:t>
+              <w:t xml:space="preserve">   |   PPC Técnico em Administração (IFSC Garopaba) • UC 13</w:t>
             </w:r>
           </w:p>
         </w:tc>
@@ -9092,6 +10363,21 @@
     <w:p>
       <w:r>
         <w:br w:type="page"/>
+      </w:r>
+    </w:p>
+    <w:p>
+      <w:pPr>
+        <w:spacing w:before="120" w:after="60"/>
+      </w:pPr>
+      <w:bookmarkStart w:id="214" w:name="uc_14"/>
+      <w:bookmarkEnd w:id="214"/>
+      <w:r>
+        <w:rPr>
+          <w:b/>
+          <w:color w:val="108C50"/>
+          <w:sz w:val="22"/>
+        </w:rPr>
+        <w:t>UC 14 — Sociedade e Trabalho</w:t>
       </w:r>
     </w:p>
     <w:tbl>
@@ -9109,9 +10395,9 @@
         </w:tblBorders>
       </w:tblPr>
       <w:tblGrid>
-        <w:gridCol w:w="3312"/>
-        <w:gridCol w:w="3312"/>
-        <w:gridCol w:w="3312"/>
+        <w:gridCol w:w="3360"/>
+        <w:gridCol w:w="3360"/>
+        <w:gridCol w:w="3360"/>
       </w:tblGrid>
       <w:tr>
         <w:tc>
@@ -9141,13 +10427,13 @@
                 <w:color w:val="0F172A"/>
                 <w:sz w:val="22"/>
               </w:rPr>
-              <w:t>Gestão de Marketing I</w:t>
-            </w:r>
-          </w:p>
-        </w:tc>
-        <w:tc>
-          <w:tcPr>
-            <w:tcW w:type="dxa" w:w="6624"/>
+              <w:t>Sociedade e Trabalho</w:t>
+            </w:r>
+          </w:p>
+        </w:tc>
+        <w:tc>
+          <w:tcPr>
+            <w:tcW w:type="dxa" w:w="6720"/>
             <w:gridSpan w:val="2"/>
             <w:tcMar>
               <w:top w:w="70" w:type="dxa"/>
@@ -9170,7 +10456,7 @@
                 <w:b/>
                 <w:sz w:val="19"/>
               </w:rPr>
-              <w:t>2º</w:t>
+              <w:t>1º</w:t>
             </w:r>
           </w:p>
         </w:tc>
@@ -9178,7 +10464,7 @@
       <w:tr>
         <w:tc>
           <w:tcPr>
-            <w:tcW w:type="dxa" w:w="3312"/>
+            <w:tcW w:type="dxa" w:w="3360"/>
             <w:tcMar>
               <w:top w:w="40" w:type="dxa"/>
               <w:bottom w:w="40" w:type="dxa"/>
@@ -9198,7 +10484,7 @@
         </w:tc>
         <w:tc>
           <w:tcPr>
-            <w:tcW w:type="dxa" w:w="3312"/>
+            <w:tcW w:type="dxa" w:w="3360"/>
             <w:tcMar>
               <w:top w:w="40" w:type="dxa"/>
               <w:bottom w:w="40" w:type="dxa"/>
@@ -9226,7 +10512,7 @@
         </w:tc>
         <w:tc>
           <w:tcPr>
-            <w:tcW w:type="dxa" w:w="3312"/>
+            <w:tcW w:type="dxa" w:w="3360"/>
             <w:tcMar>
               <w:top w:w="40" w:type="dxa"/>
               <w:bottom w:w="40" w:type="dxa"/>
@@ -9256,7 +10542,7 @@
       <w:tr>
         <w:tc>
           <w:tcPr>
-            <w:tcW w:type="dxa" w:w="9936"/>
+            <w:tcW w:type="dxa" w:w="10080"/>
             <w:gridSpan w:val="3"/>
             <w:tcMar>
               <w:top w:w="70" w:type="dxa"/>
@@ -9296,7 +10582,7 @@
       <w:tr>
         <w:tc>
           <w:tcPr>
-            <w:tcW w:type="dxa" w:w="9936"/>
+            <w:tcW w:type="dxa" w:w="10080"/>
             <w:gridSpan w:val="3"/>
             <w:tcMar>
               <w:top w:w="70" w:type="dxa"/>
@@ -9321,7 +10607,7 @@
       <w:tr>
         <w:tc>
           <w:tcPr>
-            <w:tcW w:type="dxa" w:w="9936"/>
+            <w:tcW w:type="dxa" w:w="10080"/>
             <w:gridSpan w:val="3"/>
             <w:tcMar>
               <w:top w:w="70" w:type="dxa"/>
@@ -9346,7 +10632,7 @@
       <w:tr>
         <w:tc>
           <w:tcPr>
-            <w:tcW w:type="dxa" w:w="9936"/>
+            <w:tcW w:type="dxa" w:w="10080"/>
             <w:gridSpan w:val="3"/>
             <w:tcMar>
               <w:top w:w="70" w:type="dxa"/>
@@ -9372,7 +10658,7 @@
       <w:tr>
         <w:tc>
           <w:tcPr>
-            <w:tcW w:type="dxa" w:w="9936"/>
+            <w:tcW w:type="dxa" w:w="10080"/>
             <w:gridSpan w:val="3"/>
             <w:tcMar>
               <w:top w:w="70" w:type="dxa"/>
@@ -9397,11 +10683,11 @@
       <w:tr>
         <w:tc>
           <w:tcPr>
-            <w:tcW w:type="dxa" w:w="9936"/>
+            <w:tcW w:type="dxa" w:w="10080"/>
             <w:gridSpan w:val="3"/>
             <w:tcMar>
-              <w:top w:w="20" w:type="dxa"/>
-              <w:bottom w:w="20" w:type="dxa"/>
+              <w:top w:w="30" w:type="dxa"/>
+              <w:bottom w:w="30" w:type="dxa"/>
               <w:left w:w="90" w:type="dxa"/>
               <w:right w:w="90" w:type="dxa"/>
             </w:tcMar>
@@ -9411,12 +10697,23 @@
             <w:pPr>
               <w:jc w:val="right"/>
             </w:pPr>
+            <w:hyperlink w:anchor="sumario_geral" w:history="1">
+              <w:r>
+                <w:rPr>
+                  <w:color w:val="0284C7"/>
+                  <w:u w:val="single"/>
+                  <w:b/>
+                  <w:sz w:val="16"/>
+                </w:rPr>
+                <w:t>🔝 Voltar ao Sumário Geral</w:t>
+              </w:r>
+            </w:hyperlink>
             <w:r>
               <w:rPr>
                 <w:color w:val="64748B"/>
                 <w:sz w:val="15"/>
               </w:rPr>
-              <w:t>PPC Técnico em Administração (IFSC Garopaba) • UC 15</w:t>
+              <w:t xml:space="preserve">   |   PPC Técnico em Administração (IFSC Garopaba) • UC 14</w:t>
             </w:r>
           </w:p>
         </w:tc>
@@ -9425,6 +10722,21 @@
     <w:p>
       <w:r>
         <w:br w:type="page"/>
+      </w:r>
+    </w:p>
+    <w:p>
+      <w:pPr>
+        <w:spacing w:before="120" w:after="60"/>
+      </w:pPr>
+      <w:bookmarkStart w:id="215" w:name="uc_15"/>
+      <w:bookmarkEnd w:id="215"/>
+      <w:r>
+        <w:rPr>
+          <w:b/>
+          <w:color w:val="108C50"/>
+          <w:sz w:val="22"/>
+        </w:rPr>
+        <w:t>UC 15 — Gestão de Marketing I</w:t>
       </w:r>
     </w:p>
     <w:tbl>
@@ -9442,9 +10754,9 @@
         </w:tblBorders>
       </w:tblPr>
       <w:tblGrid>
-        <w:gridCol w:w="3312"/>
-        <w:gridCol w:w="3312"/>
-        <w:gridCol w:w="3312"/>
+        <w:gridCol w:w="3360"/>
+        <w:gridCol w:w="3360"/>
+        <w:gridCol w:w="3360"/>
       </w:tblGrid>
       <w:tr>
         <w:tc>
@@ -9474,13 +10786,13 @@
                 <w:color w:val="0F172A"/>
                 <w:sz w:val="22"/>
               </w:rPr>
-              <w:t>Organização e Processos</w:t>
-            </w:r>
-          </w:p>
-        </w:tc>
-        <w:tc>
-          <w:tcPr>
-            <w:tcW w:type="dxa" w:w="6624"/>
+              <w:t>Gestão de Marketing I</w:t>
+            </w:r>
+          </w:p>
+        </w:tc>
+        <w:tc>
+          <w:tcPr>
+            <w:tcW w:type="dxa" w:w="6720"/>
             <w:gridSpan w:val="2"/>
             <w:tcMar>
               <w:top w:w="70" w:type="dxa"/>
@@ -9511,7 +10823,7 @@
       <w:tr>
         <w:tc>
           <w:tcPr>
-            <w:tcW w:type="dxa" w:w="3312"/>
+            <w:tcW w:type="dxa" w:w="3360"/>
             <w:tcMar>
               <w:top w:w="40" w:type="dxa"/>
               <w:bottom w:w="40" w:type="dxa"/>
@@ -9531,7 +10843,7 @@
         </w:tc>
         <w:tc>
           <w:tcPr>
-            <w:tcW w:type="dxa" w:w="3312"/>
+            <w:tcW w:type="dxa" w:w="3360"/>
             <w:tcMar>
               <w:top w:w="40" w:type="dxa"/>
               <w:bottom w:w="40" w:type="dxa"/>
@@ -9559,7 +10871,7 @@
         </w:tc>
         <w:tc>
           <w:tcPr>
-            <w:tcW w:type="dxa" w:w="3312"/>
+            <w:tcW w:type="dxa" w:w="3360"/>
             <w:tcMar>
               <w:top w:w="40" w:type="dxa"/>
               <w:bottom w:w="40" w:type="dxa"/>
@@ -9589,7 +10901,7 @@
       <w:tr>
         <w:tc>
           <w:tcPr>
-            <w:tcW w:type="dxa" w:w="9936"/>
+            <w:tcW w:type="dxa" w:w="10080"/>
             <w:gridSpan w:val="3"/>
             <w:tcMar>
               <w:top w:w="70" w:type="dxa"/>
@@ -9629,7 +10941,7 @@
       <w:tr>
         <w:tc>
           <w:tcPr>
-            <w:tcW w:type="dxa" w:w="9936"/>
+            <w:tcW w:type="dxa" w:w="10080"/>
             <w:gridSpan w:val="3"/>
             <w:tcMar>
               <w:top w:w="70" w:type="dxa"/>
@@ -9654,7 +10966,7 @@
       <w:tr>
         <w:tc>
           <w:tcPr>
-            <w:tcW w:type="dxa" w:w="9936"/>
+            <w:tcW w:type="dxa" w:w="10080"/>
             <w:gridSpan w:val="3"/>
             <w:tcMar>
               <w:top w:w="70" w:type="dxa"/>
@@ -9679,7 +10991,7 @@
       <w:tr>
         <w:tc>
           <w:tcPr>
-            <w:tcW w:type="dxa" w:w="9936"/>
+            <w:tcW w:type="dxa" w:w="10080"/>
             <w:gridSpan w:val="3"/>
             <w:tcMar>
               <w:top w:w="70" w:type="dxa"/>
@@ -9705,7 +11017,7 @@
       <w:tr>
         <w:tc>
           <w:tcPr>
-            <w:tcW w:type="dxa" w:w="9936"/>
+            <w:tcW w:type="dxa" w:w="10080"/>
             <w:gridSpan w:val="3"/>
             <w:tcMar>
               <w:top w:w="70" w:type="dxa"/>
@@ -9730,11 +11042,11 @@
       <w:tr>
         <w:tc>
           <w:tcPr>
-            <w:tcW w:type="dxa" w:w="9936"/>
+            <w:tcW w:type="dxa" w:w="10080"/>
             <w:gridSpan w:val="3"/>
             <w:tcMar>
-              <w:top w:w="20" w:type="dxa"/>
-              <w:bottom w:w="20" w:type="dxa"/>
+              <w:top w:w="30" w:type="dxa"/>
+              <w:bottom w:w="30" w:type="dxa"/>
               <w:left w:w="90" w:type="dxa"/>
               <w:right w:w="90" w:type="dxa"/>
             </w:tcMar>
@@ -9744,12 +11056,23 @@
             <w:pPr>
               <w:jc w:val="right"/>
             </w:pPr>
+            <w:hyperlink w:anchor="sumario_geral" w:history="1">
+              <w:r>
+                <w:rPr>
+                  <w:color w:val="0284C7"/>
+                  <w:u w:val="single"/>
+                  <w:b/>
+                  <w:sz w:val="16"/>
+                </w:rPr>
+                <w:t>🔝 Voltar ao Sumário Geral</w:t>
+              </w:r>
+            </w:hyperlink>
             <w:r>
               <w:rPr>
                 <w:color w:val="64748B"/>
                 <w:sz w:val="15"/>
               </w:rPr>
-              <w:t>PPC Técnico em Administração (IFSC Garopaba) • UC 16</w:t>
+              <w:t xml:space="preserve">   |   PPC Técnico em Administração (IFSC Garopaba) • UC 15</w:t>
             </w:r>
           </w:p>
         </w:tc>
@@ -9758,6 +11081,21 @@
     <w:p>
       <w:r>
         <w:br w:type="page"/>
+      </w:r>
+    </w:p>
+    <w:p>
+      <w:pPr>
+        <w:spacing w:before="120" w:after="60"/>
+      </w:pPr>
+      <w:bookmarkStart w:id="216" w:name="uc_16"/>
+      <w:bookmarkEnd w:id="216"/>
+      <w:r>
+        <w:rPr>
+          <w:b/>
+          <w:color w:val="108C50"/>
+          <w:sz w:val="22"/>
+        </w:rPr>
+        <w:t>UC 16 — Organização e Processos</w:t>
       </w:r>
     </w:p>
     <w:tbl>
@@ -9775,9 +11113,9 @@
         </w:tblBorders>
       </w:tblPr>
       <w:tblGrid>
-        <w:gridCol w:w="3312"/>
-        <w:gridCol w:w="3312"/>
-        <w:gridCol w:w="3312"/>
+        <w:gridCol w:w="3360"/>
+        <w:gridCol w:w="3360"/>
+        <w:gridCol w:w="3360"/>
       </w:tblGrid>
       <w:tr>
         <w:tc>
@@ -9807,13 +11145,13 @@
                 <w:color w:val="0F172A"/>
                 <w:sz w:val="22"/>
               </w:rPr>
-              <w:t>Informática Aplicada</w:t>
-            </w:r>
-          </w:p>
-        </w:tc>
-        <w:tc>
-          <w:tcPr>
-            <w:tcW w:type="dxa" w:w="6624"/>
+              <w:t>Organização e Processos</w:t>
+            </w:r>
+          </w:p>
+        </w:tc>
+        <w:tc>
+          <w:tcPr>
+            <w:tcW w:type="dxa" w:w="6720"/>
             <w:gridSpan w:val="2"/>
             <w:tcMar>
               <w:top w:w="70" w:type="dxa"/>
@@ -9836,7 +11174,7 @@
                 <w:b/>
                 <w:sz w:val="19"/>
               </w:rPr>
-              <w:t>1º</w:t>
+              <w:t>2º</w:t>
             </w:r>
           </w:p>
         </w:tc>
@@ -9844,7 +11182,7 @@
       <w:tr>
         <w:tc>
           <w:tcPr>
-            <w:tcW w:type="dxa" w:w="3312"/>
+            <w:tcW w:type="dxa" w:w="3360"/>
             <w:tcMar>
               <w:top w:w="40" w:type="dxa"/>
               <w:bottom w:w="40" w:type="dxa"/>
@@ -9864,7 +11202,7 @@
         </w:tc>
         <w:tc>
           <w:tcPr>
-            <w:tcW w:type="dxa" w:w="3312"/>
+            <w:tcW w:type="dxa" w:w="3360"/>
             <w:tcMar>
               <w:top w:w="40" w:type="dxa"/>
               <w:bottom w:w="40" w:type="dxa"/>
@@ -9892,7 +11230,7 @@
         </w:tc>
         <w:tc>
           <w:tcPr>
-            <w:tcW w:type="dxa" w:w="3312"/>
+            <w:tcW w:type="dxa" w:w="3360"/>
             <w:tcMar>
               <w:top w:w="40" w:type="dxa"/>
               <w:bottom w:w="40" w:type="dxa"/>
@@ -9922,7 +11260,7 @@
       <w:tr>
         <w:tc>
           <w:tcPr>
-            <w:tcW w:type="dxa" w:w="9936"/>
+            <w:tcW w:type="dxa" w:w="10080"/>
             <w:gridSpan w:val="3"/>
             <w:tcMar>
               <w:top w:w="70" w:type="dxa"/>
@@ -9962,7 +11300,7 @@
       <w:tr>
         <w:tc>
           <w:tcPr>
-            <w:tcW w:type="dxa" w:w="9936"/>
+            <w:tcW w:type="dxa" w:w="10080"/>
             <w:gridSpan w:val="3"/>
             <w:tcMar>
               <w:top w:w="70" w:type="dxa"/>
@@ -9987,7 +11325,7 @@
       <w:tr>
         <w:tc>
           <w:tcPr>
-            <w:tcW w:type="dxa" w:w="9936"/>
+            <w:tcW w:type="dxa" w:w="10080"/>
             <w:gridSpan w:val="3"/>
             <w:tcMar>
               <w:top w:w="70" w:type="dxa"/>
@@ -10012,7 +11350,7 @@
       <w:tr>
         <w:tc>
           <w:tcPr>
-            <w:tcW w:type="dxa" w:w="9936"/>
+            <w:tcW w:type="dxa" w:w="10080"/>
             <w:gridSpan w:val="3"/>
             <w:tcMar>
               <w:top w:w="70" w:type="dxa"/>
@@ -10038,7 +11376,7 @@
       <w:tr>
         <w:tc>
           <w:tcPr>
-            <w:tcW w:type="dxa" w:w="9936"/>
+            <w:tcW w:type="dxa" w:w="10080"/>
             <w:gridSpan w:val="3"/>
             <w:tcMar>
               <w:top w:w="70" w:type="dxa"/>
@@ -10063,11 +11401,11 @@
       <w:tr>
         <w:tc>
           <w:tcPr>
-            <w:tcW w:type="dxa" w:w="9936"/>
+            <w:tcW w:type="dxa" w:w="10080"/>
             <w:gridSpan w:val="3"/>
             <w:tcMar>
-              <w:top w:w="20" w:type="dxa"/>
-              <w:bottom w:w="20" w:type="dxa"/>
+              <w:top w:w="30" w:type="dxa"/>
+              <w:bottom w:w="30" w:type="dxa"/>
               <w:left w:w="90" w:type="dxa"/>
               <w:right w:w="90" w:type="dxa"/>
             </w:tcMar>
@@ -10077,12 +11415,23 @@
             <w:pPr>
               <w:jc w:val="right"/>
             </w:pPr>
+            <w:hyperlink w:anchor="sumario_geral" w:history="1">
+              <w:r>
+                <w:rPr>
+                  <w:color w:val="0284C7"/>
+                  <w:u w:val="single"/>
+                  <w:b/>
+                  <w:sz w:val="16"/>
+                </w:rPr>
+                <w:t>🔝 Voltar ao Sumário Geral</w:t>
+              </w:r>
+            </w:hyperlink>
             <w:r>
               <w:rPr>
                 <w:color w:val="64748B"/>
                 <w:sz w:val="15"/>
               </w:rPr>
-              <w:t>PPC Técnico em Administração (IFSC Garopaba) • UC 17</w:t>
+              <w:t xml:space="preserve">   |   PPC Técnico em Administração (IFSC Garopaba) • UC 16</w:t>
             </w:r>
           </w:p>
         </w:tc>
@@ -10091,6 +11440,21 @@
     <w:p>
       <w:r>
         <w:br w:type="page"/>
+      </w:r>
+    </w:p>
+    <w:p>
+      <w:pPr>
+        <w:spacing w:before="120" w:after="60"/>
+      </w:pPr>
+      <w:bookmarkStart w:id="217" w:name="uc_17"/>
+      <w:bookmarkEnd w:id="217"/>
+      <w:r>
+        <w:rPr>
+          <w:b/>
+          <w:color w:val="108C50"/>
+          <w:sz w:val="22"/>
+        </w:rPr>
+        <w:t>UC 17 — Informática Aplicada</w:t>
       </w:r>
     </w:p>
     <w:tbl>
@@ -10108,9 +11472,9 @@
         </w:tblBorders>
       </w:tblPr>
       <w:tblGrid>
-        <w:gridCol w:w="3312"/>
-        <w:gridCol w:w="3312"/>
-        <w:gridCol w:w="3312"/>
+        <w:gridCol w:w="3360"/>
+        <w:gridCol w:w="3360"/>
+        <w:gridCol w:w="3360"/>
       </w:tblGrid>
       <w:tr>
         <w:tc>
@@ -10140,13 +11504,13 @@
                 <w:color w:val="0F172A"/>
                 <w:sz w:val="22"/>
               </w:rPr>
-              <w:t>Artes — Ano 2</w:t>
-            </w:r>
-          </w:p>
-        </w:tc>
-        <w:tc>
-          <w:tcPr>
-            <w:tcW w:type="dxa" w:w="6624"/>
+              <w:t>Informática Aplicada</w:t>
+            </w:r>
+          </w:p>
+        </w:tc>
+        <w:tc>
+          <w:tcPr>
+            <w:tcW w:type="dxa" w:w="6720"/>
             <w:gridSpan w:val="2"/>
             <w:tcMar>
               <w:top w:w="70" w:type="dxa"/>
@@ -10169,7 +11533,7 @@
                 <w:b/>
                 <w:sz w:val="19"/>
               </w:rPr>
-              <w:t>3º e 4º</w:t>
+              <w:t>1º</w:t>
             </w:r>
           </w:p>
         </w:tc>
@@ -10177,7 +11541,7 @@
       <w:tr>
         <w:tc>
           <w:tcPr>
-            <w:tcW w:type="dxa" w:w="3312"/>
+            <w:tcW w:type="dxa" w:w="3360"/>
             <w:tcMar>
               <w:top w:w="40" w:type="dxa"/>
               <w:bottom w:w="40" w:type="dxa"/>
@@ -10197,7 +11561,7 @@
         </w:tc>
         <w:tc>
           <w:tcPr>
-            <w:tcW w:type="dxa" w:w="3312"/>
+            <w:tcW w:type="dxa" w:w="3360"/>
             <w:tcMar>
               <w:top w:w="40" w:type="dxa"/>
               <w:bottom w:w="40" w:type="dxa"/>
@@ -10225,7 +11589,7 @@
         </w:tc>
         <w:tc>
           <w:tcPr>
-            <w:tcW w:type="dxa" w:w="3312"/>
+            <w:tcW w:type="dxa" w:w="3360"/>
             <w:tcMar>
               <w:top w:w="40" w:type="dxa"/>
               <w:bottom w:w="40" w:type="dxa"/>
@@ -10247,7 +11611,7 @@
                 <w:b/>
                 <w:sz w:val="18"/>
               </w:rPr>
-              <w:t>80 h</w:t>
+              <w:t>40 h</w:t>
             </w:r>
           </w:p>
         </w:tc>
@@ -10255,7 +11619,7 @@
       <w:tr>
         <w:tc>
           <w:tcPr>
-            <w:tcW w:type="dxa" w:w="9936"/>
+            <w:tcW w:type="dxa" w:w="10080"/>
             <w:gridSpan w:val="3"/>
             <w:tcMar>
               <w:top w:w="70" w:type="dxa"/>
@@ -10295,7 +11659,7 @@
       <w:tr>
         <w:tc>
           <w:tcPr>
-            <w:tcW w:type="dxa" w:w="9936"/>
+            <w:tcW w:type="dxa" w:w="10080"/>
             <w:gridSpan w:val="3"/>
             <w:tcMar>
               <w:top w:w="70" w:type="dxa"/>
@@ -10320,7 +11684,7 @@
       <w:tr>
         <w:tc>
           <w:tcPr>
-            <w:tcW w:type="dxa" w:w="9936"/>
+            <w:tcW w:type="dxa" w:w="10080"/>
             <w:gridSpan w:val="3"/>
             <w:tcMar>
               <w:top w:w="70" w:type="dxa"/>
@@ -10345,7 +11709,7 @@
       <w:tr>
         <w:tc>
           <w:tcPr>
-            <w:tcW w:type="dxa" w:w="9936"/>
+            <w:tcW w:type="dxa" w:w="10080"/>
             <w:gridSpan w:val="3"/>
             <w:tcMar>
               <w:top w:w="70" w:type="dxa"/>
@@ -10371,7 +11735,7 @@
       <w:tr>
         <w:tc>
           <w:tcPr>
-            <w:tcW w:type="dxa" w:w="9936"/>
+            <w:tcW w:type="dxa" w:w="10080"/>
             <w:gridSpan w:val="3"/>
             <w:tcMar>
               <w:top w:w="70" w:type="dxa"/>
@@ -10396,11 +11760,11 @@
       <w:tr>
         <w:tc>
           <w:tcPr>
-            <w:tcW w:type="dxa" w:w="9936"/>
+            <w:tcW w:type="dxa" w:w="10080"/>
             <w:gridSpan w:val="3"/>
             <w:tcMar>
-              <w:top w:w="20" w:type="dxa"/>
-              <w:bottom w:w="20" w:type="dxa"/>
+              <w:top w:w="30" w:type="dxa"/>
+              <w:bottom w:w="30" w:type="dxa"/>
               <w:left w:w="90" w:type="dxa"/>
               <w:right w:w="90" w:type="dxa"/>
             </w:tcMar>
@@ -10410,12 +11774,23 @@
             <w:pPr>
               <w:jc w:val="right"/>
             </w:pPr>
+            <w:hyperlink w:anchor="sumario_geral" w:history="1">
+              <w:r>
+                <w:rPr>
+                  <w:color w:val="0284C7"/>
+                  <w:u w:val="single"/>
+                  <w:b/>
+                  <w:sz w:val="16"/>
+                </w:rPr>
+                <w:t>🔝 Voltar ao Sumário Geral</w:t>
+              </w:r>
+            </w:hyperlink>
             <w:r>
               <w:rPr>
                 <w:color w:val="64748B"/>
                 <w:sz w:val="15"/>
               </w:rPr>
-              <w:t>PPC Técnico em Administração (IFSC Garopaba) • UC 18</w:t>
+              <w:t xml:space="preserve">   |   PPC Técnico em Administração (IFSC Garopaba) • UC 17</w:t>
             </w:r>
           </w:p>
         </w:tc>
@@ -10424,6 +11799,21 @@
     <w:p>
       <w:r>
         <w:br w:type="page"/>
+      </w:r>
+    </w:p>
+    <w:p>
+      <w:pPr>
+        <w:spacing w:before="120" w:after="60"/>
+      </w:pPr>
+      <w:bookmarkStart w:id="218" w:name="uc_18"/>
+      <w:bookmarkEnd w:id="218"/>
+      <w:r>
+        <w:rPr>
+          <w:b/>
+          <w:color w:val="108C50"/>
+          <w:sz w:val="22"/>
+        </w:rPr>
+        <w:t>UC 18 — Artes — Ano 2</w:t>
       </w:r>
     </w:p>
     <w:tbl>
@@ -10441,9 +11831,9 @@
         </w:tblBorders>
       </w:tblPr>
       <w:tblGrid>
-        <w:gridCol w:w="3312"/>
-        <w:gridCol w:w="3312"/>
-        <w:gridCol w:w="3312"/>
+        <w:gridCol w:w="3360"/>
+        <w:gridCol w:w="3360"/>
+        <w:gridCol w:w="3360"/>
       </w:tblGrid>
       <w:tr>
         <w:tc>
@@ -10473,13 +11863,13 @@
                 <w:color w:val="0F172A"/>
                 <w:sz w:val="22"/>
               </w:rPr>
-              <w:t>Educação Física — Ano 2</w:t>
-            </w:r>
-          </w:p>
-        </w:tc>
-        <w:tc>
-          <w:tcPr>
-            <w:tcW w:type="dxa" w:w="6624"/>
+              <w:t>Artes — Ano 2</w:t>
+            </w:r>
+          </w:p>
+        </w:tc>
+        <w:tc>
+          <w:tcPr>
+            <w:tcW w:type="dxa" w:w="6720"/>
             <w:gridSpan w:val="2"/>
             <w:tcMar>
               <w:top w:w="70" w:type="dxa"/>
@@ -10510,7 +11900,7 @@
       <w:tr>
         <w:tc>
           <w:tcPr>
-            <w:tcW w:type="dxa" w:w="3312"/>
+            <w:tcW w:type="dxa" w:w="3360"/>
             <w:tcMar>
               <w:top w:w="40" w:type="dxa"/>
               <w:bottom w:w="40" w:type="dxa"/>
@@ -10530,7 +11920,7 @@
         </w:tc>
         <w:tc>
           <w:tcPr>
-            <w:tcW w:type="dxa" w:w="3312"/>
+            <w:tcW w:type="dxa" w:w="3360"/>
             <w:tcMar>
               <w:top w:w="40" w:type="dxa"/>
               <w:bottom w:w="40" w:type="dxa"/>
@@ -10558,7 +11948,7 @@
         </w:tc>
         <w:tc>
           <w:tcPr>
-            <w:tcW w:type="dxa" w:w="3312"/>
+            <w:tcW w:type="dxa" w:w="3360"/>
             <w:tcMar>
               <w:top w:w="40" w:type="dxa"/>
               <w:bottom w:w="40" w:type="dxa"/>
@@ -10588,7 +11978,7 @@
       <w:tr>
         <w:tc>
           <w:tcPr>
-            <w:tcW w:type="dxa" w:w="9936"/>
+            <w:tcW w:type="dxa" w:w="10080"/>
             <w:gridSpan w:val="3"/>
             <w:tcMar>
               <w:top w:w="70" w:type="dxa"/>
@@ -10628,7 +12018,7 @@
       <w:tr>
         <w:tc>
           <w:tcPr>
-            <w:tcW w:type="dxa" w:w="9936"/>
+            <w:tcW w:type="dxa" w:w="10080"/>
             <w:gridSpan w:val="3"/>
             <w:tcMar>
               <w:top w:w="70" w:type="dxa"/>
@@ -10653,7 +12043,7 @@
       <w:tr>
         <w:tc>
           <w:tcPr>
-            <w:tcW w:type="dxa" w:w="9936"/>
+            <w:tcW w:type="dxa" w:w="10080"/>
             <w:gridSpan w:val="3"/>
             <w:tcMar>
               <w:top w:w="70" w:type="dxa"/>
@@ -10678,7 +12068,7 @@
       <w:tr>
         <w:tc>
           <w:tcPr>
-            <w:tcW w:type="dxa" w:w="9936"/>
+            <w:tcW w:type="dxa" w:w="10080"/>
             <w:gridSpan w:val="3"/>
             <w:tcMar>
               <w:top w:w="70" w:type="dxa"/>
@@ -10704,7 +12094,7 @@
       <w:tr>
         <w:tc>
           <w:tcPr>
-            <w:tcW w:type="dxa" w:w="9936"/>
+            <w:tcW w:type="dxa" w:w="10080"/>
             <w:gridSpan w:val="3"/>
             <w:tcMar>
               <w:top w:w="70" w:type="dxa"/>
@@ -10729,11 +12119,11 @@
       <w:tr>
         <w:tc>
           <w:tcPr>
-            <w:tcW w:type="dxa" w:w="9936"/>
+            <w:tcW w:type="dxa" w:w="10080"/>
             <w:gridSpan w:val="3"/>
             <w:tcMar>
-              <w:top w:w="20" w:type="dxa"/>
-              <w:bottom w:w="20" w:type="dxa"/>
+              <w:top w:w="30" w:type="dxa"/>
+              <w:bottom w:w="30" w:type="dxa"/>
               <w:left w:w="90" w:type="dxa"/>
               <w:right w:w="90" w:type="dxa"/>
             </w:tcMar>
@@ -10743,12 +12133,23 @@
             <w:pPr>
               <w:jc w:val="right"/>
             </w:pPr>
+            <w:hyperlink w:anchor="sumario_geral" w:history="1">
+              <w:r>
+                <w:rPr>
+                  <w:color w:val="0284C7"/>
+                  <w:u w:val="single"/>
+                  <w:b/>
+                  <w:sz w:val="16"/>
+                </w:rPr>
+                <w:t>🔝 Voltar ao Sumário Geral</w:t>
+              </w:r>
+            </w:hyperlink>
             <w:r>
               <w:rPr>
                 <w:color w:val="64748B"/>
                 <w:sz w:val="15"/>
               </w:rPr>
-              <w:t>PPC Técnico em Administração (IFSC Garopaba) • UC 19</w:t>
+              <w:t xml:space="preserve">   |   PPC Técnico em Administração (IFSC Garopaba) • UC 18</w:t>
             </w:r>
           </w:p>
         </w:tc>
@@ -10757,6 +12158,21 @@
     <w:p>
       <w:r>
         <w:br w:type="page"/>
+      </w:r>
+    </w:p>
+    <w:p>
+      <w:pPr>
+        <w:spacing w:before="120" w:after="60"/>
+      </w:pPr>
+      <w:bookmarkStart w:id="219" w:name="uc_19"/>
+      <w:bookmarkEnd w:id="219"/>
+      <w:r>
+        <w:rPr>
+          <w:b/>
+          <w:color w:val="108C50"/>
+          <w:sz w:val="22"/>
+        </w:rPr>
+        <w:t>UC 19 — Educação Física — Ano 2</w:t>
       </w:r>
     </w:p>
     <w:tbl>
@@ -10774,9 +12190,9 @@
         </w:tblBorders>
       </w:tblPr>
       <w:tblGrid>
-        <w:gridCol w:w="3312"/>
-        <w:gridCol w:w="3312"/>
-        <w:gridCol w:w="3312"/>
+        <w:gridCol w:w="3360"/>
+        <w:gridCol w:w="3360"/>
+        <w:gridCol w:w="3360"/>
       </w:tblGrid>
       <w:tr>
         <w:tc>
@@ -10806,13 +12222,13 @@
                 <w:color w:val="0F172A"/>
                 <w:sz w:val="22"/>
               </w:rPr>
-              <w:t>Inglês — Ano 2</w:t>
-            </w:r>
-          </w:p>
-        </w:tc>
-        <w:tc>
-          <w:tcPr>
-            <w:tcW w:type="dxa" w:w="6624"/>
+              <w:t>Educação Física — Ano 2</w:t>
+            </w:r>
+          </w:p>
+        </w:tc>
+        <w:tc>
+          <w:tcPr>
+            <w:tcW w:type="dxa" w:w="6720"/>
             <w:gridSpan w:val="2"/>
             <w:tcMar>
               <w:top w:w="70" w:type="dxa"/>
@@ -10843,7 +12259,7 @@
       <w:tr>
         <w:tc>
           <w:tcPr>
-            <w:tcW w:type="dxa" w:w="3312"/>
+            <w:tcW w:type="dxa" w:w="3360"/>
             <w:tcMar>
               <w:top w:w="40" w:type="dxa"/>
               <w:bottom w:w="40" w:type="dxa"/>
@@ -10863,7 +12279,7 @@
         </w:tc>
         <w:tc>
           <w:tcPr>
-            <w:tcW w:type="dxa" w:w="3312"/>
+            <w:tcW w:type="dxa" w:w="3360"/>
             <w:tcMar>
               <w:top w:w="40" w:type="dxa"/>
               <w:bottom w:w="40" w:type="dxa"/>
@@ -10891,7 +12307,7 @@
         </w:tc>
         <w:tc>
           <w:tcPr>
-            <w:tcW w:type="dxa" w:w="3312"/>
+            <w:tcW w:type="dxa" w:w="3360"/>
             <w:tcMar>
               <w:top w:w="40" w:type="dxa"/>
               <w:bottom w:w="40" w:type="dxa"/>
@@ -10921,7 +12337,7 @@
       <w:tr>
         <w:tc>
           <w:tcPr>
-            <w:tcW w:type="dxa" w:w="9936"/>
+            <w:tcW w:type="dxa" w:w="10080"/>
             <w:gridSpan w:val="3"/>
             <w:tcMar>
               <w:top w:w="70" w:type="dxa"/>
@@ -10961,7 +12377,7 @@
       <w:tr>
         <w:tc>
           <w:tcPr>
-            <w:tcW w:type="dxa" w:w="9936"/>
+            <w:tcW w:type="dxa" w:w="10080"/>
             <w:gridSpan w:val="3"/>
             <w:tcMar>
               <w:top w:w="70" w:type="dxa"/>
@@ -10986,7 +12402,7 @@
       <w:tr>
         <w:tc>
           <w:tcPr>
-            <w:tcW w:type="dxa" w:w="9936"/>
+            <w:tcW w:type="dxa" w:w="10080"/>
             <w:gridSpan w:val="3"/>
             <w:tcMar>
               <w:top w:w="70" w:type="dxa"/>
@@ -11011,7 +12427,7 @@
       <w:tr>
         <w:tc>
           <w:tcPr>
-            <w:tcW w:type="dxa" w:w="9936"/>
+            <w:tcW w:type="dxa" w:w="10080"/>
             <w:gridSpan w:val="3"/>
             <w:tcMar>
               <w:top w:w="70" w:type="dxa"/>
@@ -11037,7 +12453,7 @@
       <w:tr>
         <w:tc>
           <w:tcPr>
-            <w:tcW w:type="dxa" w:w="9936"/>
+            <w:tcW w:type="dxa" w:w="10080"/>
             <w:gridSpan w:val="3"/>
             <w:tcMar>
               <w:top w:w="70" w:type="dxa"/>
@@ -11062,11 +12478,11 @@
       <w:tr>
         <w:tc>
           <w:tcPr>
-            <w:tcW w:type="dxa" w:w="9936"/>
+            <w:tcW w:type="dxa" w:w="10080"/>
             <w:gridSpan w:val="3"/>
             <w:tcMar>
-              <w:top w:w="20" w:type="dxa"/>
-              <w:bottom w:w="20" w:type="dxa"/>
+              <w:top w:w="30" w:type="dxa"/>
+              <w:bottom w:w="30" w:type="dxa"/>
               <w:left w:w="90" w:type="dxa"/>
               <w:right w:w="90" w:type="dxa"/>
             </w:tcMar>
@@ -11076,12 +12492,23 @@
             <w:pPr>
               <w:jc w:val="right"/>
             </w:pPr>
+            <w:hyperlink w:anchor="sumario_geral" w:history="1">
+              <w:r>
+                <w:rPr>
+                  <w:color w:val="0284C7"/>
+                  <w:u w:val="single"/>
+                  <w:b/>
+                  <w:sz w:val="16"/>
+                </w:rPr>
+                <w:t>🔝 Voltar ao Sumário Geral</w:t>
+              </w:r>
+            </w:hyperlink>
             <w:r>
               <w:rPr>
                 <w:color w:val="64748B"/>
                 <w:sz w:val="15"/>
               </w:rPr>
-              <w:t>PPC Técnico em Administração (IFSC Garopaba) • UC 20</w:t>
+              <w:t xml:space="preserve">   |   PPC Técnico em Administração (IFSC Garopaba) • UC 19</w:t>
             </w:r>
           </w:p>
         </w:tc>
@@ -11090,6 +12517,21 @@
     <w:p>
       <w:r>
         <w:br w:type="page"/>
+      </w:r>
+    </w:p>
+    <w:p>
+      <w:pPr>
+        <w:spacing w:before="120" w:after="60"/>
+      </w:pPr>
+      <w:bookmarkStart w:id="220" w:name="uc_20"/>
+      <w:bookmarkEnd w:id="220"/>
+      <w:r>
+        <w:rPr>
+          <w:b/>
+          <w:color w:val="108C50"/>
+          <w:sz w:val="22"/>
+        </w:rPr>
+        <w:t>UC 20 — Inglês — Ano 2</w:t>
       </w:r>
     </w:p>
     <w:tbl>
@@ -11107,9 +12549,9 @@
         </w:tblBorders>
       </w:tblPr>
       <w:tblGrid>
-        <w:gridCol w:w="3312"/>
-        <w:gridCol w:w="3312"/>
-        <w:gridCol w:w="3312"/>
+        <w:gridCol w:w="3360"/>
+        <w:gridCol w:w="3360"/>
+        <w:gridCol w:w="3360"/>
       </w:tblGrid>
       <w:tr>
         <w:tc>
@@ -11139,13 +12581,13 @@
                 <w:color w:val="0F172A"/>
                 <w:sz w:val="22"/>
               </w:rPr>
-              <w:t>Língua Portuguesa e Literatura — Ano 2</w:t>
-            </w:r>
-          </w:p>
-        </w:tc>
-        <w:tc>
-          <w:tcPr>
-            <w:tcW w:type="dxa" w:w="6624"/>
+              <w:t>Inglês — Ano 2</w:t>
+            </w:r>
+          </w:p>
+        </w:tc>
+        <w:tc>
+          <w:tcPr>
+            <w:tcW w:type="dxa" w:w="6720"/>
             <w:gridSpan w:val="2"/>
             <w:tcMar>
               <w:top w:w="70" w:type="dxa"/>
@@ -11176,7 +12618,7 @@
       <w:tr>
         <w:tc>
           <w:tcPr>
-            <w:tcW w:type="dxa" w:w="3312"/>
+            <w:tcW w:type="dxa" w:w="3360"/>
             <w:tcMar>
               <w:top w:w="40" w:type="dxa"/>
               <w:bottom w:w="40" w:type="dxa"/>
@@ -11196,7 +12638,7 @@
         </w:tc>
         <w:tc>
           <w:tcPr>
-            <w:tcW w:type="dxa" w:w="3312"/>
+            <w:tcW w:type="dxa" w:w="3360"/>
             <w:tcMar>
               <w:top w:w="40" w:type="dxa"/>
               <w:bottom w:w="40" w:type="dxa"/>
@@ -11224,7 +12666,7 @@
         </w:tc>
         <w:tc>
           <w:tcPr>
-            <w:tcW w:type="dxa" w:w="3312"/>
+            <w:tcW w:type="dxa" w:w="3360"/>
             <w:tcMar>
               <w:top w:w="40" w:type="dxa"/>
               <w:bottom w:w="40" w:type="dxa"/>
@@ -11254,7 +12696,7 @@
       <w:tr>
         <w:tc>
           <w:tcPr>
-            <w:tcW w:type="dxa" w:w="9936"/>
+            <w:tcW w:type="dxa" w:w="10080"/>
             <w:gridSpan w:val="3"/>
             <w:tcMar>
               <w:top w:w="70" w:type="dxa"/>
@@ -11294,7 +12736,7 @@
       <w:tr>
         <w:tc>
           <w:tcPr>
-            <w:tcW w:type="dxa" w:w="9936"/>
+            <w:tcW w:type="dxa" w:w="10080"/>
             <w:gridSpan w:val="3"/>
             <w:tcMar>
               <w:top w:w="70" w:type="dxa"/>
@@ -11319,7 +12761,7 @@
       <w:tr>
         <w:tc>
           <w:tcPr>
-            <w:tcW w:type="dxa" w:w="9936"/>
+            <w:tcW w:type="dxa" w:w="10080"/>
             <w:gridSpan w:val="3"/>
             <w:tcMar>
               <w:top w:w="70" w:type="dxa"/>
@@ -11344,7 +12786,7 @@
       <w:tr>
         <w:tc>
           <w:tcPr>
-            <w:tcW w:type="dxa" w:w="9936"/>
+            <w:tcW w:type="dxa" w:w="10080"/>
             <w:gridSpan w:val="3"/>
             <w:tcMar>
               <w:top w:w="70" w:type="dxa"/>
@@ -11370,7 +12812,7 @@
       <w:tr>
         <w:tc>
           <w:tcPr>
-            <w:tcW w:type="dxa" w:w="9936"/>
+            <w:tcW w:type="dxa" w:w="10080"/>
             <w:gridSpan w:val="3"/>
             <w:tcMar>
               <w:top w:w="70" w:type="dxa"/>
@@ -11395,11 +12837,11 @@
       <w:tr>
         <w:tc>
           <w:tcPr>
-            <w:tcW w:type="dxa" w:w="9936"/>
+            <w:tcW w:type="dxa" w:w="10080"/>
             <w:gridSpan w:val="3"/>
             <w:tcMar>
-              <w:top w:w="20" w:type="dxa"/>
-              <w:bottom w:w="20" w:type="dxa"/>
+              <w:top w:w="30" w:type="dxa"/>
+              <w:bottom w:w="30" w:type="dxa"/>
               <w:left w:w="90" w:type="dxa"/>
               <w:right w:w="90" w:type="dxa"/>
             </w:tcMar>
@@ -11409,12 +12851,23 @@
             <w:pPr>
               <w:jc w:val="right"/>
             </w:pPr>
+            <w:hyperlink w:anchor="sumario_geral" w:history="1">
+              <w:r>
+                <w:rPr>
+                  <w:color w:val="0284C7"/>
+                  <w:u w:val="single"/>
+                  <w:b/>
+                  <w:sz w:val="16"/>
+                </w:rPr>
+                <w:t>🔝 Voltar ao Sumário Geral</w:t>
+              </w:r>
+            </w:hyperlink>
             <w:r>
               <w:rPr>
                 <w:color w:val="64748B"/>
                 <w:sz w:val="15"/>
               </w:rPr>
-              <w:t>PPC Técnico em Administração (IFSC Garopaba) • UC 21</w:t>
+              <w:t xml:space="preserve">   |   PPC Técnico em Administração (IFSC Garopaba) • UC 20</w:t>
             </w:r>
           </w:p>
         </w:tc>
@@ -11423,6 +12876,21 @@
     <w:p>
       <w:r>
         <w:br w:type="page"/>
+      </w:r>
+    </w:p>
+    <w:p>
+      <w:pPr>
+        <w:spacing w:before="120" w:after="60"/>
+      </w:pPr>
+      <w:bookmarkStart w:id="221" w:name="uc_21"/>
+      <w:bookmarkEnd w:id="221"/>
+      <w:r>
+        <w:rPr>
+          <w:b/>
+          <w:color w:val="108C50"/>
+          <w:sz w:val="22"/>
+        </w:rPr>
+        <w:t>UC 21 — Língua Portuguesa e Literatura — Ano 2</w:t>
       </w:r>
     </w:p>
     <w:tbl>
@@ -11440,9 +12908,9 @@
         </w:tblBorders>
       </w:tblPr>
       <w:tblGrid>
-        <w:gridCol w:w="3312"/>
-        <w:gridCol w:w="3312"/>
-        <w:gridCol w:w="3312"/>
+        <w:gridCol w:w="3360"/>
+        <w:gridCol w:w="3360"/>
+        <w:gridCol w:w="3360"/>
       </w:tblGrid>
       <w:tr>
         <w:tc>
@@ -11472,13 +12940,13 @@
                 <w:color w:val="0F172A"/>
                 <w:sz w:val="22"/>
               </w:rPr>
-              <w:t>Espanhol — Ano 2</w:t>
-            </w:r>
-          </w:p>
-        </w:tc>
-        <w:tc>
-          <w:tcPr>
-            <w:tcW w:type="dxa" w:w="6624"/>
+              <w:t>Língua Portuguesa e Literatura — Ano 2</w:t>
+            </w:r>
+          </w:p>
+        </w:tc>
+        <w:tc>
+          <w:tcPr>
+            <w:tcW w:type="dxa" w:w="6720"/>
             <w:gridSpan w:val="2"/>
             <w:tcMar>
               <w:top w:w="70" w:type="dxa"/>
@@ -11509,7 +12977,7 @@
       <w:tr>
         <w:tc>
           <w:tcPr>
-            <w:tcW w:type="dxa" w:w="3312"/>
+            <w:tcW w:type="dxa" w:w="3360"/>
             <w:tcMar>
               <w:top w:w="40" w:type="dxa"/>
               <w:bottom w:w="40" w:type="dxa"/>
@@ -11529,7 +12997,7 @@
         </w:tc>
         <w:tc>
           <w:tcPr>
-            <w:tcW w:type="dxa" w:w="3312"/>
+            <w:tcW w:type="dxa" w:w="3360"/>
             <w:tcMar>
               <w:top w:w="40" w:type="dxa"/>
               <w:bottom w:w="40" w:type="dxa"/>
@@ -11557,7 +13025,7 @@
         </w:tc>
         <w:tc>
           <w:tcPr>
-            <w:tcW w:type="dxa" w:w="3312"/>
+            <w:tcW w:type="dxa" w:w="3360"/>
             <w:tcMar>
               <w:top w:w="40" w:type="dxa"/>
               <w:bottom w:w="40" w:type="dxa"/>
@@ -11587,7 +13055,7 @@
       <w:tr>
         <w:tc>
           <w:tcPr>
-            <w:tcW w:type="dxa" w:w="9936"/>
+            <w:tcW w:type="dxa" w:w="10080"/>
             <w:gridSpan w:val="3"/>
             <w:tcMar>
               <w:top w:w="70" w:type="dxa"/>
@@ -11627,7 +13095,7 @@
       <w:tr>
         <w:tc>
           <w:tcPr>
-            <w:tcW w:type="dxa" w:w="9936"/>
+            <w:tcW w:type="dxa" w:w="10080"/>
             <w:gridSpan w:val="3"/>
             <w:tcMar>
               <w:top w:w="70" w:type="dxa"/>
@@ -11652,7 +13120,7 @@
       <w:tr>
         <w:tc>
           <w:tcPr>
-            <w:tcW w:type="dxa" w:w="9936"/>
+            <w:tcW w:type="dxa" w:w="10080"/>
             <w:gridSpan w:val="3"/>
             <w:tcMar>
               <w:top w:w="70" w:type="dxa"/>
@@ -11677,7 +13145,7 @@
       <w:tr>
         <w:tc>
           <w:tcPr>
-            <w:tcW w:type="dxa" w:w="9936"/>
+            <w:tcW w:type="dxa" w:w="10080"/>
             <w:gridSpan w:val="3"/>
             <w:tcMar>
               <w:top w:w="70" w:type="dxa"/>
@@ -11703,7 +13171,7 @@
       <w:tr>
         <w:tc>
           <w:tcPr>
-            <w:tcW w:type="dxa" w:w="9936"/>
+            <w:tcW w:type="dxa" w:w="10080"/>
             <w:gridSpan w:val="3"/>
             <w:tcMar>
               <w:top w:w="70" w:type="dxa"/>
@@ -11728,11 +13196,11 @@
       <w:tr>
         <w:tc>
           <w:tcPr>
-            <w:tcW w:type="dxa" w:w="9936"/>
+            <w:tcW w:type="dxa" w:w="10080"/>
             <w:gridSpan w:val="3"/>
             <w:tcMar>
-              <w:top w:w="20" w:type="dxa"/>
-              <w:bottom w:w="20" w:type="dxa"/>
+              <w:top w:w="30" w:type="dxa"/>
+              <w:bottom w:w="30" w:type="dxa"/>
               <w:left w:w="90" w:type="dxa"/>
               <w:right w:w="90" w:type="dxa"/>
             </w:tcMar>
@@ -11742,12 +13210,23 @@
             <w:pPr>
               <w:jc w:val="right"/>
             </w:pPr>
+            <w:hyperlink w:anchor="sumario_geral" w:history="1">
+              <w:r>
+                <w:rPr>
+                  <w:color w:val="0284C7"/>
+                  <w:u w:val="single"/>
+                  <w:b/>
+                  <w:sz w:val="16"/>
+                </w:rPr>
+                <w:t>🔝 Voltar ao Sumário Geral</w:t>
+              </w:r>
+            </w:hyperlink>
             <w:r>
               <w:rPr>
                 <w:color w:val="64748B"/>
                 <w:sz w:val="15"/>
               </w:rPr>
-              <w:t>PPC Técnico em Administração (IFSC Garopaba) • UC 22</w:t>
+              <w:t xml:space="preserve">   |   PPC Técnico em Administração (IFSC Garopaba) • UC 21</w:t>
             </w:r>
           </w:p>
         </w:tc>
@@ -11756,6 +13235,21 @@
     <w:p>
       <w:r>
         <w:br w:type="page"/>
+      </w:r>
+    </w:p>
+    <w:p>
+      <w:pPr>
+        <w:spacing w:before="120" w:after="60"/>
+      </w:pPr>
+      <w:bookmarkStart w:id="222" w:name="uc_22"/>
+      <w:bookmarkEnd w:id="222"/>
+      <w:r>
+        <w:rPr>
+          <w:b/>
+          <w:color w:val="108C50"/>
+          <w:sz w:val="22"/>
+        </w:rPr>
+        <w:t>UC 22 — Espanhol — Ano 2</w:t>
       </w:r>
     </w:p>
     <w:tbl>
@@ -11773,9 +13267,9 @@
         </w:tblBorders>
       </w:tblPr>
       <w:tblGrid>
-        <w:gridCol w:w="3312"/>
-        <w:gridCol w:w="3312"/>
-        <w:gridCol w:w="3312"/>
+        <w:gridCol w:w="3360"/>
+        <w:gridCol w:w="3360"/>
+        <w:gridCol w:w="3360"/>
       </w:tblGrid>
       <w:tr>
         <w:tc>
@@ -11805,13 +13299,13 @@
                 <w:color w:val="0F172A"/>
                 <w:sz w:val="22"/>
               </w:rPr>
-              <w:t>Física — Ano 2</w:t>
-            </w:r>
-          </w:p>
-        </w:tc>
-        <w:tc>
-          <w:tcPr>
-            <w:tcW w:type="dxa" w:w="6624"/>
+              <w:t>Espanhol — Ano 2</w:t>
+            </w:r>
+          </w:p>
+        </w:tc>
+        <w:tc>
+          <w:tcPr>
+            <w:tcW w:type="dxa" w:w="6720"/>
             <w:gridSpan w:val="2"/>
             <w:tcMar>
               <w:top w:w="70" w:type="dxa"/>
@@ -11834,7 +13328,7 @@
                 <w:b/>
                 <w:sz w:val="19"/>
               </w:rPr>
-              <w:t>3º e 4º  (Física II)</w:t>
+              <w:t>3º e 4º</w:t>
             </w:r>
           </w:p>
         </w:tc>
@@ -11842,7 +13336,7 @@
       <w:tr>
         <w:tc>
           <w:tcPr>
-            <w:tcW w:type="dxa" w:w="3312"/>
+            <w:tcW w:type="dxa" w:w="3360"/>
             <w:tcMar>
               <w:top w:w="40" w:type="dxa"/>
               <w:bottom w:w="40" w:type="dxa"/>
@@ -11862,7 +13356,7 @@
         </w:tc>
         <w:tc>
           <w:tcPr>
-            <w:tcW w:type="dxa" w:w="3312"/>
+            <w:tcW w:type="dxa" w:w="3360"/>
             <w:tcMar>
               <w:top w:w="40" w:type="dxa"/>
               <w:bottom w:w="40" w:type="dxa"/>
@@ -11890,7 +13384,7 @@
         </w:tc>
         <w:tc>
           <w:tcPr>
-            <w:tcW w:type="dxa" w:w="3312"/>
+            <w:tcW w:type="dxa" w:w="3360"/>
             <w:tcMar>
               <w:top w:w="40" w:type="dxa"/>
               <w:bottom w:w="40" w:type="dxa"/>
@@ -11920,7 +13414,7 @@
       <w:tr>
         <w:tc>
           <w:tcPr>
-            <w:tcW w:type="dxa" w:w="9936"/>
+            <w:tcW w:type="dxa" w:w="10080"/>
             <w:gridSpan w:val="3"/>
             <w:tcMar>
               <w:top w:w="70" w:type="dxa"/>
@@ -11960,7 +13454,7 @@
       <w:tr>
         <w:tc>
           <w:tcPr>
-            <w:tcW w:type="dxa" w:w="9936"/>
+            <w:tcW w:type="dxa" w:w="10080"/>
             <w:gridSpan w:val="3"/>
             <w:tcMar>
               <w:top w:w="70" w:type="dxa"/>
@@ -11985,7 +13479,7 @@
       <w:tr>
         <w:tc>
           <w:tcPr>
-            <w:tcW w:type="dxa" w:w="9936"/>
+            <w:tcW w:type="dxa" w:w="10080"/>
             <w:gridSpan w:val="3"/>
             <w:tcMar>
               <w:top w:w="70" w:type="dxa"/>
@@ -12010,7 +13504,7 @@
       <w:tr>
         <w:tc>
           <w:tcPr>
-            <w:tcW w:type="dxa" w:w="9936"/>
+            <w:tcW w:type="dxa" w:w="10080"/>
             <w:gridSpan w:val="3"/>
             <w:tcMar>
               <w:top w:w="70" w:type="dxa"/>
@@ -12036,7 +13530,7 @@
       <w:tr>
         <w:tc>
           <w:tcPr>
-            <w:tcW w:type="dxa" w:w="9936"/>
+            <w:tcW w:type="dxa" w:w="10080"/>
             <w:gridSpan w:val="3"/>
             <w:tcMar>
               <w:top w:w="70" w:type="dxa"/>
@@ -12061,11 +13555,11 @@
       <w:tr>
         <w:tc>
           <w:tcPr>
-            <w:tcW w:type="dxa" w:w="9936"/>
+            <w:tcW w:type="dxa" w:w="10080"/>
             <w:gridSpan w:val="3"/>
             <w:tcMar>
-              <w:top w:w="20" w:type="dxa"/>
-              <w:bottom w:w="20" w:type="dxa"/>
+              <w:top w:w="30" w:type="dxa"/>
+              <w:bottom w:w="30" w:type="dxa"/>
               <w:left w:w="90" w:type="dxa"/>
               <w:right w:w="90" w:type="dxa"/>
             </w:tcMar>
@@ -12075,12 +13569,23 @@
             <w:pPr>
               <w:jc w:val="right"/>
             </w:pPr>
+            <w:hyperlink w:anchor="sumario_geral" w:history="1">
+              <w:r>
+                <w:rPr>
+                  <w:color w:val="0284C7"/>
+                  <w:u w:val="single"/>
+                  <w:b/>
+                  <w:sz w:val="16"/>
+                </w:rPr>
+                <w:t>🔝 Voltar ao Sumário Geral</w:t>
+              </w:r>
+            </w:hyperlink>
             <w:r>
               <w:rPr>
                 <w:color w:val="64748B"/>
                 <w:sz w:val="15"/>
               </w:rPr>
-              <w:t>PPC Técnico em Administração (IFSC Garopaba) • UC 23</w:t>
+              <w:t xml:space="preserve">   |   PPC Técnico em Administração (IFSC Garopaba) • UC 22</w:t>
             </w:r>
           </w:p>
         </w:tc>
@@ -12089,6 +13594,21 @@
     <w:p>
       <w:r>
         <w:br w:type="page"/>
+      </w:r>
+    </w:p>
+    <w:p>
+      <w:pPr>
+        <w:spacing w:before="120" w:after="60"/>
+      </w:pPr>
+      <w:bookmarkStart w:id="223" w:name="uc_23"/>
+      <w:bookmarkEnd w:id="223"/>
+      <w:r>
+        <w:rPr>
+          <w:b/>
+          <w:color w:val="108C50"/>
+          <w:sz w:val="22"/>
+        </w:rPr>
+        <w:t>UC 23 — Física — Ano 2</w:t>
       </w:r>
     </w:p>
     <w:tbl>
@@ -12106,9 +13626,9 @@
         </w:tblBorders>
       </w:tblPr>
       <w:tblGrid>
-        <w:gridCol w:w="3312"/>
-        <w:gridCol w:w="3312"/>
-        <w:gridCol w:w="3312"/>
+        <w:gridCol w:w="3360"/>
+        <w:gridCol w:w="3360"/>
+        <w:gridCol w:w="3360"/>
       </w:tblGrid>
       <w:tr>
         <w:tc>
@@ -12138,13 +13658,13 @@
                 <w:color w:val="0F172A"/>
                 <w:sz w:val="22"/>
               </w:rPr>
-              <w:t>Matemática — Ano 2</w:t>
-            </w:r>
-          </w:p>
-        </w:tc>
-        <w:tc>
-          <w:tcPr>
-            <w:tcW w:type="dxa" w:w="6624"/>
+              <w:t>Física — Ano 2</w:t>
+            </w:r>
+          </w:p>
+        </w:tc>
+        <w:tc>
+          <w:tcPr>
+            <w:tcW w:type="dxa" w:w="6720"/>
             <w:gridSpan w:val="2"/>
             <w:tcMar>
               <w:top w:w="70" w:type="dxa"/>
@@ -12167,7 +13687,7 @@
                 <w:b/>
                 <w:sz w:val="19"/>
               </w:rPr>
-              <w:t>3º e 4º</w:t>
+              <w:t>3º e 4º  (Física II)</w:t>
             </w:r>
           </w:p>
         </w:tc>
@@ -12175,7 +13695,7 @@
       <w:tr>
         <w:tc>
           <w:tcPr>
-            <w:tcW w:type="dxa" w:w="3312"/>
+            <w:tcW w:type="dxa" w:w="3360"/>
             <w:tcMar>
               <w:top w:w="40" w:type="dxa"/>
               <w:bottom w:w="40" w:type="dxa"/>
@@ -12195,7 +13715,7 @@
         </w:tc>
         <w:tc>
           <w:tcPr>
-            <w:tcW w:type="dxa" w:w="3312"/>
+            <w:tcW w:type="dxa" w:w="3360"/>
             <w:tcMar>
               <w:top w:w="40" w:type="dxa"/>
               <w:bottom w:w="40" w:type="dxa"/>
@@ -12223,7 +13743,7 @@
         </w:tc>
         <w:tc>
           <w:tcPr>
-            <w:tcW w:type="dxa" w:w="3312"/>
+            <w:tcW w:type="dxa" w:w="3360"/>
             <w:tcMar>
               <w:top w:w="40" w:type="dxa"/>
               <w:bottom w:w="40" w:type="dxa"/>
@@ -12253,7 +13773,7 @@
       <w:tr>
         <w:tc>
           <w:tcPr>
-            <w:tcW w:type="dxa" w:w="9936"/>
+            <w:tcW w:type="dxa" w:w="10080"/>
             <w:gridSpan w:val="3"/>
             <w:tcMar>
               <w:top w:w="70" w:type="dxa"/>
@@ -12293,7 +13813,7 @@
       <w:tr>
         <w:tc>
           <w:tcPr>
-            <w:tcW w:type="dxa" w:w="9936"/>
+            <w:tcW w:type="dxa" w:w="10080"/>
             <w:gridSpan w:val="3"/>
             <w:tcMar>
               <w:top w:w="70" w:type="dxa"/>
@@ -12318,7 +13838,7 @@
       <w:tr>
         <w:tc>
           <w:tcPr>
-            <w:tcW w:type="dxa" w:w="9936"/>
+            <w:tcW w:type="dxa" w:w="10080"/>
             <w:gridSpan w:val="3"/>
             <w:tcMar>
               <w:top w:w="70" w:type="dxa"/>
@@ -12343,7 +13863,7 @@
       <w:tr>
         <w:tc>
           <w:tcPr>
-            <w:tcW w:type="dxa" w:w="9936"/>
+            <w:tcW w:type="dxa" w:w="10080"/>
             <w:gridSpan w:val="3"/>
             <w:tcMar>
               <w:top w:w="70" w:type="dxa"/>
@@ -12369,7 +13889,7 @@
       <w:tr>
         <w:tc>
           <w:tcPr>
-            <w:tcW w:type="dxa" w:w="9936"/>
+            <w:tcW w:type="dxa" w:w="10080"/>
             <w:gridSpan w:val="3"/>
             <w:tcMar>
               <w:top w:w="70" w:type="dxa"/>
@@ -12394,11 +13914,11 @@
       <w:tr>
         <w:tc>
           <w:tcPr>
-            <w:tcW w:type="dxa" w:w="9936"/>
+            <w:tcW w:type="dxa" w:w="10080"/>
             <w:gridSpan w:val="3"/>
             <w:tcMar>
-              <w:top w:w="20" w:type="dxa"/>
-              <w:bottom w:w="20" w:type="dxa"/>
+              <w:top w:w="30" w:type="dxa"/>
+              <w:bottom w:w="30" w:type="dxa"/>
               <w:left w:w="90" w:type="dxa"/>
               <w:right w:w="90" w:type="dxa"/>
             </w:tcMar>
@@ -12408,12 +13928,23 @@
             <w:pPr>
               <w:jc w:val="right"/>
             </w:pPr>
+            <w:hyperlink w:anchor="sumario_geral" w:history="1">
+              <w:r>
+                <w:rPr>
+                  <w:color w:val="0284C7"/>
+                  <w:u w:val="single"/>
+                  <w:b/>
+                  <w:sz w:val="16"/>
+                </w:rPr>
+                <w:t>🔝 Voltar ao Sumário Geral</w:t>
+              </w:r>
+            </w:hyperlink>
             <w:r>
               <w:rPr>
                 <w:color w:val="64748B"/>
                 <w:sz w:val="15"/>
               </w:rPr>
-              <w:t>PPC Técnico em Administração (IFSC Garopaba) • UC 24</w:t>
+              <w:t xml:space="preserve">   |   PPC Técnico em Administração (IFSC Garopaba) • UC 23</w:t>
             </w:r>
           </w:p>
         </w:tc>
@@ -12422,6 +13953,21 @@
     <w:p>
       <w:r>
         <w:br w:type="page"/>
+      </w:r>
+    </w:p>
+    <w:p>
+      <w:pPr>
+        <w:spacing w:before="120" w:after="60"/>
+      </w:pPr>
+      <w:bookmarkStart w:id="224" w:name="uc_24"/>
+      <w:bookmarkEnd w:id="224"/>
+      <w:r>
+        <w:rPr>
+          <w:b/>
+          <w:color w:val="108C50"/>
+          <w:sz w:val="22"/>
+        </w:rPr>
+        <w:t>UC 24 — Matemática — Ano 2</w:t>
       </w:r>
     </w:p>
     <w:tbl>
@@ -12439,9 +13985,9 @@
         </w:tblBorders>
       </w:tblPr>
       <w:tblGrid>
-        <w:gridCol w:w="3312"/>
-        <w:gridCol w:w="3312"/>
-        <w:gridCol w:w="3312"/>
+        <w:gridCol w:w="3360"/>
+        <w:gridCol w:w="3360"/>
+        <w:gridCol w:w="3360"/>
       </w:tblGrid>
       <w:tr>
         <w:tc>
@@ -12471,13 +14017,13 @@
                 <w:color w:val="0F172A"/>
                 <w:sz w:val="22"/>
               </w:rPr>
-              <w:t>Química — Ano 2</w:t>
-            </w:r>
-          </w:p>
-        </w:tc>
-        <w:tc>
-          <w:tcPr>
-            <w:tcW w:type="dxa" w:w="6624"/>
+              <w:t>Matemática — Ano 2</w:t>
+            </w:r>
+          </w:p>
+        </w:tc>
+        <w:tc>
+          <w:tcPr>
+            <w:tcW w:type="dxa" w:w="6720"/>
             <w:gridSpan w:val="2"/>
             <w:tcMar>
               <w:top w:w="70" w:type="dxa"/>
@@ -12508,7 +14054,7 @@
       <w:tr>
         <w:tc>
           <w:tcPr>
-            <w:tcW w:type="dxa" w:w="3312"/>
+            <w:tcW w:type="dxa" w:w="3360"/>
             <w:tcMar>
               <w:top w:w="40" w:type="dxa"/>
               <w:bottom w:w="40" w:type="dxa"/>
@@ -12528,7 +14074,7 @@
         </w:tc>
         <w:tc>
           <w:tcPr>
-            <w:tcW w:type="dxa" w:w="3312"/>
+            <w:tcW w:type="dxa" w:w="3360"/>
             <w:tcMar>
               <w:top w:w="40" w:type="dxa"/>
               <w:bottom w:w="40" w:type="dxa"/>
@@ -12556,7 +14102,7 @@
         </w:tc>
         <w:tc>
           <w:tcPr>
-            <w:tcW w:type="dxa" w:w="3312"/>
+            <w:tcW w:type="dxa" w:w="3360"/>
             <w:tcMar>
               <w:top w:w="40" w:type="dxa"/>
               <w:bottom w:w="40" w:type="dxa"/>
@@ -12586,7 +14132,7 @@
       <w:tr>
         <w:tc>
           <w:tcPr>
-            <w:tcW w:type="dxa" w:w="9936"/>
+            <w:tcW w:type="dxa" w:w="10080"/>
             <w:gridSpan w:val="3"/>
             <w:tcMar>
               <w:top w:w="70" w:type="dxa"/>
@@ -12626,7 +14172,7 @@
       <w:tr>
         <w:tc>
           <w:tcPr>
-            <w:tcW w:type="dxa" w:w="9936"/>
+            <w:tcW w:type="dxa" w:w="10080"/>
             <w:gridSpan w:val="3"/>
             <w:tcMar>
               <w:top w:w="70" w:type="dxa"/>
@@ -12651,7 +14197,7 @@
       <w:tr>
         <w:tc>
           <w:tcPr>
-            <w:tcW w:type="dxa" w:w="9936"/>
+            <w:tcW w:type="dxa" w:w="10080"/>
             <w:gridSpan w:val="3"/>
             <w:tcMar>
               <w:top w:w="70" w:type="dxa"/>
@@ -12676,7 +14222,7 @@
       <w:tr>
         <w:tc>
           <w:tcPr>
-            <w:tcW w:type="dxa" w:w="9936"/>
+            <w:tcW w:type="dxa" w:w="10080"/>
             <w:gridSpan w:val="3"/>
             <w:tcMar>
               <w:top w:w="70" w:type="dxa"/>
@@ -12702,7 +14248,7 @@
       <w:tr>
         <w:tc>
           <w:tcPr>
-            <w:tcW w:type="dxa" w:w="9936"/>
+            <w:tcW w:type="dxa" w:w="10080"/>
             <w:gridSpan w:val="3"/>
             <w:tcMar>
               <w:top w:w="70" w:type="dxa"/>
@@ -12727,11 +14273,11 @@
       <w:tr>
         <w:tc>
           <w:tcPr>
-            <w:tcW w:type="dxa" w:w="9936"/>
+            <w:tcW w:type="dxa" w:w="10080"/>
             <w:gridSpan w:val="3"/>
             <w:tcMar>
-              <w:top w:w="20" w:type="dxa"/>
-              <w:bottom w:w="20" w:type="dxa"/>
+              <w:top w:w="30" w:type="dxa"/>
+              <w:bottom w:w="30" w:type="dxa"/>
               <w:left w:w="90" w:type="dxa"/>
               <w:right w:w="90" w:type="dxa"/>
             </w:tcMar>
@@ -12741,12 +14287,23 @@
             <w:pPr>
               <w:jc w:val="right"/>
             </w:pPr>
+            <w:hyperlink w:anchor="sumario_geral" w:history="1">
+              <w:r>
+                <w:rPr>
+                  <w:color w:val="0284C7"/>
+                  <w:u w:val="single"/>
+                  <w:b/>
+                  <w:sz w:val="16"/>
+                </w:rPr>
+                <w:t>🔝 Voltar ao Sumário Geral</w:t>
+              </w:r>
+            </w:hyperlink>
             <w:r>
               <w:rPr>
                 <w:color w:val="64748B"/>
                 <w:sz w:val="15"/>
               </w:rPr>
-              <w:t>PPC Técnico em Administração (IFSC Garopaba) • UC 25</w:t>
+              <w:t xml:space="preserve">   |   PPC Técnico em Administração (IFSC Garopaba) • UC 24</w:t>
             </w:r>
           </w:p>
         </w:tc>
@@ -12755,6 +14312,21 @@
     <w:p>
       <w:r>
         <w:br w:type="page"/>
+      </w:r>
+    </w:p>
+    <w:p>
+      <w:pPr>
+        <w:spacing w:before="120" w:after="60"/>
+      </w:pPr>
+      <w:bookmarkStart w:id="225" w:name="uc_25"/>
+      <w:bookmarkEnd w:id="225"/>
+      <w:r>
+        <w:rPr>
+          <w:b/>
+          <w:color w:val="108C50"/>
+          <w:sz w:val="22"/>
+        </w:rPr>
+        <w:t>UC 25 — Química — Ano 2</w:t>
       </w:r>
     </w:p>
     <w:tbl>
@@ -12772,9 +14344,9 @@
         </w:tblBorders>
       </w:tblPr>
       <w:tblGrid>
-        <w:gridCol w:w="3312"/>
-        <w:gridCol w:w="3312"/>
-        <w:gridCol w:w="3312"/>
+        <w:gridCol w:w="3360"/>
+        <w:gridCol w:w="3360"/>
+        <w:gridCol w:w="3360"/>
       </w:tblGrid>
       <w:tr>
         <w:tc>
@@ -12804,13 +14376,13 @@
                 <w:color w:val="0F172A"/>
                 <w:sz w:val="22"/>
               </w:rPr>
-              <w:t>História — Ano 2</w:t>
-            </w:r>
-          </w:p>
-        </w:tc>
-        <w:tc>
-          <w:tcPr>
-            <w:tcW w:type="dxa" w:w="6624"/>
+              <w:t>Química — Ano 2</w:t>
+            </w:r>
+          </w:p>
+        </w:tc>
+        <w:tc>
+          <w:tcPr>
+            <w:tcW w:type="dxa" w:w="6720"/>
             <w:gridSpan w:val="2"/>
             <w:tcMar>
               <w:top w:w="70" w:type="dxa"/>
@@ -12833,7 +14405,7 @@
                 <w:b/>
                 <w:sz w:val="19"/>
               </w:rPr>
-              <w:t>3º e 4º  (História I)</w:t>
+              <w:t>3º e 4º</w:t>
             </w:r>
           </w:p>
         </w:tc>
@@ -12841,7 +14413,7 @@
       <w:tr>
         <w:tc>
           <w:tcPr>
-            <w:tcW w:type="dxa" w:w="3312"/>
+            <w:tcW w:type="dxa" w:w="3360"/>
             <w:tcMar>
               <w:top w:w="40" w:type="dxa"/>
               <w:bottom w:w="40" w:type="dxa"/>
@@ -12861,7 +14433,7 @@
         </w:tc>
         <w:tc>
           <w:tcPr>
-            <w:tcW w:type="dxa" w:w="3312"/>
+            <w:tcW w:type="dxa" w:w="3360"/>
             <w:tcMar>
               <w:top w:w="40" w:type="dxa"/>
               <w:bottom w:w="40" w:type="dxa"/>
@@ -12889,7 +14461,7 @@
         </w:tc>
         <w:tc>
           <w:tcPr>
-            <w:tcW w:type="dxa" w:w="3312"/>
+            <w:tcW w:type="dxa" w:w="3360"/>
             <w:tcMar>
               <w:top w:w="40" w:type="dxa"/>
               <w:bottom w:w="40" w:type="dxa"/>
@@ -12919,7 +14491,7 @@
       <w:tr>
         <w:tc>
           <w:tcPr>
-            <w:tcW w:type="dxa" w:w="9936"/>
+            <w:tcW w:type="dxa" w:w="10080"/>
             <w:gridSpan w:val="3"/>
             <w:tcMar>
               <w:top w:w="70" w:type="dxa"/>
@@ -12959,7 +14531,7 @@
       <w:tr>
         <w:tc>
           <w:tcPr>
-            <w:tcW w:type="dxa" w:w="9936"/>
+            <w:tcW w:type="dxa" w:w="10080"/>
             <w:gridSpan w:val="3"/>
             <w:tcMar>
               <w:top w:w="70" w:type="dxa"/>
@@ -12984,7 +14556,7 @@
       <w:tr>
         <w:tc>
           <w:tcPr>
-            <w:tcW w:type="dxa" w:w="9936"/>
+            <w:tcW w:type="dxa" w:w="10080"/>
             <w:gridSpan w:val="3"/>
             <w:tcMar>
               <w:top w:w="70" w:type="dxa"/>
@@ -13009,7 +14581,7 @@
       <w:tr>
         <w:tc>
           <w:tcPr>
-            <w:tcW w:type="dxa" w:w="9936"/>
+            <w:tcW w:type="dxa" w:w="10080"/>
             <w:gridSpan w:val="3"/>
             <w:tcMar>
               <w:top w:w="70" w:type="dxa"/>
@@ -13035,7 +14607,7 @@
       <w:tr>
         <w:tc>
           <w:tcPr>
-            <w:tcW w:type="dxa" w:w="9936"/>
+            <w:tcW w:type="dxa" w:w="10080"/>
             <w:gridSpan w:val="3"/>
             <w:tcMar>
               <w:top w:w="70" w:type="dxa"/>
@@ -13060,11 +14632,11 @@
       <w:tr>
         <w:tc>
           <w:tcPr>
-            <w:tcW w:type="dxa" w:w="9936"/>
+            <w:tcW w:type="dxa" w:w="10080"/>
             <w:gridSpan w:val="3"/>
             <w:tcMar>
-              <w:top w:w="20" w:type="dxa"/>
-              <w:bottom w:w="20" w:type="dxa"/>
+              <w:top w:w="30" w:type="dxa"/>
+              <w:bottom w:w="30" w:type="dxa"/>
               <w:left w:w="90" w:type="dxa"/>
               <w:right w:w="90" w:type="dxa"/>
             </w:tcMar>
@@ -13074,12 +14646,23 @@
             <w:pPr>
               <w:jc w:val="right"/>
             </w:pPr>
+            <w:hyperlink w:anchor="sumario_geral" w:history="1">
+              <w:r>
+                <w:rPr>
+                  <w:color w:val="0284C7"/>
+                  <w:u w:val="single"/>
+                  <w:b/>
+                  <w:sz w:val="16"/>
+                </w:rPr>
+                <w:t>🔝 Voltar ao Sumário Geral</w:t>
+              </w:r>
+            </w:hyperlink>
             <w:r>
               <w:rPr>
                 <w:color w:val="64748B"/>
                 <w:sz w:val="15"/>
               </w:rPr>
-              <w:t>PPC Técnico em Administração (IFSC Garopaba) • UC 26</w:t>
+              <w:t xml:space="preserve">   |   PPC Técnico em Administração (IFSC Garopaba) • UC 25</w:t>
             </w:r>
           </w:p>
         </w:tc>
@@ -13088,6 +14671,21 @@
     <w:p>
       <w:r>
         <w:br w:type="page"/>
+      </w:r>
+    </w:p>
+    <w:p>
+      <w:pPr>
+        <w:spacing w:before="120" w:after="60"/>
+      </w:pPr>
+      <w:bookmarkStart w:id="226" w:name="uc_26"/>
+      <w:bookmarkEnd w:id="226"/>
+      <w:r>
+        <w:rPr>
+          <w:b/>
+          <w:color w:val="108C50"/>
+          <w:sz w:val="22"/>
+        </w:rPr>
+        <w:t>UC 26 — História — Ano 2</w:t>
       </w:r>
     </w:p>
     <w:tbl>
@@ -13105,9 +14703,9 @@
         </w:tblBorders>
       </w:tblPr>
       <w:tblGrid>
-        <w:gridCol w:w="3312"/>
-        <w:gridCol w:w="3312"/>
-        <w:gridCol w:w="3312"/>
+        <w:gridCol w:w="3360"/>
+        <w:gridCol w:w="3360"/>
+        <w:gridCol w:w="3360"/>
       </w:tblGrid>
       <w:tr>
         <w:tc>
@@ -13137,13 +14735,13 @@
                 <w:color w:val="0F172A"/>
                 <w:sz w:val="22"/>
               </w:rPr>
-              <w:t>Sociologia — Ano 2</w:t>
-            </w:r>
-          </w:p>
-        </w:tc>
-        <w:tc>
-          <w:tcPr>
-            <w:tcW w:type="dxa" w:w="6624"/>
+              <w:t>História — Ano 2</w:t>
+            </w:r>
+          </w:p>
+        </w:tc>
+        <w:tc>
+          <w:tcPr>
+            <w:tcW w:type="dxa" w:w="6720"/>
             <w:gridSpan w:val="2"/>
             <w:tcMar>
               <w:top w:w="70" w:type="dxa"/>
@@ -13166,7 +14764,7 @@
                 <w:b/>
                 <w:sz w:val="19"/>
               </w:rPr>
-              <w:t>3º e 4º</w:t>
+              <w:t>3º e 4º  (História I)</w:t>
             </w:r>
           </w:p>
         </w:tc>
@@ -13174,7 +14772,7 @@
       <w:tr>
         <w:tc>
           <w:tcPr>
-            <w:tcW w:type="dxa" w:w="3312"/>
+            <w:tcW w:type="dxa" w:w="3360"/>
             <w:tcMar>
               <w:top w:w="40" w:type="dxa"/>
               <w:bottom w:w="40" w:type="dxa"/>
@@ -13194,7 +14792,7 @@
         </w:tc>
         <w:tc>
           <w:tcPr>
-            <w:tcW w:type="dxa" w:w="3312"/>
+            <w:tcW w:type="dxa" w:w="3360"/>
             <w:tcMar>
               <w:top w:w="40" w:type="dxa"/>
               <w:bottom w:w="40" w:type="dxa"/>
@@ -13222,7 +14820,7 @@
         </w:tc>
         <w:tc>
           <w:tcPr>
-            <w:tcW w:type="dxa" w:w="3312"/>
+            <w:tcW w:type="dxa" w:w="3360"/>
             <w:tcMar>
               <w:top w:w="40" w:type="dxa"/>
               <w:bottom w:w="40" w:type="dxa"/>
@@ -13252,7 +14850,7 @@
       <w:tr>
         <w:tc>
           <w:tcPr>
-            <w:tcW w:type="dxa" w:w="9936"/>
+            <w:tcW w:type="dxa" w:w="10080"/>
             <w:gridSpan w:val="3"/>
             <w:tcMar>
               <w:top w:w="70" w:type="dxa"/>
@@ -13292,7 +14890,7 @@
       <w:tr>
         <w:tc>
           <w:tcPr>
-            <w:tcW w:type="dxa" w:w="9936"/>
+            <w:tcW w:type="dxa" w:w="10080"/>
             <w:gridSpan w:val="3"/>
             <w:tcMar>
               <w:top w:w="70" w:type="dxa"/>
@@ -13317,7 +14915,7 @@
       <w:tr>
         <w:tc>
           <w:tcPr>
-            <w:tcW w:type="dxa" w:w="9936"/>
+            <w:tcW w:type="dxa" w:w="10080"/>
             <w:gridSpan w:val="3"/>
             <w:tcMar>
               <w:top w:w="70" w:type="dxa"/>
@@ -13342,7 +14940,7 @@
       <w:tr>
         <w:tc>
           <w:tcPr>
-            <w:tcW w:type="dxa" w:w="9936"/>
+            <w:tcW w:type="dxa" w:w="10080"/>
             <w:gridSpan w:val="3"/>
             <w:tcMar>
               <w:top w:w="70" w:type="dxa"/>
@@ -13368,7 +14966,7 @@
       <w:tr>
         <w:tc>
           <w:tcPr>
-            <w:tcW w:type="dxa" w:w="9936"/>
+            <w:tcW w:type="dxa" w:w="10080"/>
             <w:gridSpan w:val="3"/>
             <w:tcMar>
               <w:top w:w="70" w:type="dxa"/>
@@ -13393,11 +14991,11 @@
       <w:tr>
         <w:tc>
           <w:tcPr>
-            <w:tcW w:type="dxa" w:w="9936"/>
+            <w:tcW w:type="dxa" w:w="10080"/>
             <w:gridSpan w:val="3"/>
             <w:tcMar>
-              <w:top w:w="20" w:type="dxa"/>
-              <w:bottom w:w="20" w:type="dxa"/>
+              <w:top w:w="30" w:type="dxa"/>
+              <w:bottom w:w="30" w:type="dxa"/>
               <w:left w:w="90" w:type="dxa"/>
               <w:right w:w="90" w:type="dxa"/>
             </w:tcMar>
@@ -13407,12 +15005,23 @@
             <w:pPr>
               <w:jc w:val="right"/>
             </w:pPr>
+            <w:hyperlink w:anchor="sumario_geral" w:history="1">
+              <w:r>
+                <w:rPr>
+                  <w:color w:val="0284C7"/>
+                  <w:u w:val="single"/>
+                  <w:b/>
+                  <w:sz w:val="16"/>
+                </w:rPr>
+                <w:t>🔝 Voltar ao Sumário Geral</w:t>
+              </w:r>
+            </w:hyperlink>
             <w:r>
               <w:rPr>
                 <w:color w:val="64748B"/>
                 <w:sz w:val="15"/>
               </w:rPr>
-              <w:t>PPC Técnico em Administração (IFSC Garopaba) • UC 27</w:t>
+              <w:t xml:space="preserve">   |   PPC Técnico em Administração (IFSC Garopaba) • UC 26</w:t>
             </w:r>
           </w:p>
         </w:tc>
@@ -13421,6 +15030,21 @@
     <w:p>
       <w:r>
         <w:br w:type="page"/>
+      </w:r>
+    </w:p>
+    <w:p>
+      <w:pPr>
+        <w:spacing w:before="120" w:after="60"/>
+      </w:pPr>
+      <w:bookmarkStart w:id="227" w:name="uc_27"/>
+      <w:bookmarkEnd w:id="227"/>
+      <w:r>
+        <w:rPr>
+          <w:b/>
+          <w:color w:val="108C50"/>
+          <w:sz w:val="22"/>
+        </w:rPr>
+        <w:t>UC 27 — Sociologia — Ano 2</w:t>
       </w:r>
     </w:p>
     <w:tbl>
@@ -13438,9 +15062,9 @@
         </w:tblBorders>
       </w:tblPr>
       <w:tblGrid>
-        <w:gridCol w:w="3312"/>
-        <w:gridCol w:w="3312"/>
-        <w:gridCol w:w="3312"/>
+        <w:gridCol w:w="3360"/>
+        <w:gridCol w:w="3360"/>
+        <w:gridCol w:w="3360"/>
       </w:tblGrid>
       <w:tr>
         <w:tc>
@@ -13470,13 +15094,13 @@
                 <w:color w:val="0F172A"/>
                 <w:sz w:val="22"/>
               </w:rPr>
-              <w:t>Matemática para Administração</w:t>
-            </w:r>
-          </w:p>
-        </w:tc>
-        <w:tc>
-          <w:tcPr>
-            <w:tcW w:type="dxa" w:w="6624"/>
+              <w:t>Sociologia — Ano 2</w:t>
+            </w:r>
+          </w:p>
+        </w:tc>
+        <w:tc>
+          <w:tcPr>
+            <w:tcW w:type="dxa" w:w="6720"/>
             <w:gridSpan w:val="2"/>
             <w:tcMar>
               <w:top w:w="70" w:type="dxa"/>
@@ -13499,7 +15123,7 @@
                 <w:b/>
                 <w:sz w:val="19"/>
               </w:rPr>
-              <w:t>3º</w:t>
+              <w:t>3º e 4º</w:t>
             </w:r>
           </w:p>
         </w:tc>
@@ -13507,7 +15131,7 @@
       <w:tr>
         <w:tc>
           <w:tcPr>
-            <w:tcW w:type="dxa" w:w="3312"/>
+            <w:tcW w:type="dxa" w:w="3360"/>
             <w:tcMar>
               <w:top w:w="40" w:type="dxa"/>
               <w:bottom w:w="40" w:type="dxa"/>
@@ -13527,7 +15151,7 @@
         </w:tc>
         <w:tc>
           <w:tcPr>
-            <w:tcW w:type="dxa" w:w="3312"/>
+            <w:tcW w:type="dxa" w:w="3360"/>
             <w:tcMar>
               <w:top w:w="40" w:type="dxa"/>
               <w:bottom w:w="40" w:type="dxa"/>
@@ -13555,7 +15179,7 @@
         </w:tc>
         <w:tc>
           <w:tcPr>
-            <w:tcW w:type="dxa" w:w="3312"/>
+            <w:tcW w:type="dxa" w:w="3360"/>
             <w:tcMar>
               <w:top w:w="40" w:type="dxa"/>
               <w:bottom w:w="40" w:type="dxa"/>
@@ -13577,7 +15201,7 @@
                 <w:b/>
                 <w:sz w:val="18"/>
               </w:rPr>
-              <w:t>40 h</w:t>
+              <w:t>80 h</w:t>
             </w:r>
           </w:p>
         </w:tc>
@@ -13585,7 +15209,7 @@
       <w:tr>
         <w:tc>
           <w:tcPr>
-            <w:tcW w:type="dxa" w:w="9936"/>
+            <w:tcW w:type="dxa" w:w="10080"/>
             <w:gridSpan w:val="3"/>
             <w:tcMar>
               <w:top w:w="70" w:type="dxa"/>
@@ -13625,7 +15249,7 @@
       <w:tr>
         <w:tc>
           <w:tcPr>
-            <w:tcW w:type="dxa" w:w="9936"/>
+            <w:tcW w:type="dxa" w:w="10080"/>
             <w:gridSpan w:val="3"/>
             <w:tcMar>
               <w:top w:w="70" w:type="dxa"/>
@@ -13650,7 +15274,7 @@
       <w:tr>
         <w:tc>
           <w:tcPr>
-            <w:tcW w:type="dxa" w:w="9936"/>
+            <w:tcW w:type="dxa" w:w="10080"/>
             <w:gridSpan w:val="3"/>
             <w:tcMar>
               <w:top w:w="70" w:type="dxa"/>
@@ -13675,7 +15299,7 @@
       <w:tr>
         <w:tc>
           <w:tcPr>
-            <w:tcW w:type="dxa" w:w="9936"/>
+            <w:tcW w:type="dxa" w:w="10080"/>
             <w:gridSpan w:val="3"/>
             <w:tcMar>
               <w:top w:w="70" w:type="dxa"/>
@@ -13701,7 +15325,7 @@
       <w:tr>
         <w:tc>
           <w:tcPr>
-            <w:tcW w:type="dxa" w:w="9936"/>
+            <w:tcW w:type="dxa" w:w="10080"/>
             <w:gridSpan w:val="3"/>
             <w:tcMar>
               <w:top w:w="70" w:type="dxa"/>
@@ -13726,11 +15350,11 @@
       <w:tr>
         <w:tc>
           <w:tcPr>
-            <w:tcW w:type="dxa" w:w="9936"/>
+            <w:tcW w:type="dxa" w:w="10080"/>
             <w:gridSpan w:val="3"/>
             <w:tcMar>
-              <w:top w:w="20" w:type="dxa"/>
-              <w:bottom w:w="20" w:type="dxa"/>
+              <w:top w:w="30" w:type="dxa"/>
+              <w:bottom w:w="30" w:type="dxa"/>
               <w:left w:w="90" w:type="dxa"/>
               <w:right w:w="90" w:type="dxa"/>
             </w:tcMar>
@@ -13740,12 +15364,23 @@
             <w:pPr>
               <w:jc w:val="right"/>
             </w:pPr>
+            <w:hyperlink w:anchor="sumario_geral" w:history="1">
+              <w:r>
+                <w:rPr>
+                  <w:color w:val="0284C7"/>
+                  <w:u w:val="single"/>
+                  <w:b/>
+                  <w:sz w:val="16"/>
+                </w:rPr>
+                <w:t>🔝 Voltar ao Sumário Geral</w:t>
+              </w:r>
+            </w:hyperlink>
             <w:r>
               <w:rPr>
                 <w:color w:val="64748B"/>
                 <w:sz w:val="15"/>
               </w:rPr>
-              <w:t>PPC Técnico em Administração (IFSC Garopaba) • UC 28</w:t>
+              <w:t xml:space="preserve">   |   PPC Técnico em Administração (IFSC Garopaba) • UC 27</w:t>
             </w:r>
           </w:p>
         </w:tc>
@@ -13754,6 +15389,21 @@
     <w:p>
       <w:r>
         <w:br w:type="page"/>
+      </w:r>
+    </w:p>
+    <w:p>
+      <w:pPr>
+        <w:spacing w:before="120" w:after="60"/>
+      </w:pPr>
+      <w:bookmarkStart w:id="228" w:name="uc_28"/>
+      <w:bookmarkEnd w:id="228"/>
+      <w:r>
+        <w:rPr>
+          <w:b/>
+          <w:color w:val="108C50"/>
+          <w:sz w:val="22"/>
+        </w:rPr>
+        <w:t>UC 28 — Matemática para Administração</w:t>
       </w:r>
     </w:p>
     <w:tbl>
@@ -13771,9 +15421,9 @@
         </w:tblBorders>
       </w:tblPr>
       <w:tblGrid>
-        <w:gridCol w:w="3312"/>
-        <w:gridCol w:w="3312"/>
-        <w:gridCol w:w="3312"/>
+        <w:gridCol w:w="3360"/>
+        <w:gridCol w:w="3360"/>
+        <w:gridCol w:w="3360"/>
       </w:tblGrid>
       <w:tr>
         <w:tc>
@@ -13803,13 +15453,13 @@
                 <w:color w:val="0F172A"/>
                 <w:sz w:val="22"/>
               </w:rPr>
-              <w:t>Gestão de Marketing II</w:t>
-            </w:r>
-          </w:p>
-        </w:tc>
-        <w:tc>
-          <w:tcPr>
-            <w:tcW w:type="dxa" w:w="6624"/>
+              <w:t>Matemática para Administração</w:t>
+            </w:r>
+          </w:p>
+        </w:tc>
+        <w:tc>
+          <w:tcPr>
+            <w:tcW w:type="dxa" w:w="6720"/>
             <w:gridSpan w:val="2"/>
             <w:tcMar>
               <w:top w:w="70" w:type="dxa"/>
@@ -13840,7 +15490,7 @@
       <w:tr>
         <w:tc>
           <w:tcPr>
-            <w:tcW w:type="dxa" w:w="3312"/>
+            <w:tcW w:type="dxa" w:w="3360"/>
             <w:tcMar>
               <w:top w:w="40" w:type="dxa"/>
               <w:bottom w:w="40" w:type="dxa"/>
@@ -13860,7 +15510,7 @@
         </w:tc>
         <w:tc>
           <w:tcPr>
-            <w:tcW w:type="dxa" w:w="3312"/>
+            <w:tcW w:type="dxa" w:w="3360"/>
             <w:tcMar>
               <w:top w:w="40" w:type="dxa"/>
               <w:bottom w:w="40" w:type="dxa"/>
@@ -13888,7 +15538,7 @@
         </w:tc>
         <w:tc>
           <w:tcPr>
-            <w:tcW w:type="dxa" w:w="3312"/>
+            <w:tcW w:type="dxa" w:w="3360"/>
             <w:tcMar>
               <w:top w:w="40" w:type="dxa"/>
               <w:bottom w:w="40" w:type="dxa"/>
@@ -13918,7 +15568,7 @@
       <w:tr>
         <w:tc>
           <w:tcPr>
-            <w:tcW w:type="dxa" w:w="9936"/>
+            <w:tcW w:type="dxa" w:w="10080"/>
             <w:gridSpan w:val="3"/>
             <w:tcMar>
               <w:top w:w="70" w:type="dxa"/>
@@ -13958,7 +15608,7 @@
       <w:tr>
         <w:tc>
           <w:tcPr>
-            <w:tcW w:type="dxa" w:w="9936"/>
+            <w:tcW w:type="dxa" w:w="10080"/>
             <w:gridSpan w:val="3"/>
             <w:tcMar>
               <w:top w:w="70" w:type="dxa"/>
@@ -13983,7 +15633,7 @@
       <w:tr>
         <w:tc>
           <w:tcPr>
-            <w:tcW w:type="dxa" w:w="9936"/>
+            <w:tcW w:type="dxa" w:w="10080"/>
             <w:gridSpan w:val="3"/>
             <w:tcMar>
               <w:top w:w="70" w:type="dxa"/>
@@ -14008,7 +15658,7 @@
       <w:tr>
         <w:tc>
           <w:tcPr>
-            <w:tcW w:type="dxa" w:w="9936"/>
+            <w:tcW w:type="dxa" w:w="10080"/>
             <w:gridSpan w:val="3"/>
             <w:tcMar>
               <w:top w:w="70" w:type="dxa"/>
@@ -14034,7 +15684,7 @@
       <w:tr>
         <w:tc>
           <w:tcPr>
-            <w:tcW w:type="dxa" w:w="9936"/>
+            <w:tcW w:type="dxa" w:w="10080"/>
             <w:gridSpan w:val="3"/>
             <w:tcMar>
               <w:top w:w="70" w:type="dxa"/>
@@ -14059,11 +15709,11 @@
       <w:tr>
         <w:tc>
           <w:tcPr>
-            <w:tcW w:type="dxa" w:w="9936"/>
+            <w:tcW w:type="dxa" w:w="10080"/>
             <w:gridSpan w:val="3"/>
             <w:tcMar>
-              <w:top w:w="20" w:type="dxa"/>
-              <w:bottom w:w="20" w:type="dxa"/>
+              <w:top w:w="30" w:type="dxa"/>
+              <w:bottom w:w="30" w:type="dxa"/>
               <w:left w:w="90" w:type="dxa"/>
               <w:right w:w="90" w:type="dxa"/>
             </w:tcMar>
@@ -14073,12 +15723,23 @@
             <w:pPr>
               <w:jc w:val="right"/>
             </w:pPr>
+            <w:hyperlink w:anchor="sumario_geral" w:history="1">
+              <w:r>
+                <w:rPr>
+                  <w:color w:val="0284C7"/>
+                  <w:u w:val="single"/>
+                  <w:b/>
+                  <w:sz w:val="16"/>
+                </w:rPr>
+                <w:t>🔝 Voltar ao Sumário Geral</w:t>
+              </w:r>
+            </w:hyperlink>
             <w:r>
               <w:rPr>
                 <w:color w:val="64748B"/>
                 <w:sz w:val="15"/>
               </w:rPr>
-              <w:t>PPC Técnico em Administração (IFSC Garopaba) • UC 29</w:t>
+              <w:t xml:space="preserve">   |   PPC Técnico em Administração (IFSC Garopaba) • UC 28</w:t>
             </w:r>
           </w:p>
         </w:tc>
@@ -14087,6 +15748,21 @@
     <w:p>
       <w:r>
         <w:br w:type="page"/>
+      </w:r>
+    </w:p>
+    <w:p>
+      <w:pPr>
+        <w:spacing w:before="120" w:after="60"/>
+      </w:pPr>
+      <w:bookmarkStart w:id="229" w:name="uc_29"/>
+      <w:bookmarkEnd w:id="229"/>
+      <w:r>
+        <w:rPr>
+          <w:b/>
+          <w:color w:val="108C50"/>
+          <w:sz w:val="22"/>
+        </w:rPr>
+        <w:t>UC 29 — Gestão de Marketing II</w:t>
       </w:r>
     </w:p>
     <w:tbl>
@@ -14104,9 +15780,9 @@
         </w:tblBorders>
       </w:tblPr>
       <w:tblGrid>
-        <w:gridCol w:w="3312"/>
-        <w:gridCol w:w="3312"/>
-        <w:gridCol w:w="3312"/>
+        <w:gridCol w:w="3360"/>
+        <w:gridCol w:w="3360"/>
+        <w:gridCol w:w="3360"/>
       </w:tblGrid>
       <w:tr>
         <w:tc>
@@ -14136,13 +15812,13 @@
                 <w:color w:val="0F172A"/>
                 <w:sz w:val="22"/>
               </w:rPr>
-              <w:t>Gestão de Operações e Qualidade</w:t>
-            </w:r>
-          </w:p>
-        </w:tc>
-        <w:tc>
-          <w:tcPr>
-            <w:tcW w:type="dxa" w:w="6624"/>
+              <w:t>Gestão de Marketing II</w:t>
+            </w:r>
+          </w:p>
+        </w:tc>
+        <w:tc>
+          <w:tcPr>
+            <w:tcW w:type="dxa" w:w="6720"/>
             <w:gridSpan w:val="2"/>
             <w:tcMar>
               <w:top w:w="70" w:type="dxa"/>
@@ -14165,7 +15841,7 @@
                 <w:b/>
                 <w:sz w:val="19"/>
               </w:rPr>
-              <w:t>3º e 4º</w:t>
+              <w:t>3º</w:t>
             </w:r>
           </w:p>
         </w:tc>
@@ -14173,7 +15849,7 @@
       <w:tr>
         <w:tc>
           <w:tcPr>
-            <w:tcW w:type="dxa" w:w="3312"/>
+            <w:tcW w:type="dxa" w:w="3360"/>
             <w:tcMar>
               <w:top w:w="40" w:type="dxa"/>
               <w:bottom w:w="40" w:type="dxa"/>
@@ -14193,7 +15869,7 @@
         </w:tc>
         <w:tc>
           <w:tcPr>
-            <w:tcW w:type="dxa" w:w="3312"/>
+            <w:tcW w:type="dxa" w:w="3360"/>
             <w:tcMar>
               <w:top w:w="40" w:type="dxa"/>
               <w:bottom w:w="40" w:type="dxa"/>
@@ -14221,7 +15897,7 @@
         </w:tc>
         <w:tc>
           <w:tcPr>
-            <w:tcW w:type="dxa" w:w="3312"/>
+            <w:tcW w:type="dxa" w:w="3360"/>
             <w:tcMar>
               <w:top w:w="40" w:type="dxa"/>
               <w:bottom w:w="40" w:type="dxa"/>
@@ -14243,7 +15919,7 @@
                 <w:b/>
                 <w:sz w:val="18"/>
               </w:rPr>
-              <w:t>80 h</w:t>
+              <w:t>40 h</w:t>
             </w:r>
           </w:p>
         </w:tc>
@@ -14251,7 +15927,7 @@
       <w:tr>
         <w:tc>
           <w:tcPr>
-            <w:tcW w:type="dxa" w:w="9936"/>
+            <w:tcW w:type="dxa" w:w="10080"/>
             <w:gridSpan w:val="3"/>
             <w:tcMar>
               <w:top w:w="70" w:type="dxa"/>
@@ -14291,7 +15967,7 @@
       <w:tr>
         <w:tc>
           <w:tcPr>
-            <w:tcW w:type="dxa" w:w="9936"/>
+            <w:tcW w:type="dxa" w:w="10080"/>
             <w:gridSpan w:val="3"/>
             <w:tcMar>
               <w:top w:w="70" w:type="dxa"/>
@@ -14316,7 +15992,7 @@
       <w:tr>
         <w:tc>
           <w:tcPr>
-            <w:tcW w:type="dxa" w:w="9936"/>
+            <w:tcW w:type="dxa" w:w="10080"/>
             <w:gridSpan w:val="3"/>
             <w:tcMar>
               <w:top w:w="70" w:type="dxa"/>
@@ -14341,7 +16017,7 @@
       <w:tr>
         <w:tc>
           <w:tcPr>
-            <w:tcW w:type="dxa" w:w="9936"/>
+            <w:tcW w:type="dxa" w:w="10080"/>
             <w:gridSpan w:val="3"/>
             <w:tcMar>
               <w:top w:w="70" w:type="dxa"/>
@@ -14367,7 +16043,7 @@
       <w:tr>
         <w:tc>
           <w:tcPr>
-            <w:tcW w:type="dxa" w:w="9936"/>
+            <w:tcW w:type="dxa" w:w="10080"/>
             <w:gridSpan w:val="3"/>
             <w:tcMar>
               <w:top w:w="70" w:type="dxa"/>
@@ -14392,11 +16068,11 @@
       <w:tr>
         <w:tc>
           <w:tcPr>
-            <w:tcW w:type="dxa" w:w="9936"/>
+            <w:tcW w:type="dxa" w:w="10080"/>
             <w:gridSpan w:val="3"/>
             <w:tcMar>
-              <w:top w:w="20" w:type="dxa"/>
-              <w:bottom w:w="20" w:type="dxa"/>
+              <w:top w:w="30" w:type="dxa"/>
+              <w:bottom w:w="30" w:type="dxa"/>
               <w:left w:w="90" w:type="dxa"/>
               <w:right w:w="90" w:type="dxa"/>
             </w:tcMar>
@@ -14406,12 +16082,23 @@
             <w:pPr>
               <w:jc w:val="right"/>
             </w:pPr>
+            <w:hyperlink w:anchor="sumario_geral" w:history="1">
+              <w:r>
+                <w:rPr>
+                  <w:color w:val="0284C7"/>
+                  <w:u w:val="single"/>
+                  <w:b/>
+                  <w:sz w:val="16"/>
+                </w:rPr>
+                <w:t>🔝 Voltar ao Sumário Geral</w:t>
+              </w:r>
+            </w:hyperlink>
             <w:r>
               <w:rPr>
                 <w:color w:val="64748B"/>
                 <w:sz w:val="15"/>
               </w:rPr>
-              <w:t>PPC Técnico em Administração (IFSC Garopaba) • UC 30</w:t>
+              <w:t xml:space="preserve">   |   PPC Técnico em Administração (IFSC Garopaba) • UC 29</w:t>
             </w:r>
           </w:p>
         </w:tc>
@@ -14420,6 +16107,21 @@
     <w:p>
       <w:r>
         <w:br w:type="page"/>
+      </w:r>
+    </w:p>
+    <w:p>
+      <w:pPr>
+        <w:spacing w:before="120" w:after="60"/>
+      </w:pPr>
+      <w:bookmarkStart w:id="230" w:name="uc_30"/>
+      <w:bookmarkEnd w:id="230"/>
+      <w:r>
+        <w:rPr>
+          <w:b/>
+          <w:color w:val="108C50"/>
+          <w:sz w:val="22"/>
+        </w:rPr>
+        <w:t>UC 30 — Gestão de Operações e Qualidade</w:t>
       </w:r>
     </w:p>
     <w:tbl>
@@ -14437,9 +16139,9 @@
         </w:tblBorders>
       </w:tblPr>
       <w:tblGrid>
-        <w:gridCol w:w="3312"/>
-        <w:gridCol w:w="3312"/>
-        <w:gridCol w:w="3312"/>
+        <w:gridCol w:w="3360"/>
+        <w:gridCol w:w="3360"/>
+        <w:gridCol w:w="3360"/>
       </w:tblGrid>
       <w:tr>
         <w:tc>
@@ -14469,13 +16171,13 @@
                 <w:color w:val="0F172A"/>
                 <w:sz w:val="22"/>
               </w:rPr>
-              <w:t>Empreendedorismo I</w:t>
-            </w:r>
-          </w:p>
-        </w:tc>
-        <w:tc>
-          <w:tcPr>
-            <w:tcW w:type="dxa" w:w="6624"/>
+              <w:t>Gestão de Operações e Qualidade</w:t>
+            </w:r>
+          </w:p>
+        </w:tc>
+        <w:tc>
+          <w:tcPr>
+            <w:tcW w:type="dxa" w:w="6720"/>
             <w:gridSpan w:val="2"/>
             <w:tcMar>
               <w:top w:w="70" w:type="dxa"/>
@@ -14498,7 +16200,7 @@
                 <w:b/>
                 <w:sz w:val="19"/>
               </w:rPr>
-              <w:t>4º</w:t>
+              <w:t>3º e 4º</w:t>
             </w:r>
           </w:p>
         </w:tc>
@@ -14506,7 +16208,7 @@
       <w:tr>
         <w:tc>
           <w:tcPr>
-            <w:tcW w:type="dxa" w:w="3312"/>
+            <w:tcW w:type="dxa" w:w="3360"/>
             <w:tcMar>
               <w:top w:w="40" w:type="dxa"/>
               <w:bottom w:w="40" w:type="dxa"/>
@@ -14526,7 +16228,7 @@
         </w:tc>
         <w:tc>
           <w:tcPr>
-            <w:tcW w:type="dxa" w:w="3312"/>
+            <w:tcW w:type="dxa" w:w="3360"/>
             <w:tcMar>
               <w:top w:w="40" w:type="dxa"/>
               <w:bottom w:w="40" w:type="dxa"/>
@@ -14554,7 +16256,7 @@
         </w:tc>
         <w:tc>
           <w:tcPr>
-            <w:tcW w:type="dxa" w:w="3312"/>
+            <w:tcW w:type="dxa" w:w="3360"/>
             <w:tcMar>
               <w:top w:w="40" w:type="dxa"/>
               <w:bottom w:w="40" w:type="dxa"/>
@@ -14576,7 +16278,7 @@
                 <w:b/>
                 <w:sz w:val="18"/>
               </w:rPr>
-              <w:t>40 h</w:t>
+              <w:t>80 h</w:t>
             </w:r>
           </w:p>
         </w:tc>
@@ -14584,7 +16286,7 @@
       <w:tr>
         <w:tc>
           <w:tcPr>
-            <w:tcW w:type="dxa" w:w="9936"/>
+            <w:tcW w:type="dxa" w:w="10080"/>
             <w:gridSpan w:val="3"/>
             <w:tcMar>
               <w:top w:w="70" w:type="dxa"/>
@@ -14624,7 +16326,7 @@
       <w:tr>
         <w:tc>
           <w:tcPr>
-            <w:tcW w:type="dxa" w:w="9936"/>
+            <w:tcW w:type="dxa" w:w="10080"/>
             <w:gridSpan w:val="3"/>
             <w:tcMar>
               <w:top w:w="70" w:type="dxa"/>
@@ -14649,7 +16351,7 @@
       <w:tr>
         <w:tc>
           <w:tcPr>
-            <w:tcW w:type="dxa" w:w="9936"/>
+            <w:tcW w:type="dxa" w:w="10080"/>
             <w:gridSpan w:val="3"/>
             <w:tcMar>
               <w:top w:w="70" w:type="dxa"/>
@@ -14674,7 +16376,7 @@
       <w:tr>
         <w:tc>
           <w:tcPr>
-            <w:tcW w:type="dxa" w:w="9936"/>
+            <w:tcW w:type="dxa" w:w="10080"/>
             <w:gridSpan w:val="3"/>
             <w:tcMar>
               <w:top w:w="70" w:type="dxa"/>
@@ -14700,7 +16402,7 @@
       <w:tr>
         <w:tc>
           <w:tcPr>
-            <w:tcW w:type="dxa" w:w="9936"/>
+            <w:tcW w:type="dxa" w:w="10080"/>
             <w:gridSpan w:val="3"/>
             <w:tcMar>
               <w:top w:w="70" w:type="dxa"/>
@@ -14725,11 +16427,11 @@
       <w:tr>
         <w:tc>
           <w:tcPr>
-            <w:tcW w:type="dxa" w:w="9936"/>
+            <w:tcW w:type="dxa" w:w="10080"/>
             <w:gridSpan w:val="3"/>
             <w:tcMar>
-              <w:top w:w="20" w:type="dxa"/>
-              <w:bottom w:w="20" w:type="dxa"/>
+              <w:top w:w="30" w:type="dxa"/>
+              <w:bottom w:w="30" w:type="dxa"/>
               <w:left w:w="90" w:type="dxa"/>
               <w:right w:w="90" w:type="dxa"/>
             </w:tcMar>
@@ -14739,12 +16441,23 @@
             <w:pPr>
               <w:jc w:val="right"/>
             </w:pPr>
+            <w:hyperlink w:anchor="sumario_geral" w:history="1">
+              <w:r>
+                <w:rPr>
+                  <w:color w:val="0284C7"/>
+                  <w:u w:val="single"/>
+                  <w:b/>
+                  <w:sz w:val="16"/>
+                </w:rPr>
+                <w:t>🔝 Voltar ao Sumário Geral</w:t>
+              </w:r>
+            </w:hyperlink>
             <w:r>
               <w:rPr>
                 <w:color w:val="64748B"/>
                 <w:sz w:val="15"/>
               </w:rPr>
-              <w:t>PPC Técnico em Administração (IFSC Garopaba) • UC 31</w:t>
+              <w:t xml:space="preserve">   |   PPC Técnico em Administração (IFSC Garopaba) • UC 30</w:t>
             </w:r>
           </w:p>
         </w:tc>
@@ -14753,6 +16466,21 @@
     <w:p>
       <w:r>
         <w:br w:type="page"/>
+      </w:r>
+    </w:p>
+    <w:p>
+      <w:pPr>
+        <w:spacing w:before="120" w:after="60"/>
+      </w:pPr>
+      <w:bookmarkStart w:id="231" w:name="uc_31"/>
+      <w:bookmarkEnd w:id="231"/>
+      <w:r>
+        <w:rPr>
+          <w:b/>
+          <w:color w:val="108C50"/>
+          <w:sz w:val="22"/>
+        </w:rPr>
+        <w:t>UC 31 — Empreendedorismo I</w:t>
       </w:r>
     </w:p>
     <w:tbl>
@@ -14770,9 +16498,9 @@
         </w:tblBorders>
       </w:tblPr>
       <w:tblGrid>
-        <w:gridCol w:w="3312"/>
-        <w:gridCol w:w="3312"/>
-        <w:gridCol w:w="3312"/>
+        <w:gridCol w:w="3360"/>
+        <w:gridCol w:w="3360"/>
+        <w:gridCol w:w="3360"/>
       </w:tblGrid>
       <w:tr>
         <w:tc>
@@ -14802,13 +16530,13 @@
                 <w:color w:val="0F172A"/>
                 <w:sz w:val="22"/>
               </w:rPr>
-              <w:t>Responsabilidade Socioambiental e Sustentabilidade</w:t>
-            </w:r>
-          </w:p>
-        </w:tc>
-        <w:tc>
-          <w:tcPr>
-            <w:tcW w:type="dxa" w:w="6624"/>
+              <w:t>Empreendedorismo I</w:t>
+            </w:r>
+          </w:p>
+        </w:tc>
+        <w:tc>
+          <w:tcPr>
+            <w:tcW w:type="dxa" w:w="6720"/>
             <w:gridSpan w:val="2"/>
             <w:tcMar>
               <w:top w:w="70" w:type="dxa"/>
@@ -14839,7 +16567,7 @@
       <w:tr>
         <w:tc>
           <w:tcPr>
-            <w:tcW w:type="dxa" w:w="3312"/>
+            <w:tcW w:type="dxa" w:w="3360"/>
             <w:tcMar>
               <w:top w:w="40" w:type="dxa"/>
               <w:bottom w:w="40" w:type="dxa"/>
@@ -14859,7 +16587,7 @@
         </w:tc>
         <w:tc>
           <w:tcPr>
-            <w:tcW w:type="dxa" w:w="3312"/>
+            <w:tcW w:type="dxa" w:w="3360"/>
             <w:tcMar>
               <w:top w:w="40" w:type="dxa"/>
               <w:bottom w:w="40" w:type="dxa"/>
@@ -14887,7 +16615,7 @@
         </w:tc>
         <w:tc>
           <w:tcPr>
-            <w:tcW w:type="dxa" w:w="3312"/>
+            <w:tcW w:type="dxa" w:w="3360"/>
             <w:tcMar>
               <w:top w:w="40" w:type="dxa"/>
               <w:bottom w:w="40" w:type="dxa"/>
@@ -14917,7 +16645,7 @@
       <w:tr>
         <w:tc>
           <w:tcPr>
-            <w:tcW w:type="dxa" w:w="9936"/>
+            <w:tcW w:type="dxa" w:w="10080"/>
             <w:gridSpan w:val="3"/>
             <w:tcMar>
               <w:top w:w="70" w:type="dxa"/>
@@ -14957,7 +16685,7 @@
       <w:tr>
         <w:tc>
           <w:tcPr>
-            <w:tcW w:type="dxa" w:w="9936"/>
+            <w:tcW w:type="dxa" w:w="10080"/>
             <w:gridSpan w:val="3"/>
             <w:tcMar>
               <w:top w:w="70" w:type="dxa"/>
@@ -14982,7 +16710,7 @@
       <w:tr>
         <w:tc>
           <w:tcPr>
-            <w:tcW w:type="dxa" w:w="9936"/>
+            <w:tcW w:type="dxa" w:w="10080"/>
             <w:gridSpan w:val="3"/>
             <w:tcMar>
               <w:top w:w="70" w:type="dxa"/>
@@ -15007,7 +16735,7 @@
       <w:tr>
         <w:tc>
           <w:tcPr>
-            <w:tcW w:type="dxa" w:w="9936"/>
+            <w:tcW w:type="dxa" w:w="10080"/>
             <w:gridSpan w:val="3"/>
             <w:tcMar>
               <w:top w:w="70" w:type="dxa"/>
@@ -15033,7 +16761,7 @@
       <w:tr>
         <w:tc>
           <w:tcPr>
-            <w:tcW w:type="dxa" w:w="9936"/>
+            <w:tcW w:type="dxa" w:w="10080"/>
             <w:gridSpan w:val="3"/>
             <w:tcMar>
               <w:top w:w="70" w:type="dxa"/>
@@ -15058,11 +16786,11 @@
       <w:tr>
         <w:tc>
           <w:tcPr>
-            <w:tcW w:type="dxa" w:w="9936"/>
+            <w:tcW w:type="dxa" w:w="10080"/>
             <w:gridSpan w:val="3"/>
             <w:tcMar>
-              <w:top w:w="20" w:type="dxa"/>
-              <w:bottom w:w="20" w:type="dxa"/>
+              <w:top w:w="30" w:type="dxa"/>
+              <w:bottom w:w="30" w:type="dxa"/>
               <w:left w:w="90" w:type="dxa"/>
               <w:right w:w="90" w:type="dxa"/>
             </w:tcMar>
@@ -15072,12 +16800,23 @@
             <w:pPr>
               <w:jc w:val="right"/>
             </w:pPr>
+            <w:hyperlink w:anchor="sumario_geral" w:history="1">
+              <w:r>
+                <w:rPr>
+                  <w:color w:val="0284C7"/>
+                  <w:u w:val="single"/>
+                  <w:b/>
+                  <w:sz w:val="16"/>
+                </w:rPr>
+                <w:t>🔝 Voltar ao Sumário Geral</w:t>
+              </w:r>
+            </w:hyperlink>
             <w:r>
               <w:rPr>
                 <w:color w:val="64748B"/>
                 <w:sz w:val="15"/>
               </w:rPr>
-              <w:t>PPC Técnico em Administração (IFSC Garopaba) • UC 32</w:t>
+              <w:t xml:space="preserve">   |   PPC Técnico em Administração (IFSC Garopaba) • UC 31</w:t>
             </w:r>
           </w:p>
         </w:tc>
@@ -15086,6 +16825,21 @@
     <w:p>
       <w:r>
         <w:br w:type="page"/>
+      </w:r>
+    </w:p>
+    <w:p>
+      <w:pPr>
+        <w:spacing w:before="120" w:after="60"/>
+      </w:pPr>
+      <w:bookmarkStart w:id="232" w:name="uc_32"/>
+      <w:bookmarkEnd w:id="232"/>
+      <w:r>
+        <w:rPr>
+          <w:b/>
+          <w:color w:val="108C50"/>
+          <w:sz w:val="22"/>
+        </w:rPr>
+        <w:t>UC 32 — Responsabilidade Socioambiental e Sustentabilidade</w:t>
       </w:r>
     </w:p>
     <w:tbl>
@@ -15103,9 +16857,9 @@
         </w:tblBorders>
       </w:tblPr>
       <w:tblGrid>
-        <w:gridCol w:w="3312"/>
-        <w:gridCol w:w="3312"/>
-        <w:gridCol w:w="3312"/>
+        <w:gridCol w:w="3360"/>
+        <w:gridCol w:w="3360"/>
+        <w:gridCol w:w="3360"/>
       </w:tblGrid>
       <w:tr>
         <w:tc>
@@ -15135,13 +16889,13 @@
                 <w:color w:val="0F172A"/>
                 <w:sz w:val="22"/>
               </w:rPr>
-              <w:t>Oficina de Integração I</w:t>
-            </w:r>
-          </w:p>
-        </w:tc>
-        <w:tc>
-          <w:tcPr>
-            <w:tcW w:type="dxa" w:w="6624"/>
+              <w:t>Responsabilidade Socioambiental e Sustentabilidade</w:t>
+            </w:r>
+          </w:p>
+        </w:tc>
+        <w:tc>
+          <w:tcPr>
+            <w:tcW w:type="dxa" w:w="6720"/>
             <w:gridSpan w:val="2"/>
             <w:tcMar>
               <w:top w:w="70" w:type="dxa"/>
@@ -15164,7 +16918,7 @@
                 <w:b/>
                 <w:sz w:val="19"/>
               </w:rPr>
-              <w:t>3º e 4º</w:t>
+              <w:t>4º</w:t>
             </w:r>
           </w:p>
         </w:tc>
@@ -15172,7 +16926,7 @@
       <w:tr>
         <w:tc>
           <w:tcPr>
-            <w:tcW w:type="dxa" w:w="3312"/>
+            <w:tcW w:type="dxa" w:w="3360"/>
             <w:tcMar>
               <w:top w:w="40" w:type="dxa"/>
               <w:bottom w:w="40" w:type="dxa"/>
@@ -15192,7 +16946,7 @@
         </w:tc>
         <w:tc>
           <w:tcPr>
-            <w:tcW w:type="dxa" w:w="3312"/>
+            <w:tcW w:type="dxa" w:w="3360"/>
             <w:tcMar>
               <w:top w:w="40" w:type="dxa"/>
               <w:bottom w:w="40" w:type="dxa"/>
@@ -15220,7 +16974,7 @@
         </w:tc>
         <w:tc>
           <w:tcPr>
-            <w:tcW w:type="dxa" w:w="3312"/>
+            <w:tcW w:type="dxa" w:w="3360"/>
             <w:tcMar>
               <w:top w:w="40" w:type="dxa"/>
               <w:bottom w:w="40" w:type="dxa"/>
@@ -15242,7 +16996,7 @@
                 <w:b/>
                 <w:sz w:val="18"/>
               </w:rPr>
-              <w:t>80 h</w:t>
+              <w:t>40 h</w:t>
             </w:r>
           </w:p>
         </w:tc>
@@ -15250,7 +17004,7 @@
       <w:tr>
         <w:tc>
           <w:tcPr>
-            <w:tcW w:type="dxa" w:w="9936"/>
+            <w:tcW w:type="dxa" w:w="10080"/>
             <w:gridSpan w:val="3"/>
             <w:tcMar>
               <w:top w:w="70" w:type="dxa"/>
@@ -15290,7 +17044,7 @@
       <w:tr>
         <w:tc>
           <w:tcPr>
-            <w:tcW w:type="dxa" w:w="9936"/>
+            <w:tcW w:type="dxa" w:w="10080"/>
             <w:gridSpan w:val="3"/>
             <w:tcMar>
               <w:top w:w="70" w:type="dxa"/>
@@ -15315,7 +17069,7 @@
       <w:tr>
         <w:tc>
           <w:tcPr>
-            <w:tcW w:type="dxa" w:w="9936"/>
+            <w:tcW w:type="dxa" w:w="10080"/>
             <w:gridSpan w:val="3"/>
             <w:tcMar>
               <w:top w:w="70" w:type="dxa"/>
@@ -15340,7 +17094,7 @@
       <w:tr>
         <w:tc>
           <w:tcPr>
-            <w:tcW w:type="dxa" w:w="9936"/>
+            <w:tcW w:type="dxa" w:w="10080"/>
             <w:gridSpan w:val="3"/>
             <w:tcMar>
               <w:top w:w="70" w:type="dxa"/>
@@ -15366,7 +17120,7 @@
       <w:tr>
         <w:tc>
           <w:tcPr>
-            <w:tcW w:type="dxa" w:w="9936"/>
+            <w:tcW w:type="dxa" w:w="10080"/>
             <w:gridSpan w:val="3"/>
             <w:tcMar>
               <w:top w:w="70" w:type="dxa"/>
@@ -15391,11 +17145,11 @@
       <w:tr>
         <w:tc>
           <w:tcPr>
-            <w:tcW w:type="dxa" w:w="9936"/>
+            <w:tcW w:type="dxa" w:w="10080"/>
             <w:gridSpan w:val="3"/>
             <w:tcMar>
-              <w:top w:w="20" w:type="dxa"/>
-              <w:bottom w:w="20" w:type="dxa"/>
+              <w:top w:w="30" w:type="dxa"/>
+              <w:bottom w:w="30" w:type="dxa"/>
               <w:left w:w="90" w:type="dxa"/>
               <w:right w:w="90" w:type="dxa"/>
             </w:tcMar>
@@ -15405,12 +17159,23 @@
             <w:pPr>
               <w:jc w:val="right"/>
             </w:pPr>
+            <w:hyperlink w:anchor="sumario_geral" w:history="1">
+              <w:r>
+                <w:rPr>
+                  <w:color w:val="0284C7"/>
+                  <w:u w:val="single"/>
+                  <w:b/>
+                  <w:sz w:val="16"/>
+                </w:rPr>
+                <w:t>🔝 Voltar ao Sumário Geral</w:t>
+              </w:r>
+            </w:hyperlink>
             <w:r>
               <w:rPr>
                 <w:color w:val="64748B"/>
                 <w:sz w:val="15"/>
               </w:rPr>
-              <w:t>PPC Técnico em Administração (IFSC Garopaba) • UC 33</w:t>
+              <w:t xml:space="preserve">   |   PPC Técnico em Administração (IFSC Garopaba) • UC 32</w:t>
             </w:r>
           </w:p>
         </w:tc>
@@ -15419,6 +17184,21 @@
     <w:p>
       <w:r>
         <w:br w:type="page"/>
+      </w:r>
+    </w:p>
+    <w:p>
+      <w:pPr>
+        <w:spacing w:before="120" w:after="60"/>
+      </w:pPr>
+      <w:bookmarkStart w:id="233" w:name="uc_33"/>
+      <w:bookmarkEnd w:id="233"/>
+      <w:r>
+        <w:rPr>
+          <w:b/>
+          <w:color w:val="108C50"/>
+          <w:sz w:val="22"/>
+        </w:rPr>
+        <w:t>UC 33 — Oficina de Integração I</w:t>
       </w:r>
     </w:p>
     <w:tbl>
@@ -15436,9 +17216,9 @@
         </w:tblBorders>
       </w:tblPr>
       <w:tblGrid>
-        <w:gridCol w:w="3312"/>
-        <w:gridCol w:w="3312"/>
-        <w:gridCol w:w="3312"/>
+        <w:gridCol w:w="3360"/>
+        <w:gridCol w:w="3360"/>
+        <w:gridCol w:w="3360"/>
       </w:tblGrid>
       <w:tr>
         <w:tc>
@@ -15468,13 +17248,13 @@
                 <w:color w:val="0F172A"/>
                 <w:sz w:val="22"/>
               </w:rPr>
-              <w:t>Língua Portuguesa e Literatura — Ano 3</w:t>
-            </w:r>
-          </w:p>
-        </w:tc>
-        <w:tc>
-          <w:tcPr>
-            <w:tcW w:type="dxa" w:w="6624"/>
+              <w:t>Oficina de Integração I</w:t>
+            </w:r>
+          </w:p>
+        </w:tc>
+        <w:tc>
+          <w:tcPr>
+            <w:tcW w:type="dxa" w:w="6720"/>
             <w:gridSpan w:val="2"/>
             <w:tcMar>
               <w:top w:w="70" w:type="dxa"/>
@@ -15497,7 +17277,7 @@
                 <w:b/>
                 <w:sz w:val="19"/>
               </w:rPr>
-              <w:t>5º e 6º</w:t>
+              <w:t>3º e 4º</w:t>
             </w:r>
           </w:p>
         </w:tc>
@@ -15505,7 +17285,7 @@
       <w:tr>
         <w:tc>
           <w:tcPr>
-            <w:tcW w:type="dxa" w:w="3312"/>
+            <w:tcW w:type="dxa" w:w="3360"/>
             <w:tcMar>
               <w:top w:w="40" w:type="dxa"/>
               <w:bottom w:w="40" w:type="dxa"/>
@@ -15525,7 +17305,7 @@
         </w:tc>
         <w:tc>
           <w:tcPr>
-            <w:tcW w:type="dxa" w:w="3312"/>
+            <w:tcW w:type="dxa" w:w="3360"/>
             <w:tcMar>
               <w:top w:w="40" w:type="dxa"/>
               <w:bottom w:w="40" w:type="dxa"/>
@@ -15553,7 +17333,7 @@
         </w:tc>
         <w:tc>
           <w:tcPr>
-            <w:tcW w:type="dxa" w:w="3312"/>
+            <w:tcW w:type="dxa" w:w="3360"/>
             <w:tcMar>
               <w:top w:w="40" w:type="dxa"/>
               <w:bottom w:w="40" w:type="dxa"/>
@@ -15583,7 +17363,7 @@
       <w:tr>
         <w:tc>
           <w:tcPr>
-            <w:tcW w:type="dxa" w:w="9936"/>
+            <w:tcW w:type="dxa" w:w="10080"/>
             <w:gridSpan w:val="3"/>
             <w:tcMar>
               <w:top w:w="70" w:type="dxa"/>
@@ -15623,7 +17403,7 @@
       <w:tr>
         <w:tc>
           <w:tcPr>
-            <w:tcW w:type="dxa" w:w="9936"/>
+            <w:tcW w:type="dxa" w:w="10080"/>
             <w:gridSpan w:val="3"/>
             <w:tcMar>
               <w:top w:w="70" w:type="dxa"/>
@@ -15648,7 +17428,7 @@
       <w:tr>
         <w:tc>
           <w:tcPr>
-            <w:tcW w:type="dxa" w:w="9936"/>
+            <w:tcW w:type="dxa" w:w="10080"/>
             <w:gridSpan w:val="3"/>
             <w:tcMar>
               <w:top w:w="70" w:type="dxa"/>
@@ -15673,7 +17453,7 @@
       <w:tr>
         <w:tc>
           <w:tcPr>
-            <w:tcW w:type="dxa" w:w="9936"/>
+            <w:tcW w:type="dxa" w:w="10080"/>
             <w:gridSpan w:val="3"/>
             <w:tcMar>
               <w:top w:w="70" w:type="dxa"/>
@@ -15699,7 +17479,7 @@
       <w:tr>
         <w:tc>
           <w:tcPr>
-            <w:tcW w:type="dxa" w:w="9936"/>
+            <w:tcW w:type="dxa" w:w="10080"/>
             <w:gridSpan w:val="3"/>
             <w:tcMar>
               <w:top w:w="70" w:type="dxa"/>
@@ -15724,11 +17504,11 @@
       <w:tr>
         <w:tc>
           <w:tcPr>
-            <w:tcW w:type="dxa" w:w="9936"/>
+            <w:tcW w:type="dxa" w:w="10080"/>
             <w:gridSpan w:val="3"/>
             <w:tcMar>
-              <w:top w:w="20" w:type="dxa"/>
-              <w:bottom w:w="20" w:type="dxa"/>
+              <w:top w:w="30" w:type="dxa"/>
+              <w:bottom w:w="30" w:type="dxa"/>
               <w:left w:w="90" w:type="dxa"/>
               <w:right w:w="90" w:type="dxa"/>
             </w:tcMar>
@@ -15738,12 +17518,23 @@
             <w:pPr>
               <w:jc w:val="right"/>
             </w:pPr>
+            <w:hyperlink w:anchor="sumario_geral" w:history="1">
+              <w:r>
+                <w:rPr>
+                  <w:color w:val="0284C7"/>
+                  <w:u w:val="single"/>
+                  <w:b/>
+                  <w:sz w:val="16"/>
+                </w:rPr>
+                <w:t>🔝 Voltar ao Sumário Geral</w:t>
+              </w:r>
+            </w:hyperlink>
             <w:r>
               <w:rPr>
                 <w:color w:val="64748B"/>
                 <w:sz w:val="15"/>
               </w:rPr>
-              <w:t>PPC Técnico em Administração (IFSC Garopaba) • UC 34</w:t>
+              <w:t xml:space="preserve">   |   PPC Técnico em Administração (IFSC Garopaba) • UC 33</w:t>
             </w:r>
           </w:p>
         </w:tc>
@@ -15752,6 +17543,21 @@
     <w:p>
       <w:r>
         <w:br w:type="page"/>
+      </w:r>
+    </w:p>
+    <w:p>
+      <w:pPr>
+        <w:spacing w:before="120" w:after="60"/>
+      </w:pPr>
+      <w:bookmarkStart w:id="234" w:name="uc_34"/>
+      <w:bookmarkEnd w:id="234"/>
+      <w:r>
+        <w:rPr>
+          <w:b/>
+          <w:color w:val="108C50"/>
+          <w:sz w:val="22"/>
+        </w:rPr>
+        <w:t>UC 34 — Língua Portuguesa e Literatura — Ano 3</w:t>
       </w:r>
     </w:p>
     <w:tbl>
@@ -15769,9 +17575,9 @@
         </w:tblBorders>
       </w:tblPr>
       <w:tblGrid>
-        <w:gridCol w:w="3312"/>
-        <w:gridCol w:w="3312"/>
-        <w:gridCol w:w="3312"/>
+        <w:gridCol w:w="3360"/>
+        <w:gridCol w:w="3360"/>
+        <w:gridCol w:w="3360"/>
       </w:tblGrid>
       <w:tr>
         <w:tc>
@@ -15801,13 +17607,13 @@
                 <w:color w:val="0F172A"/>
                 <w:sz w:val="22"/>
               </w:rPr>
-              <w:t>Biologia — Ano 3</w:t>
-            </w:r>
-          </w:p>
-        </w:tc>
-        <w:tc>
-          <w:tcPr>
-            <w:tcW w:type="dxa" w:w="6624"/>
+              <w:t>Língua Portuguesa e Literatura — Ano 3</w:t>
+            </w:r>
+          </w:p>
+        </w:tc>
+        <w:tc>
+          <w:tcPr>
+            <w:tcW w:type="dxa" w:w="6720"/>
             <w:gridSpan w:val="2"/>
             <w:tcMar>
               <w:top w:w="70" w:type="dxa"/>
@@ -15838,7 +17644,7 @@
       <w:tr>
         <w:tc>
           <w:tcPr>
-            <w:tcW w:type="dxa" w:w="3312"/>
+            <w:tcW w:type="dxa" w:w="3360"/>
             <w:tcMar>
               <w:top w:w="40" w:type="dxa"/>
               <w:bottom w:w="40" w:type="dxa"/>
@@ -15858,7 +17664,7 @@
         </w:tc>
         <w:tc>
           <w:tcPr>
-            <w:tcW w:type="dxa" w:w="3312"/>
+            <w:tcW w:type="dxa" w:w="3360"/>
             <w:tcMar>
               <w:top w:w="40" w:type="dxa"/>
               <w:bottom w:w="40" w:type="dxa"/>
@@ -15886,7 +17692,7 @@
         </w:tc>
         <w:tc>
           <w:tcPr>
-            <w:tcW w:type="dxa" w:w="3312"/>
+            <w:tcW w:type="dxa" w:w="3360"/>
             <w:tcMar>
               <w:top w:w="40" w:type="dxa"/>
               <w:bottom w:w="40" w:type="dxa"/>
@@ -15916,7 +17722,7 @@
       <w:tr>
         <w:tc>
           <w:tcPr>
-            <w:tcW w:type="dxa" w:w="9936"/>
+            <w:tcW w:type="dxa" w:w="10080"/>
             <w:gridSpan w:val="3"/>
             <w:tcMar>
               <w:top w:w="70" w:type="dxa"/>
@@ -15956,7 +17762,7 @@
       <w:tr>
         <w:tc>
           <w:tcPr>
-            <w:tcW w:type="dxa" w:w="9936"/>
+            <w:tcW w:type="dxa" w:w="10080"/>
             <w:gridSpan w:val="3"/>
             <w:tcMar>
               <w:top w:w="70" w:type="dxa"/>
@@ -15981,7 +17787,7 @@
       <w:tr>
         <w:tc>
           <w:tcPr>
-            <w:tcW w:type="dxa" w:w="9936"/>
+            <w:tcW w:type="dxa" w:w="10080"/>
             <w:gridSpan w:val="3"/>
             <w:tcMar>
               <w:top w:w="70" w:type="dxa"/>
@@ -16006,7 +17812,7 @@
       <w:tr>
         <w:tc>
           <w:tcPr>
-            <w:tcW w:type="dxa" w:w="9936"/>
+            <w:tcW w:type="dxa" w:w="10080"/>
             <w:gridSpan w:val="3"/>
             <w:tcMar>
               <w:top w:w="70" w:type="dxa"/>
@@ -16032,7 +17838,7 @@
       <w:tr>
         <w:tc>
           <w:tcPr>
-            <w:tcW w:type="dxa" w:w="9936"/>
+            <w:tcW w:type="dxa" w:w="10080"/>
             <w:gridSpan w:val="3"/>
             <w:tcMar>
               <w:top w:w="70" w:type="dxa"/>
@@ -16057,11 +17863,11 @@
       <w:tr>
         <w:tc>
           <w:tcPr>
-            <w:tcW w:type="dxa" w:w="9936"/>
+            <w:tcW w:type="dxa" w:w="10080"/>
             <w:gridSpan w:val="3"/>
             <w:tcMar>
-              <w:top w:w="20" w:type="dxa"/>
-              <w:bottom w:w="20" w:type="dxa"/>
+              <w:top w:w="30" w:type="dxa"/>
+              <w:bottom w:w="30" w:type="dxa"/>
               <w:left w:w="90" w:type="dxa"/>
               <w:right w:w="90" w:type="dxa"/>
             </w:tcMar>
@@ -16071,12 +17877,23 @@
             <w:pPr>
               <w:jc w:val="right"/>
             </w:pPr>
+            <w:hyperlink w:anchor="sumario_geral" w:history="1">
+              <w:r>
+                <w:rPr>
+                  <w:color w:val="0284C7"/>
+                  <w:u w:val="single"/>
+                  <w:b/>
+                  <w:sz w:val="16"/>
+                </w:rPr>
+                <w:t>🔝 Voltar ao Sumário Geral</w:t>
+              </w:r>
+            </w:hyperlink>
             <w:r>
               <w:rPr>
                 <w:color w:val="64748B"/>
                 <w:sz w:val="15"/>
               </w:rPr>
-              <w:t>PPC Técnico em Administração (IFSC Garopaba) • UC 35</w:t>
+              <w:t xml:space="preserve">   |   PPC Técnico em Administração (IFSC Garopaba) • UC 34</w:t>
             </w:r>
           </w:p>
         </w:tc>
@@ -16085,6 +17902,21 @@
     <w:p>
       <w:r>
         <w:br w:type="page"/>
+      </w:r>
+    </w:p>
+    <w:p>
+      <w:pPr>
+        <w:spacing w:before="120" w:after="60"/>
+      </w:pPr>
+      <w:bookmarkStart w:id="235" w:name="uc_35"/>
+      <w:bookmarkEnd w:id="235"/>
+      <w:r>
+        <w:rPr>
+          <w:b/>
+          <w:color w:val="108C50"/>
+          <w:sz w:val="22"/>
+        </w:rPr>
+        <w:t>UC 35 — Biologia — Ano 3</w:t>
       </w:r>
     </w:p>
     <w:tbl>
@@ -16102,9 +17934,9 @@
         </w:tblBorders>
       </w:tblPr>
       <w:tblGrid>
-        <w:gridCol w:w="3312"/>
-        <w:gridCol w:w="3312"/>
-        <w:gridCol w:w="3312"/>
+        <w:gridCol w:w="3360"/>
+        <w:gridCol w:w="3360"/>
+        <w:gridCol w:w="3360"/>
       </w:tblGrid>
       <w:tr>
         <w:tc>
@@ -16134,13 +17966,13 @@
                 <w:color w:val="0F172A"/>
                 <w:sz w:val="22"/>
               </w:rPr>
-              <w:t>Física — Ano 3</w:t>
-            </w:r>
-          </w:p>
-        </w:tc>
-        <w:tc>
-          <w:tcPr>
-            <w:tcW w:type="dxa" w:w="6624"/>
+              <w:t>Biologia — Ano 3</w:t>
+            </w:r>
+          </w:p>
+        </w:tc>
+        <w:tc>
+          <w:tcPr>
+            <w:tcW w:type="dxa" w:w="6720"/>
             <w:gridSpan w:val="2"/>
             <w:tcMar>
               <w:top w:w="70" w:type="dxa"/>
@@ -16171,7 +18003,7 @@
       <w:tr>
         <w:tc>
           <w:tcPr>
-            <w:tcW w:type="dxa" w:w="3312"/>
+            <w:tcW w:type="dxa" w:w="3360"/>
             <w:tcMar>
               <w:top w:w="40" w:type="dxa"/>
               <w:bottom w:w="40" w:type="dxa"/>
@@ -16191,7 +18023,7 @@
         </w:tc>
         <w:tc>
           <w:tcPr>
-            <w:tcW w:type="dxa" w:w="3312"/>
+            <w:tcW w:type="dxa" w:w="3360"/>
             <w:tcMar>
               <w:top w:w="40" w:type="dxa"/>
               <w:bottom w:w="40" w:type="dxa"/>
@@ -16219,7 +18051,7 @@
         </w:tc>
         <w:tc>
           <w:tcPr>
-            <w:tcW w:type="dxa" w:w="3312"/>
+            <w:tcW w:type="dxa" w:w="3360"/>
             <w:tcMar>
               <w:top w:w="40" w:type="dxa"/>
               <w:bottom w:w="40" w:type="dxa"/>
@@ -16249,7 +18081,7 @@
       <w:tr>
         <w:tc>
           <w:tcPr>
-            <w:tcW w:type="dxa" w:w="9936"/>
+            <w:tcW w:type="dxa" w:w="10080"/>
             <w:gridSpan w:val="3"/>
             <w:tcMar>
               <w:top w:w="70" w:type="dxa"/>
@@ -16289,7 +18121,7 @@
       <w:tr>
         <w:tc>
           <w:tcPr>
-            <w:tcW w:type="dxa" w:w="9936"/>
+            <w:tcW w:type="dxa" w:w="10080"/>
             <w:gridSpan w:val="3"/>
             <w:tcMar>
               <w:top w:w="70" w:type="dxa"/>
@@ -16314,7 +18146,7 @@
       <w:tr>
         <w:tc>
           <w:tcPr>
-            <w:tcW w:type="dxa" w:w="9936"/>
+            <w:tcW w:type="dxa" w:w="10080"/>
             <w:gridSpan w:val="3"/>
             <w:tcMar>
               <w:top w:w="70" w:type="dxa"/>
@@ -16339,7 +18171,7 @@
       <w:tr>
         <w:tc>
           <w:tcPr>
-            <w:tcW w:type="dxa" w:w="9936"/>
+            <w:tcW w:type="dxa" w:w="10080"/>
             <w:gridSpan w:val="3"/>
             <w:tcMar>
               <w:top w:w="70" w:type="dxa"/>
@@ -16365,7 +18197,7 @@
       <w:tr>
         <w:tc>
           <w:tcPr>
-            <w:tcW w:type="dxa" w:w="9936"/>
+            <w:tcW w:type="dxa" w:w="10080"/>
             <w:gridSpan w:val="3"/>
             <w:tcMar>
               <w:top w:w="70" w:type="dxa"/>
@@ -16390,11 +18222,11 @@
       <w:tr>
         <w:tc>
           <w:tcPr>
-            <w:tcW w:type="dxa" w:w="9936"/>
+            <w:tcW w:type="dxa" w:w="10080"/>
             <w:gridSpan w:val="3"/>
             <w:tcMar>
-              <w:top w:w="20" w:type="dxa"/>
-              <w:bottom w:w="20" w:type="dxa"/>
+              <w:top w:w="30" w:type="dxa"/>
+              <w:bottom w:w="30" w:type="dxa"/>
               <w:left w:w="90" w:type="dxa"/>
               <w:right w:w="90" w:type="dxa"/>
             </w:tcMar>
@@ -16404,12 +18236,23 @@
             <w:pPr>
               <w:jc w:val="right"/>
             </w:pPr>
+            <w:hyperlink w:anchor="sumario_geral" w:history="1">
+              <w:r>
+                <w:rPr>
+                  <w:color w:val="0284C7"/>
+                  <w:u w:val="single"/>
+                  <w:b/>
+                  <w:sz w:val="16"/>
+                </w:rPr>
+                <w:t>🔝 Voltar ao Sumário Geral</w:t>
+              </w:r>
+            </w:hyperlink>
             <w:r>
               <w:rPr>
                 <w:color w:val="64748B"/>
                 <w:sz w:val="15"/>
               </w:rPr>
-              <w:t>PPC Técnico em Administração (IFSC Garopaba) • UC 36</w:t>
+              <w:t xml:space="preserve">   |   PPC Técnico em Administração (IFSC Garopaba) • UC 35</w:t>
             </w:r>
           </w:p>
         </w:tc>
@@ -16418,6 +18261,21 @@
     <w:p>
       <w:r>
         <w:br w:type="page"/>
+      </w:r>
+    </w:p>
+    <w:p>
+      <w:pPr>
+        <w:spacing w:before="120" w:after="60"/>
+      </w:pPr>
+      <w:bookmarkStart w:id="236" w:name="uc_36"/>
+      <w:bookmarkEnd w:id="236"/>
+      <w:r>
+        <w:rPr>
+          <w:b/>
+          <w:color w:val="108C50"/>
+          <w:sz w:val="22"/>
+        </w:rPr>
+        <w:t>UC 36 — Física — Ano 3</w:t>
       </w:r>
     </w:p>
     <w:tbl>
@@ -16435,9 +18293,9 @@
         </w:tblBorders>
       </w:tblPr>
       <w:tblGrid>
-        <w:gridCol w:w="3312"/>
-        <w:gridCol w:w="3312"/>
-        <w:gridCol w:w="3312"/>
+        <w:gridCol w:w="3360"/>
+        <w:gridCol w:w="3360"/>
+        <w:gridCol w:w="3360"/>
       </w:tblGrid>
       <w:tr>
         <w:tc>
@@ -16467,13 +18325,13 @@
                 <w:color w:val="0F172A"/>
                 <w:sz w:val="22"/>
               </w:rPr>
-              <w:t>Matemática — Ano 3</w:t>
-            </w:r>
-          </w:p>
-        </w:tc>
-        <w:tc>
-          <w:tcPr>
-            <w:tcW w:type="dxa" w:w="6624"/>
+              <w:t>Física — Ano 3</w:t>
+            </w:r>
+          </w:p>
+        </w:tc>
+        <w:tc>
+          <w:tcPr>
+            <w:tcW w:type="dxa" w:w="6720"/>
             <w:gridSpan w:val="2"/>
             <w:tcMar>
               <w:top w:w="70" w:type="dxa"/>
@@ -16504,7 +18362,7 @@
       <w:tr>
         <w:tc>
           <w:tcPr>
-            <w:tcW w:type="dxa" w:w="3312"/>
+            <w:tcW w:type="dxa" w:w="3360"/>
             <w:tcMar>
               <w:top w:w="40" w:type="dxa"/>
               <w:bottom w:w="40" w:type="dxa"/>
@@ -16524,7 +18382,7 @@
         </w:tc>
         <w:tc>
           <w:tcPr>
-            <w:tcW w:type="dxa" w:w="3312"/>
+            <w:tcW w:type="dxa" w:w="3360"/>
             <w:tcMar>
               <w:top w:w="40" w:type="dxa"/>
               <w:bottom w:w="40" w:type="dxa"/>
@@ -16552,7 +18410,7 @@
         </w:tc>
         <w:tc>
           <w:tcPr>
-            <w:tcW w:type="dxa" w:w="3312"/>
+            <w:tcW w:type="dxa" w:w="3360"/>
             <w:tcMar>
               <w:top w:w="40" w:type="dxa"/>
               <w:bottom w:w="40" w:type="dxa"/>
@@ -16582,7 +18440,7 @@
       <w:tr>
         <w:tc>
           <w:tcPr>
-            <w:tcW w:type="dxa" w:w="9936"/>
+            <w:tcW w:type="dxa" w:w="10080"/>
             <w:gridSpan w:val="3"/>
             <w:tcMar>
               <w:top w:w="70" w:type="dxa"/>
@@ -16622,7 +18480,7 @@
       <w:tr>
         <w:tc>
           <w:tcPr>
-            <w:tcW w:type="dxa" w:w="9936"/>
+            <w:tcW w:type="dxa" w:w="10080"/>
             <w:gridSpan w:val="3"/>
             <w:tcMar>
               <w:top w:w="70" w:type="dxa"/>
@@ -16647,7 +18505,7 @@
       <w:tr>
         <w:tc>
           <w:tcPr>
-            <w:tcW w:type="dxa" w:w="9936"/>
+            <w:tcW w:type="dxa" w:w="10080"/>
             <w:gridSpan w:val="3"/>
             <w:tcMar>
               <w:top w:w="70" w:type="dxa"/>
@@ -16672,7 +18530,7 @@
       <w:tr>
         <w:tc>
           <w:tcPr>
-            <w:tcW w:type="dxa" w:w="9936"/>
+            <w:tcW w:type="dxa" w:w="10080"/>
             <w:gridSpan w:val="3"/>
             <w:tcMar>
               <w:top w:w="70" w:type="dxa"/>
@@ -16698,7 +18556,7 @@
       <w:tr>
         <w:tc>
           <w:tcPr>
-            <w:tcW w:type="dxa" w:w="9936"/>
+            <w:tcW w:type="dxa" w:w="10080"/>
             <w:gridSpan w:val="3"/>
             <w:tcMar>
               <w:top w:w="70" w:type="dxa"/>
@@ -16723,11 +18581,11 @@
       <w:tr>
         <w:tc>
           <w:tcPr>
-            <w:tcW w:type="dxa" w:w="9936"/>
+            <w:tcW w:type="dxa" w:w="10080"/>
             <w:gridSpan w:val="3"/>
             <w:tcMar>
-              <w:top w:w="20" w:type="dxa"/>
-              <w:bottom w:w="20" w:type="dxa"/>
+              <w:top w:w="30" w:type="dxa"/>
+              <w:bottom w:w="30" w:type="dxa"/>
               <w:left w:w="90" w:type="dxa"/>
               <w:right w:w="90" w:type="dxa"/>
             </w:tcMar>
@@ -16737,12 +18595,23 @@
             <w:pPr>
               <w:jc w:val="right"/>
             </w:pPr>
+            <w:hyperlink w:anchor="sumario_geral" w:history="1">
+              <w:r>
+                <w:rPr>
+                  <w:color w:val="0284C7"/>
+                  <w:u w:val="single"/>
+                  <w:b/>
+                  <w:sz w:val="16"/>
+                </w:rPr>
+                <w:t>🔝 Voltar ao Sumário Geral</w:t>
+              </w:r>
+            </w:hyperlink>
             <w:r>
               <w:rPr>
                 <w:color w:val="64748B"/>
                 <w:sz w:val="15"/>
               </w:rPr>
-              <w:t>PPC Técnico em Administração (IFSC Garopaba) • UC 37</w:t>
+              <w:t xml:space="preserve">   |   PPC Técnico em Administração (IFSC Garopaba) • UC 36</w:t>
             </w:r>
           </w:p>
         </w:tc>
@@ -16751,6 +18620,21 @@
     <w:p>
       <w:r>
         <w:br w:type="page"/>
+      </w:r>
+    </w:p>
+    <w:p>
+      <w:pPr>
+        <w:spacing w:before="120" w:after="60"/>
+      </w:pPr>
+      <w:bookmarkStart w:id="237" w:name="uc_37"/>
+      <w:bookmarkEnd w:id="237"/>
+      <w:r>
+        <w:rPr>
+          <w:b/>
+          <w:color w:val="108C50"/>
+          <w:sz w:val="22"/>
+        </w:rPr>
+        <w:t>UC 37 — Matemática — Ano 3</w:t>
       </w:r>
     </w:p>
     <w:tbl>
@@ -16768,9 +18652,9 @@
         </w:tblBorders>
       </w:tblPr>
       <w:tblGrid>
-        <w:gridCol w:w="3312"/>
-        <w:gridCol w:w="3312"/>
-        <w:gridCol w:w="3312"/>
+        <w:gridCol w:w="3360"/>
+        <w:gridCol w:w="3360"/>
+        <w:gridCol w:w="3360"/>
       </w:tblGrid>
       <w:tr>
         <w:tc>
@@ -16800,13 +18684,13 @@
                 <w:color w:val="0F172A"/>
                 <w:sz w:val="22"/>
               </w:rPr>
-              <w:t>Química — Ano 3</w:t>
-            </w:r>
-          </w:p>
-        </w:tc>
-        <w:tc>
-          <w:tcPr>
-            <w:tcW w:type="dxa" w:w="6624"/>
+              <w:t>Matemática — Ano 3</w:t>
+            </w:r>
+          </w:p>
+        </w:tc>
+        <w:tc>
+          <w:tcPr>
+            <w:tcW w:type="dxa" w:w="6720"/>
             <w:gridSpan w:val="2"/>
             <w:tcMar>
               <w:top w:w="70" w:type="dxa"/>
@@ -16829,7 +18713,7 @@
                 <w:b/>
                 <w:sz w:val="19"/>
               </w:rPr>
-              <w:t>5º</w:t>
+              <w:t>5º e 6º</w:t>
             </w:r>
           </w:p>
         </w:tc>
@@ -16837,7 +18721,7 @@
       <w:tr>
         <w:tc>
           <w:tcPr>
-            <w:tcW w:type="dxa" w:w="3312"/>
+            <w:tcW w:type="dxa" w:w="3360"/>
             <w:tcMar>
               <w:top w:w="40" w:type="dxa"/>
               <w:bottom w:w="40" w:type="dxa"/>
@@ -16857,7 +18741,7 @@
         </w:tc>
         <w:tc>
           <w:tcPr>
-            <w:tcW w:type="dxa" w:w="3312"/>
+            <w:tcW w:type="dxa" w:w="3360"/>
             <w:tcMar>
               <w:top w:w="40" w:type="dxa"/>
               <w:bottom w:w="40" w:type="dxa"/>
@@ -16885,7 +18769,7 @@
         </w:tc>
         <w:tc>
           <w:tcPr>
-            <w:tcW w:type="dxa" w:w="3312"/>
+            <w:tcW w:type="dxa" w:w="3360"/>
             <w:tcMar>
               <w:top w:w="40" w:type="dxa"/>
               <w:bottom w:w="40" w:type="dxa"/>
@@ -16907,7 +18791,7 @@
                 <w:b/>
                 <w:sz w:val="18"/>
               </w:rPr>
-              <w:t>40 h</w:t>
+              <w:t>80 h</w:t>
             </w:r>
           </w:p>
         </w:tc>
@@ -16915,7 +18799,7 @@
       <w:tr>
         <w:tc>
           <w:tcPr>
-            <w:tcW w:type="dxa" w:w="9936"/>
+            <w:tcW w:type="dxa" w:w="10080"/>
             <w:gridSpan w:val="3"/>
             <w:tcMar>
               <w:top w:w="70" w:type="dxa"/>
@@ -16955,7 +18839,7 @@
       <w:tr>
         <w:tc>
           <w:tcPr>
-            <w:tcW w:type="dxa" w:w="9936"/>
+            <w:tcW w:type="dxa" w:w="10080"/>
             <w:gridSpan w:val="3"/>
             <w:tcMar>
               <w:top w:w="70" w:type="dxa"/>
@@ -16980,7 +18864,7 @@
       <w:tr>
         <w:tc>
           <w:tcPr>
-            <w:tcW w:type="dxa" w:w="9936"/>
+            <w:tcW w:type="dxa" w:w="10080"/>
             <w:gridSpan w:val="3"/>
             <w:tcMar>
               <w:top w:w="70" w:type="dxa"/>
@@ -17005,7 +18889,7 @@
       <w:tr>
         <w:tc>
           <w:tcPr>
-            <w:tcW w:type="dxa" w:w="9936"/>
+            <w:tcW w:type="dxa" w:w="10080"/>
             <w:gridSpan w:val="3"/>
             <w:tcMar>
               <w:top w:w="70" w:type="dxa"/>
@@ -17031,7 +18915,7 @@
       <w:tr>
         <w:tc>
           <w:tcPr>
-            <w:tcW w:type="dxa" w:w="9936"/>
+            <w:tcW w:type="dxa" w:w="10080"/>
             <w:gridSpan w:val="3"/>
             <w:tcMar>
               <w:top w:w="70" w:type="dxa"/>
@@ -17056,11 +18940,11 @@
       <w:tr>
         <w:tc>
           <w:tcPr>
-            <w:tcW w:type="dxa" w:w="9936"/>
+            <w:tcW w:type="dxa" w:w="10080"/>
             <w:gridSpan w:val="3"/>
             <w:tcMar>
-              <w:top w:w="20" w:type="dxa"/>
-              <w:bottom w:w="20" w:type="dxa"/>
+              <w:top w:w="30" w:type="dxa"/>
+              <w:bottom w:w="30" w:type="dxa"/>
               <w:left w:w="90" w:type="dxa"/>
               <w:right w:w="90" w:type="dxa"/>
             </w:tcMar>
@@ -17070,12 +18954,23 @@
             <w:pPr>
               <w:jc w:val="right"/>
             </w:pPr>
+            <w:hyperlink w:anchor="sumario_geral" w:history="1">
+              <w:r>
+                <w:rPr>
+                  <w:color w:val="0284C7"/>
+                  <w:u w:val="single"/>
+                  <w:b/>
+                  <w:sz w:val="16"/>
+                </w:rPr>
+                <w:t>🔝 Voltar ao Sumário Geral</w:t>
+              </w:r>
+            </w:hyperlink>
             <w:r>
               <w:rPr>
                 <w:color w:val="64748B"/>
                 <w:sz w:val="15"/>
               </w:rPr>
-              <w:t>PPC Técnico em Administração (IFSC Garopaba) • UC 38</w:t>
+              <w:t xml:space="preserve">   |   PPC Técnico em Administração (IFSC Garopaba) • UC 37</w:t>
             </w:r>
           </w:p>
         </w:tc>
@@ -17084,6 +18979,21 @@
     <w:p>
       <w:r>
         <w:br w:type="page"/>
+      </w:r>
+    </w:p>
+    <w:p>
+      <w:pPr>
+        <w:spacing w:before="120" w:after="60"/>
+      </w:pPr>
+      <w:bookmarkStart w:id="238" w:name="uc_38"/>
+      <w:bookmarkEnd w:id="238"/>
+      <w:r>
+        <w:rPr>
+          <w:b/>
+          <w:color w:val="108C50"/>
+          <w:sz w:val="22"/>
+        </w:rPr>
+        <w:t>UC 38 — Química — Ano 3</w:t>
       </w:r>
     </w:p>
     <w:tbl>
@@ -17101,9 +19011,9 @@
         </w:tblBorders>
       </w:tblPr>
       <w:tblGrid>
-        <w:gridCol w:w="3312"/>
-        <w:gridCol w:w="3312"/>
-        <w:gridCol w:w="3312"/>
+        <w:gridCol w:w="3360"/>
+        <w:gridCol w:w="3360"/>
+        <w:gridCol w:w="3360"/>
       </w:tblGrid>
       <w:tr>
         <w:tc>
@@ -17133,13 +19043,13 @@
                 <w:color w:val="0F172A"/>
                 <w:sz w:val="22"/>
               </w:rPr>
-              <w:t>Filosofia — Ano 3</w:t>
-            </w:r>
-          </w:p>
-        </w:tc>
-        <w:tc>
-          <w:tcPr>
-            <w:tcW w:type="dxa" w:w="6624"/>
+              <w:t>Química — Ano 3</w:t>
+            </w:r>
+          </w:p>
+        </w:tc>
+        <w:tc>
+          <w:tcPr>
+            <w:tcW w:type="dxa" w:w="6720"/>
             <w:gridSpan w:val="2"/>
             <w:tcMar>
               <w:top w:w="70" w:type="dxa"/>
@@ -17162,7 +19072,7 @@
                 <w:b/>
                 <w:sz w:val="19"/>
               </w:rPr>
-              <w:t>5º e 6º</w:t>
+              <w:t>5º</w:t>
             </w:r>
           </w:p>
         </w:tc>
@@ -17170,7 +19080,7 @@
       <w:tr>
         <w:tc>
           <w:tcPr>
-            <w:tcW w:type="dxa" w:w="3312"/>
+            <w:tcW w:type="dxa" w:w="3360"/>
             <w:tcMar>
               <w:top w:w="40" w:type="dxa"/>
               <w:bottom w:w="40" w:type="dxa"/>
@@ -17190,7 +19100,7 @@
         </w:tc>
         <w:tc>
           <w:tcPr>
-            <w:tcW w:type="dxa" w:w="3312"/>
+            <w:tcW w:type="dxa" w:w="3360"/>
             <w:tcMar>
               <w:top w:w="40" w:type="dxa"/>
               <w:bottom w:w="40" w:type="dxa"/>
@@ -17218,7 +19128,7 @@
         </w:tc>
         <w:tc>
           <w:tcPr>
-            <w:tcW w:type="dxa" w:w="3312"/>
+            <w:tcW w:type="dxa" w:w="3360"/>
             <w:tcMar>
               <w:top w:w="40" w:type="dxa"/>
               <w:bottom w:w="40" w:type="dxa"/>
@@ -17240,7 +19150,7 @@
                 <w:b/>
                 <w:sz w:val="18"/>
               </w:rPr>
-              <w:t>80 h</w:t>
+              <w:t>40 h</w:t>
             </w:r>
           </w:p>
         </w:tc>
@@ -17248,7 +19158,7 @@
       <w:tr>
         <w:tc>
           <w:tcPr>
-            <w:tcW w:type="dxa" w:w="9936"/>
+            <w:tcW w:type="dxa" w:w="10080"/>
             <w:gridSpan w:val="3"/>
             <w:tcMar>
               <w:top w:w="70" w:type="dxa"/>
@@ -17288,7 +19198,7 @@
       <w:tr>
         <w:tc>
           <w:tcPr>
-            <w:tcW w:type="dxa" w:w="9936"/>
+            <w:tcW w:type="dxa" w:w="10080"/>
             <w:gridSpan w:val="3"/>
             <w:tcMar>
               <w:top w:w="70" w:type="dxa"/>
@@ -17313,7 +19223,7 @@
       <w:tr>
         <w:tc>
           <w:tcPr>
-            <w:tcW w:type="dxa" w:w="9936"/>
+            <w:tcW w:type="dxa" w:w="10080"/>
             <w:gridSpan w:val="3"/>
             <w:tcMar>
               <w:top w:w="70" w:type="dxa"/>
@@ -17338,7 +19248,7 @@
       <w:tr>
         <w:tc>
           <w:tcPr>
-            <w:tcW w:type="dxa" w:w="9936"/>
+            <w:tcW w:type="dxa" w:w="10080"/>
             <w:gridSpan w:val="3"/>
             <w:tcMar>
               <w:top w:w="70" w:type="dxa"/>
@@ -17364,7 +19274,7 @@
       <w:tr>
         <w:tc>
           <w:tcPr>
-            <w:tcW w:type="dxa" w:w="9936"/>
+            <w:tcW w:type="dxa" w:w="10080"/>
             <w:gridSpan w:val="3"/>
             <w:tcMar>
               <w:top w:w="70" w:type="dxa"/>
@@ -17389,11 +19299,11 @@
       <w:tr>
         <w:tc>
           <w:tcPr>
-            <w:tcW w:type="dxa" w:w="9936"/>
+            <w:tcW w:type="dxa" w:w="10080"/>
             <w:gridSpan w:val="3"/>
             <w:tcMar>
-              <w:top w:w="20" w:type="dxa"/>
-              <w:bottom w:w="20" w:type="dxa"/>
+              <w:top w:w="30" w:type="dxa"/>
+              <w:bottom w:w="30" w:type="dxa"/>
               <w:left w:w="90" w:type="dxa"/>
               <w:right w:w="90" w:type="dxa"/>
             </w:tcMar>
@@ -17403,12 +19313,23 @@
             <w:pPr>
               <w:jc w:val="right"/>
             </w:pPr>
+            <w:hyperlink w:anchor="sumario_geral" w:history="1">
+              <w:r>
+                <w:rPr>
+                  <w:color w:val="0284C7"/>
+                  <w:u w:val="single"/>
+                  <w:b/>
+                  <w:sz w:val="16"/>
+                </w:rPr>
+                <w:t>🔝 Voltar ao Sumário Geral</w:t>
+              </w:r>
+            </w:hyperlink>
             <w:r>
               <w:rPr>
                 <w:color w:val="64748B"/>
                 <w:sz w:val="15"/>
               </w:rPr>
-              <w:t>PPC Técnico em Administração (IFSC Garopaba) • UC 39</w:t>
+              <w:t xml:space="preserve">   |   PPC Técnico em Administração (IFSC Garopaba) • UC 38</w:t>
             </w:r>
           </w:p>
         </w:tc>
@@ -17417,6 +19338,21 @@
     <w:p>
       <w:r>
         <w:br w:type="page"/>
+      </w:r>
+    </w:p>
+    <w:p>
+      <w:pPr>
+        <w:spacing w:before="120" w:after="60"/>
+      </w:pPr>
+      <w:bookmarkStart w:id="239" w:name="uc_39"/>
+      <w:bookmarkEnd w:id="239"/>
+      <w:r>
+        <w:rPr>
+          <w:b/>
+          <w:color w:val="108C50"/>
+          <w:sz w:val="22"/>
+        </w:rPr>
+        <w:t>UC 39 — Filosofia — Ano 3</w:t>
       </w:r>
     </w:p>
     <w:tbl>
@@ -17434,9 +19370,9 @@
         </w:tblBorders>
       </w:tblPr>
       <w:tblGrid>
-        <w:gridCol w:w="3312"/>
-        <w:gridCol w:w="3312"/>
-        <w:gridCol w:w="3312"/>
+        <w:gridCol w:w="3360"/>
+        <w:gridCol w:w="3360"/>
+        <w:gridCol w:w="3360"/>
       </w:tblGrid>
       <w:tr>
         <w:tc>
@@ -17466,13 +19402,13 @@
                 <w:color w:val="0F172A"/>
                 <w:sz w:val="22"/>
               </w:rPr>
-              <w:t>Geografia — Ano 3</w:t>
-            </w:r>
-          </w:p>
-        </w:tc>
-        <w:tc>
-          <w:tcPr>
-            <w:tcW w:type="dxa" w:w="6624"/>
+              <w:t>Filosofia — Ano 3</w:t>
+            </w:r>
+          </w:p>
+        </w:tc>
+        <w:tc>
+          <w:tcPr>
+            <w:tcW w:type="dxa" w:w="6720"/>
             <w:gridSpan w:val="2"/>
             <w:tcMar>
               <w:top w:w="70" w:type="dxa"/>
@@ -17503,7 +19439,7 @@
       <w:tr>
         <w:tc>
           <w:tcPr>
-            <w:tcW w:type="dxa" w:w="3312"/>
+            <w:tcW w:type="dxa" w:w="3360"/>
             <w:tcMar>
               <w:top w:w="40" w:type="dxa"/>
               <w:bottom w:w="40" w:type="dxa"/>
@@ -17523,7 +19459,7 @@
         </w:tc>
         <w:tc>
           <w:tcPr>
-            <w:tcW w:type="dxa" w:w="3312"/>
+            <w:tcW w:type="dxa" w:w="3360"/>
             <w:tcMar>
               <w:top w:w="40" w:type="dxa"/>
               <w:bottom w:w="40" w:type="dxa"/>
@@ -17551,7 +19487,7 @@
         </w:tc>
         <w:tc>
           <w:tcPr>
-            <w:tcW w:type="dxa" w:w="3312"/>
+            <w:tcW w:type="dxa" w:w="3360"/>
             <w:tcMar>
               <w:top w:w="40" w:type="dxa"/>
               <w:bottom w:w="40" w:type="dxa"/>
@@ -17581,7 +19517,7 @@
       <w:tr>
         <w:tc>
           <w:tcPr>
-            <w:tcW w:type="dxa" w:w="9936"/>
+            <w:tcW w:type="dxa" w:w="10080"/>
             <w:gridSpan w:val="3"/>
             <w:tcMar>
               <w:top w:w="70" w:type="dxa"/>
@@ -17621,7 +19557,7 @@
       <w:tr>
         <w:tc>
           <w:tcPr>
-            <w:tcW w:type="dxa" w:w="9936"/>
+            <w:tcW w:type="dxa" w:w="10080"/>
             <w:gridSpan w:val="3"/>
             <w:tcMar>
               <w:top w:w="70" w:type="dxa"/>
@@ -17646,7 +19582,7 @@
       <w:tr>
         <w:tc>
           <w:tcPr>
-            <w:tcW w:type="dxa" w:w="9936"/>
+            <w:tcW w:type="dxa" w:w="10080"/>
             <w:gridSpan w:val="3"/>
             <w:tcMar>
               <w:top w:w="70" w:type="dxa"/>
@@ -17671,7 +19607,7 @@
       <w:tr>
         <w:tc>
           <w:tcPr>
-            <w:tcW w:type="dxa" w:w="9936"/>
+            <w:tcW w:type="dxa" w:w="10080"/>
             <w:gridSpan w:val="3"/>
             <w:tcMar>
               <w:top w:w="70" w:type="dxa"/>
@@ -17697,7 +19633,7 @@
       <w:tr>
         <w:tc>
           <w:tcPr>
-            <w:tcW w:type="dxa" w:w="9936"/>
+            <w:tcW w:type="dxa" w:w="10080"/>
             <w:gridSpan w:val="3"/>
             <w:tcMar>
               <w:top w:w="70" w:type="dxa"/>
@@ -17722,11 +19658,11 @@
       <w:tr>
         <w:tc>
           <w:tcPr>
-            <w:tcW w:type="dxa" w:w="9936"/>
+            <w:tcW w:type="dxa" w:w="10080"/>
             <w:gridSpan w:val="3"/>
             <w:tcMar>
-              <w:top w:w="20" w:type="dxa"/>
-              <w:bottom w:w="20" w:type="dxa"/>
+              <w:top w:w="30" w:type="dxa"/>
+              <w:bottom w:w="30" w:type="dxa"/>
               <w:left w:w="90" w:type="dxa"/>
               <w:right w:w="90" w:type="dxa"/>
             </w:tcMar>
@@ -17736,12 +19672,23 @@
             <w:pPr>
               <w:jc w:val="right"/>
             </w:pPr>
+            <w:hyperlink w:anchor="sumario_geral" w:history="1">
+              <w:r>
+                <w:rPr>
+                  <w:color w:val="0284C7"/>
+                  <w:u w:val="single"/>
+                  <w:b/>
+                  <w:sz w:val="16"/>
+                </w:rPr>
+                <w:t>🔝 Voltar ao Sumário Geral</w:t>
+              </w:r>
+            </w:hyperlink>
             <w:r>
               <w:rPr>
                 <w:color w:val="64748B"/>
                 <w:sz w:val="15"/>
               </w:rPr>
-              <w:t>PPC Técnico em Administração (IFSC Garopaba) • UC 40</w:t>
+              <w:t xml:space="preserve">   |   PPC Técnico em Administração (IFSC Garopaba) • UC 39</w:t>
             </w:r>
           </w:p>
         </w:tc>
@@ -17750,6 +19697,21 @@
     <w:p>
       <w:r>
         <w:br w:type="page"/>
+      </w:r>
+    </w:p>
+    <w:p>
+      <w:pPr>
+        <w:spacing w:before="120" w:after="60"/>
+      </w:pPr>
+      <w:bookmarkStart w:id="240" w:name="uc_40"/>
+      <w:bookmarkEnd w:id="240"/>
+      <w:r>
+        <w:rPr>
+          <w:b/>
+          <w:color w:val="108C50"/>
+          <w:sz w:val="22"/>
+        </w:rPr>
+        <w:t>UC 40 — Geografia — Ano 3</w:t>
       </w:r>
     </w:p>
     <w:tbl>
@@ -17767,9 +19729,9 @@
         </w:tblBorders>
       </w:tblPr>
       <w:tblGrid>
-        <w:gridCol w:w="3312"/>
-        <w:gridCol w:w="3312"/>
-        <w:gridCol w:w="3312"/>
+        <w:gridCol w:w="3360"/>
+        <w:gridCol w:w="3360"/>
+        <w:gridCol w:w="3360"/>
       </w:tblGrid>
       <w:tr>
         <w:tc>
@@ -17799,13 +19761,13 @@
                 <w:color w:val="0F172A"/>
                 <w:sz w:val="22"/>
               </w:rPr>
-              <w:t>História — Ano 3</w:t>
-            </w:r>
-          </w:p>
-        </w:tc>
-        <w:tc>
-          <w:tcPr>
-            <w:tcW w:type="dxa" w:w="6624"/>
+              <w:t>Geografia — Ano 3</w:t>
+            </w:r>
+          </w:p>
+        </w:tc>
+        <w:tc>
+          <w:tcPr>
+            <w:tcW w:type="dxa" w:w="6720"/>
             <w:gridSpan w:val="2"/>
             <w:tcMar>
               <w:top w:w="70" w:type="dxa"/>
@@ -17828,7 +19790,7 @@
                 <w:b/>
                 <w:sz w:val="19"/>
               </w:rPr>
-              <w:t>5º e 6º  (História II)</w:t>
+              <w:t>5º e 6º</w:t>
             </w:r>
           </w:p>
         </w:tc>
@@ -17836,7 +19798,7 @@
       <w:tr>
         <w:tc>
           <w:tcPr>
-            <w:tcW w:type="dxa" w:w="3312"/>
+            <w:tcW w:type="dxa" w:w="3360"/>
             <w:tcMar>
               <w:top w:w="40" w:type="dxa"/>
               <w:bottom w:w="40" w:type="dxa"/>
@@ -17856,7 +19818,7 @@
         </w:tc>
         <w:tc>
           <w:tcPr>
-            <w:tcW w:type="dxa" w:w="3312"/>
+            <w:tcW w:type="dxa" w:w="3360"/>
             <w:tcMar>
               <w:top w:w="40" w:type="dxa"/>
               <w:bottom w:w="40" w:type="dxa"/>
@@ -17884,7 +19846,7 @@
         </w:tc>
         <w:tc>
           <w:tcPr>
-            <w:tcW w:type="dxa" w:w="3312"/>
+            <w:tcW w:type="dxa" w:w="3360"/>
             <w:tcMar>
               <w:top w:w="40" w:type="dxa"/>
               <w:bottom w:w="40" w:type="dxa"/>
@@ -17914,7 +19876,7 @@
       <w:tr>
         <w:tc>
           <w:tcPr>
-            <w:tcW w:type="dxa" w:w="9936"/>
+            <w:tcW w:type="dxa" w:w="10080"/>
             <w:gridSpan w:val="3"/>
             <w:tcMar>
               <w:top w:w="70" w:type="dxa"/>
@@ -17954,7 +19916,7 @@
       <w:tr>
         <w:tc>
           <w:tcPr>
-            <w:tcW w:type="dxa" w:w="9936"/>
+            <w:tcW w:type="dxa" w:w="10080"/>
             <w:gridSpan w:val="3"/>
             <w:tcMar>
               <w:top w:w="70" w:type="dxa"/>
@@ -17979,7 +19941,7 @@
       <w:tr>
         <w:tc>
           <w:tcPr>
-            <w:tcW w:type="dxa" w:w="9936"/>
+            <w:tcW w:type="dxa" w:w="10080"/>
             <w:gridSpan w:val="3"/>
             <w:tcMar>
               <w:top w:w="70" w:type="dxa"/>
@@ -18004,7 +19966,7 @@
       <w:tr>
         <w:tc>
           <w:tcPr>
-            <w:tcW w:type="dxa" w:w="9936"/>
+            <w:tcW w:type="dxa" w:w="10080"/>
             <w:gridSpan w:val="3"/>
             <w:tcMar>
               <w:top w:w="70" w:type="dxa"/>
@@ -18030,7 +19992,7 @@
       <w:tr>
         <w:tc>
           <w:tcPr>
-            <w:tcW w:type="dxa" w:w="9936"/>
+            <w:tcW w:type="dxa" w:w="10080"/>
             <w:gridSpan w:val="3"/>
             <w:tcMar>
               <w:top w:w="70" w:type="dxa"/>
@@ -18055,11 +20017,11 @@
       <w:tr>
         <w:tc>
           <w:tcPr>
-            <w:tcW w:type="dxa" w:w="9936"/>
+            <w:tcW w:type="dxa" w:w="10080"/>
             <w:gridSpan w:val="3"/>
             <w:tcMar>
-              <w:top w:w="20" w:type="dxa"/>
-              <w:bottom w:w="20" w:type="dxa"/>
+              <w:top w:w="30" w:type="dxa"/>
+              <w:bottom w:w="30" w:type="dxa"/>
               <w:left w:w="90" w:type="dxa"/>
               <w:right w:w="90" w:type="dxa"/>
             </w:tcMar>
@@ -18069,12 +20031,23 @@
             <w:pPr>
               <w:jc w:val="right"/>
             </w:pPr>
+            <w:hyperlink w:anchor="sumario_geral" w:history="1">
+              <w:r>
+                <w:rPr>
+                  <w:color w:val="0284C7"/>
+                  <w:u w:val="single"/>
+                  <w:b/>
+                  <w:sz w:val="16"/>
+                </w:rPr>
+                <w:t>🔝 Voltar ao Sumário Geral</w:t>
+              </w:r>
+            </w:hyperlink>
             <w:r>
               <w:rPr>
                 <w:color w:val="64748B"/>
                 <w:sz w:val="15"/>
               </w:rPr>
-              <w:t>PPC Técnico em Administração (IFSC Garopaba) • UC 41</w:t>
+              <w:t xml:space="preserve">   |   PPC Técnico em Administração (IFSC Garopaba) • UC 40</w:t>
             </w:r>
           </w:p>
         </w:tc>
@@ -18083,6 +20056,21 @@
     <w:p>
       <w:r>
         <w:br w:type="page"/>
+      </w:r>
+    </w:p>
+    <w:p>
+      <w:pPr>
+        <w:spacing w:before="120" w:after="60"/>
+      </w:pPr>
+      <w:bookmarkStart w:id="241" w:name="uc_41"/>
+      <w:bookmarkEnd w:id="241"/>
+      <w:r>
+        <w:rPr>
+          <w:b/>
+          <w:color w:val="108C50"/>
+          <w:sz w:val="22"/>
+        </w:rPr>
+        <w:t>UC 41 — História — Ano 3</w:t>
       </w:r>
     </w:p>
     <w:tbl>
@@ -18100,9 +20088,9 @@
         </w:tblBorders>
       </w:tblPr>
       <w:tblGrid>
-        <w:gridCol w:w="3312"/>
-        <w:gridCol w:w="3312"/>
-        <w:gridCol w:w="3312"/>
+        <w:gridCol w:w="3360"/>
+        <w:gridCol w:w="3360"/>
+        <w:gridCol w:w="3360"/>
       </w:tblGrid>
       <w:tr>
         <w:tc>
@@ -18132,13 +20120,13 @@
                 <w:color w:val="0F172A"/>
                 <w:sz w:val="22"/>
               </w:rPr>
-              <w:t>Empreendedorismo II</w:t>
-            </w:r>
-          </w:p>
-        </w:tc>
-        <w:tc>
-          <w:tcPr>
-            <w:tcW w:type="dxa" w:w="6624"/>
+              <w:t>História — Ano 3</w:t>
+            </w:r>
+          </w:p>
+        </w:tc>
+        <w:tc>
+          <w:tcPr>
+            <w:tcW w:type="dxa" w:w="6720"/>
             <w:gridSpan w:val="2"/>
             <w:tcMar>
               <w:top w:w="70" w:type="dxa"/>
@@ -18161,7 +20149,7 @@
                 <w:b/>
                 <w:sz w:val="19"/>
               </w:rPr>
-              <w:t>5º</w:t>
+              <w:t>5º e 6º  (História II)</w:t>
             </w:r>
           </w:p>
         </w:tc>
@@ -18169,7 +20157,7 @@
       <w:tr>
         <w:tc>
           <w:tcPr>
-            <w:tcW w:type="dxa" w:w="3312"/>
+            <w:tcW w:type="dxa" w:w="3360"/>
             <w:tcMar>
               <w:top w:w="40" w:type="dxa"/>
               <w:bottom w:w="40" w:type="dxa"/>
@@ -18189,7 +20177,7 @@
         </w:tc>
         <w:tc>
           <w:tcPr>
-            <w:tcW w:type="dxa" w:w="3312"/>
+            <w:tcW w:type="dxa" w:w="3360"/>
             <w:tcMar>
               <w:top w:w="40" w:type="dxa"/>
               <w:bottom w:w="40" w:type="dxa"/>
@@ -18217,7 +20205,7 @@
         </w:tc>
         <w:tc>
           <w:tcPr>
-            <w:tcW w:type="dxa" w:w="3312"/>
+            <w:tcW w:type="dxa" w:w="3360"/>
             <w:tcMar>
               <w:top w:w="40" w:type="dxa"/>
               <w:bottom w:w="40" w:type="dxa"/>
@@ -18239,7 +20227,7 @@
                 <w:b/>
                 <w:sz w:val="18"/>
               </w:rPr>
-              <w:t>40 h</w:t>
+              <w:t>80 h</w:t>
             </w:r>
           </w:p>
         </w:tc>
@@ -18247,7 +20235,7 @@
       <w:tr>
         <w:tc>
           <w:tcPr>
-            <w:tcW w:type="dxa" w:w="9936"/>
+            <w:tcW w:type="dxa" w:w="10080"/>
             <w:gridSpan w:val="3"/>
             <w:tcMar>
               <w:top w:w="70" w:type="dxa"/>
@@ -18287,7 +20275,7 @@
       <w:tr>
         <w:tc>
           <w:tcPr>
-            <w:tcW w:type="dxa" w:w="9936"/>
+            <w:tcW w:type="dxa" w:w="10080"/>
             <w:gridSpan w:val="3"/>
             <w:tcMar>
               <w:top w:w="70" w:type="dxa"/>
@@ -18312,7 +20300,7 @@
       <w:tr>
         <w:tc>
           <w:tcPr>
-            <w:tcW w:type="dxa" w:w="9936"/>
+            <w:tcW w:type="dxa" w:w="10080"/>
             <w:gridSpan w:val="3"/>
             <w:tcMar>
               <w:top w:w="70" w:type="dxa"/>
@@ -18337,7 +20325,7 @@
       <w:tr>
         <w:tc>
           <w:tcPr>
-            <w:tcW w:type="dxa" w:w="9936"/>
+            <w:tcW w:type="dxa" w:w="10080"/>
             <w:gridSpan w:val="3"/>
             <w:tcMar>
               <w:top w:w="70" w:type="dxa"/>
@@ -18363,7 +20351,7 @@
       <w:tr>
         <w:tc>
           <w:tcPr>
-            <w:tcW w:type="dxa" w:w="9936"/>
+            <w:tcW w:type="dxa" w:w="10080"/>
             <w:gridSpan w:val="3"/>
             <w:tcMar>
               <w:top w:w="70" w:type="dxa"/>
@@ -18388,11 +20376,11 @@
       <w:tr>
         <w:tc>
           <w:tcPr>
-            <w:tcW w:type="dxa" w:w="9936"/>
+            <w:tcW w:type="dxa" w:w="10080"/>
             <w:gridSpan w:val="3"/>
             <w:tcMar>
-              <w:top w:w="20" w:type="dxa"/>
-              <w:bottom w:w="20" w:type="dxa"/>
+              <w:top w:w="30" w:type="dxa"/>
+              <w:bottom w:w="30" w:type="dxa"/>
               <w:left w:w="90" w:type="dxa"/>
               <w:right w:w="90" w:type="dxa"/>
             </w:tcMar>
@@ -18402,12 +20390,23 @@
             <w:pPr>
               <w:jc w:val="right"/>
             </w:pPr>
+            <w:hyperlink w:anchor="sumario_geral" w:history="1">
+              <w:r>
+                <w:rPr>
+                  <w:color w:val="0284C7"/>
+                  <w:u w:val="single"/>
+                  <w:b/>
+                  <w:sz w:val="16"/>
+                </w:rPr>
+                <w:t>🔝 Voltar ao Sumário Geral</w:t>
+              </w:r>
+            </w:hyperlink>
             <w:r>
               <w:rPr>
                 <w:color w:val="64748B"/>
                 <w:sz w:val="15"/>
               </w:rPr>
-              <w:t>PPC Técnico em Administração (IFSC Garopaba) • UC 42</w:t>
+              <w:t xml:space="preserve">   |   PPC Técnico em Administração (IFSC Garopaba) • UC 41</w:t>
             </w:r>
           </w:p>
         </w:tc>
@@ -18416,6 +20415,21 @@
     <w:p>
       <w:r>
         <w:br w:type="page"/>
+      </w:r>
+    </w:p>
+    <w:p>
+      <w:pPr>
+        <w:spacing w:before="120" w:after="60"/>
+      </w:pPr>
+      <w:bookmarkStart w:id="242" w:name="uc_42"/>
+      <w:bookmarkEnd w:id="242"/>
+      <w:r>
+        <w:rPr>
+          <w:b/>
+          <w:color w:val="108C50"/>
+          <w:sz w:val="22"/>
+        </w:rPr>
+        <w:t>UC 42 — Empreendedorismo II</w:t>
       </w:r>
     </w:p>
     <w:tbl>
@@ -18433,9 +20447,9 @@
         </w:tblBorders>
       </w:tblPr>
       <w:tblGrid>
-        <w:gridCol w:w="3312"/>
-        <w:gridCol w:w="3312"/>
-        <w:gridCol w:w="3312"/>
+        <w:gridCol w:w="3360"/>
+        <w:gridCol w:w="3360"/>
+        <w:gridCol w:w="3360"/>
       </w:tblGrid>
       <w:tr>
         <w:tc>
@@ -18465,13 +20479,13 @@
                 <w:color w:val="0F172A"/>
                 <w:sz w:val="22"/>
               </w:rPr>
-              <w:t>Gestão de Pessoas e Relações no Trabalho</w:t>
-            </w:r>
-          </w:p>
-        </w:tc>
-        <w:tc>
-          <w:tcPr>
-            <w:tcW w:type="dxa" w:w="6624"/>
+              <w:t>Empreendedorismo II</w:t>
+            </w:r>
+          </w:p>
+        </w:tc>
+        <w:tc>
+          <w:tcPr>
+            <w:tcW w:type="dxa" w:w="6720"/>
             <w:gridSpan w:val="2"/>
             <w:tcMar>
               <w:top w:w="70" w:type="dxa"/>
@@ -18494,7 +20508,7 @@
                 <w:b/>
                 <w:sz w:val="19"/>
               </w:rPr>
-              <w:t>5º e 6º</w:t>
+              <w:t>5º</w:t>
             </w:r>
           </w:p>
         </w:tc>
@@ -18502,7 +20516,7 @@
       <w:tr>
         <w:tc>
           <w:tcPr>
-            <w:tcW w:type="dxa" w:w="3312"/>
+            <w:tcW w:type="dxa" w:w="3360"/>
             <w:tcMar>
               <w:top w:w="40" w:type="dxa"/>
               <w:bottom w:w="40" w:type="dxa"/>
@@ -18522,7 +20536,7 @@
         </w:tc>
         <w:tc>
           <w:tcPr>
-            <w:tcW w:type="dxa" w:w="3312"/>
+            <w:tcW w:type="dxa" w:w="3360"/>
             <w:tcMar>
               <w:top w:w="40" w:type="dxa"/>
               <w:bottom w:w="40" w:type="dxa"/>
@@ -18550,7 +20564,7 @@
         </w:tc>
         <w:tc>
           <w:tcPr>
-            <w:tcW w:type="dxa" w:w="3312"/>
+            <w:tcW w:type="dxa" w:w="3360"/>
             <w:tcMar>
               <w:top w:w="40" w:type="dxa"/>
               <w:bottom w:w="40" w:type="dxa"/>
@@ -18572,7 +20586,7 @@
                 <w:b/>
                 <w:sz w:val="18"/>
               </w:rPr>
-              <w:t>80 h</w:t>
+              <w:t>40 h</w:t>
             </w:r>
           </w:p>
         </w:tc>
@@ -18580,7 +20594,7 @@
       <w:tr>
         <w:tc>
           <w:tcPr>
-            <w:tcW w:type="dxa" w:w="9936"/>
+            <w:tcW w:type="dxa" w:w="10080"/>
             <w:gridSpan w:val="3"/>
             <w:tcMar>
               <w:top w:w="70" w:type="dxa"/>
@@ -18620,7 +20634,7 @@
       <w:tr>
         <w:tc>
           <w:tcPr>
-            <w:tcW w:type="dxa" w:w="9936"/>
+            <w:tcW w:type="dxa" w:w="10080"/>
             <w:gridSpan w:val="3"/>
             <w:tcMar>
               <w:top w:w="70" w:type="dxa"/>
@@ -18645,7 +20659,7 @@
       <w:tr>
         <w:tc>
           <w:tcPr>
-            <w:tcW w:type="dxa" w:w="9936"/>
+            <w:tcW w:type="dxa" w:w="10080"/>
             <w:gridSpan w:val="3"/>
             <w:tcMar>
               <w:top w:w="70" w:type="dxa"/>
@@ -18670,7 +20684,7 @@
       <w:tr>
         <w:tc>
           <w:tcPr>
-            <w:tcW w:type="dxa" w:w="9936"/>
+            <w:tcW w:type="dxa" w:w="10080"/>
             <w:gridSpan w:val="3"/>
             <w:tcMar>
               <w:top w:w="70" w:type="dxa"/>
@@ -18696,7 +20710,7 @@
       <w:tr>
         <w:tc>
           <w:tcPr>
-            <w:tcW w:type="dxa" w:w="9936"/>
+            <w:tcW w:type="dxa" w:w="10080"/>
             <w:gridSpan w:val="3"/>
             <w:tcMar>
               <w:top w:w="70" w:type="dxa"/>
@@ -18721,11 +20735,11 @@
       <w:tr>
         <w:tc>
           <w:tcPr>
-            <w:tcW w:type="dxa" w:w="9936"/>
+            <w:tcW w:type="dxa" w:w="10080"/>
             <w:gridSpan w:val="3"/>
             <w:tcMar>
-              <w:top w:w="20" w:type="dxa"/>
-              <w:bottom w:w="20" w:type="dxa"/>
+              <w:top w:w="30" w:type="dxa"/>
+              <w:bottom w:w="30" w:type="dxa"/>
               <w:left w:w="90" w:type="dxa"/>
               <w:right w:w="90" w:type="dxa"/>
             </w:tcMar>
@@ -18735,12 +20749,23 @@
             <w:pPr>
               <w:jc w:val="right"/>
             </w:pPr>
+            <w:hyperlink w:anchor="sumario_geral" w:history="1">
+              <w:r>
+                <w:rPr>
+                  <w:color w:val="0284C7"/>
+                  <w:u w:val="single"/>
+                  <w:b/>
+                  <w:sz w:val="16"/>
+                </w:rPr>
+                <w:t>🔝 Voltar ao Sumário Geral</w:t>
+              </w:r>
+            </w:hyperlink>
             <w:r>
               <w:rPr>
                 <w:color w:val="64748B"/>
                 <w:sz w:val="15"/>
               </w:rPr>
-              <w:t>PPC Técnico em Administração (IFSC Garopaba) • UC 43</w:t>
+              <w:t xml:space="preserve">   |   PPC Técnico em Administração (IFSC Garopaba) • UC 42</w:t>
             </w:r>
           </w:p>
         </w:tc>
@@ -18749,6 +20774,21 @@
     <w:p>
       <w:r>
         <w:br w:type="page"/>
+      </w:r>
+    </w:p>
+    <w:p>
+      <w:pPr>
+        <w:spacing w:before="120" w:after="60"/>
+      </w:pPr>
+      <w:bookmarkStart w:id="243" w:name="uc_43"/>
+      <w:bookmarkEnd w:id="243"/>
+      <w:r>
+        <w:rPr>
+          <w:b/>
+          <w:color w:val="108C50"/>
+          <w:sz w:val="22"/>
+        </w:rPr>
+        <w:t>UC 43 — Gestão de Pessoas e Relações no Trabalho</w:t>
       </w:r>
     </w:p>
     <w:tbl>
@@ -18766,9 +20806,9 @@
         </w:tblBorders>
       </w:tblPr>
       <w:tblGrid>
-        <w:gridCol w:w="3312"/>
-        <w:gridCol w:w="3312"/>
-        <w:gridCol w:w="3312"/>
+        <w:gridCol w:w="3360"/>
+        <w:gridCol w:w="3360"/>
+        <w:gridCol w:w="3360"/>
       </w:tblGrid>
       <w:tr>
         <w:tc>
@@ -18798,13 +20838,13 @@
                 <w:color w:val="0F172A"/>
                 <w:sz w:val="22"/>
               </w:rPr>
-              <w:t>Gestão Financeira</w:t>
-            </w:r>
-          </w:p>
-        </w:tc>
-        <w:tc>
-          <w:tcPr>
-            <w:tcW w:type="dxa" w:w="6624"/>
+              <w:t>Gestão de Pessoas e Relações no Trabalho</w:t>
+            </w:r>
+          </w:p>
+        </w:tc>
+        <w:tc>
+          <w:tcPr>
+            <w:tcW w:type="dxa" w:w="6720"/>
             <w:gridSpan w:val="2"/>
             <w:tcMar>
               <w:top w:w="70" w:type="dxa"/>
@@ -18827,7 +20867,7 @@
                 <w:b/>
                 <w:sz w:val="19"/>
               </w:rPr>
-              <w:t>\revisao{5º e 6º</w:t>
+              <w:t>5º e 6º</w:t>
             </w:r>
           </w:p>
         </w:tc>
@@ -18835,7 +20875,7 @@
       <w:tr>
         <w:tc>
           <w:tcPr>
-            <w:tcW w:type="dxa" w:w="3312"/>
+            <w:tcW w:type="dxa" w:w="3360"/>
             <w:tcMar>
               <w:top w:w="40" w:type="dxa"/>
               <w:bottom w:w="40" w:type="dxa"/>
@@ -18855,7 +20895,7 @@
         </w:tc>
         <w:tc>
           <w:tcPr>
-            <w:tcW w:type="dxa" w:w="3312"/>
+            <w:tcW w:type="dxa" w:w="3360"/>
             <w:tcMar>
               <w:top w:w="40" w:type="dxa"/>
               <w:bottom w:w="40" w:type="dxa"/>
@@ -18883,7 +20923,7 @@
         </w:tc>
         <w:tc>
           <w:tcPr>
-            <w:tcW w:type="dxa" w:w="3312"/>
+            <w:tcW w:type="dxa" w:w="3360"/>
             <w:tcMar>
               <w:top w:w="40" w:type="dxa"/>
               <w:bottom w:w="40" w:type="dxa"/>
@@ -18905,7 +20945,7 @@
                 <w:b/>
                 <w:sz w:val="18"/>
               </w:rPr>
-              <w:t>\revisao{80 h</w:t>
+              <w:t>80 h</w:t>
             </w:r>
           </w:p>
         </w:tc>
@@ -18913,7 +20953,7 @@
       <w:tr>
         <w:tc>
           <w:tcPr>
-            <w:tcW w:type="dxa" w:w="9936"/>
+            <w:tcW w:type="dxa" w:w="10080"/>
             <w:gridSpan w:val="3"/>
             <w:tcMar>
               <w:top w:w="70" w:type="dxa"/>
@@ -18953,7 +20993,7 @@
       <w:tr>
         <w:tc>
           <w:tcPr>
-            <w:tcW w:type="dxa" w:w="9936"/>
+            <w:tcW w:type="dxa" w:w="10080"/>
             <w:gridSpan w:val="3"/>
             <w:tcMar>
               <w:top w:w="70" w:type="dxa"/>
@@ -18978,7 +21018,7 @@
       <w:tr>
         <w:tc>
           <w:tcPr>
-            <w:tcW w:type="dxa" w:w="9936"/>
+            <w:tcW w:type="dxa" w:w="10080"/>
             <w:gridSpan w:val="3"/>
             <w:tcMar>
               <w:top w:w="70" w:type="dxa"/>
@@ -19003,7 +21043,7 @@
       <w:tr>
         <w:tc>
           <w:tcPr>
-            <w:tcW w:type="dxa" w:w="9936"/>
+            <w:tcW w:type="dxa" w:w="10080"/>
             <w:gridSpan w:val="3"/>
             <w:tcMar>
               <w:top w:w="70" w:type="dxa"/>
@@ -19029,7 +21069,7 @@
       <w:tr>
         <w:tc>
           <w:tcPr>
-            <w:tcW w:type="dxa" w:w="9936"/>
+            <w:tcW w:type="dxa" w:w="10080"/>
             <w:gridSpan w:val="3"/>
             <w:tcMar>
               <w:top w:w="70" w:type="dxa"/>
@@ -19054,11 +21094,11 @@
       <w:tr>
         <w:tc>
           <w:tcPr>
-            <w:tcW w:type="dxa" w:w="9936"/>
+            <w:tcW w:type="dxa" w:w="10080"/>
             <w:gridSpan w:val="3"/>
             <w:tcMar>
-              <w:top w:w="20" w:type="dxa"/>
-              <w:bottom w:w="20" w:type="dxa"/>
+              <w:top w:w="30" w:type="dxa"/>
+              <w:bottom w:w="30" w:type="dxa"/>
               <w:left w:w="90" w:type="dxa"/>
               <w:right w:w="90" w:type="dxa"/>
             </w:tcMar>
@@ -19068,12 +21108,23 @@
             <w:pPr>
               <w:jc w:val="right"/>
             </w:pPr>
+            <w:hyperlink w:anchor="sumario_geral" w:history="1">
+              <w:r>
+                <w:rPr>
+                  <w:color w:val="0284C7"/>
+                  <w:u w:val="single"/>
+                  <w:b/>
+                  <w:sz w:val="16"/>
+                </w:rPr>
+                <w:t>🔝 Voltar ao Sumário Geral</w:t>
+              </w:r>
+            </w:hyperlink>
             <w:r>
               <w:rPr>
                 <w:color w:val="64748B"/>
                 <w:sz w:val="15"/>
               </w:rPr>
-              <w:t>PPC Técnico em Administração (IFSC Garopaba) • UC 44</w:t>
+              <w:t xml:space="preserve">   |   PPC Técnico em Administração (IFSC Garopaba) • UC 43</w:t>
             </w:r>
           </w:p>
         </w:tc>
@@ -19082,6 +21133,21 @@
     <w:p>
       <w:r>
         <w:br w:type="page"/>
+      </w:r>
+    </w:p>
+    <w:p>
+      <w:pPr>
+        <w:spacing w:before="120" w:after="60"/>
+      </w:pPr>
+      <w:bookmarkStart w:id="244" w:name="uc_44"/>
+      <w:bookmarkEnd w:id="244"/>
+      <w:r>
+        <w:rPr>
+          <w:b/>
+          <w:color w:val="108C50"/>
+          <w:sz w:val="22"/>
+        </w:rPr>
+        <w:t>UC 44 — Gestão Financeira</w:t>
       </w:r>
     </w:p>
     <w:tbl>
@@ -19099,9 +21165,9 @@
         </w:tblBorders>
       </w:tblPr>
       <w:tblGrid>
-        <w:gridCol w:w="3312"/>
-        <w:gridCol w:w="3312"/>
-        <w:gridCol w:w="3312"/>
+        <w:gridCol w:w="3360"/>
+        <w:gridCol w:w="3360"/>
+        <w:gridCol w:w="3360"/>
       </w:tblGrid>
       <w:tr>
         <w:tc>
@@ -19131,13 +21197,13 @@
                 <w:color w:val="0F172A"/>
                 <w:sz w:val="22"/>
               </w:rPr>
-              <w:t>Oficina de Integração II</w:t>
-            </w:r>
-          </w:p>
-        </w:tc>
-        <w:tc>
-          <w:tcPr>
-            <w:tcW w:type="dxa" w:w="6624"/>
+              <w:t>Gestão Financeira</w:t>
+            </w:r>
+          </w:p>
+        </w:tc>
+        <w:tc>
+          <w:tcPr>
+            <w:tcW w:type="dxa" w:w="6720"/>
             <w:gridSpan w:val="2"/>
             <w:tcMar>
               <w:top w:w="70" w:type="dxa"/>
@@ -19160,7 +21226,7 @@
                 <w:b/>
                 <w:sz w:val="19"/>
               </w:rPr>
-              <w:t>5º e 6º</w:t>
+              <w:t>\revisao{5º e 6º</w:t>
             </w:r>
           </w:p>
         </w:tc>
@@ -19168,7 +21234,7 @@
       <w:tr>
         <w:tc>
           <w:tcPr>
-            <w:tcW w:type="dxa" w:w="3312"/>
+            <w:tcW w:type="dxa" w:w="3360"/>
             <w:tcMar>
               <w:top w:w="40" w:type="dxa"/>
               <w:bottom w:w="40" w:type="dxa"/>
@@ -19188,7 +21254,7 @@
         </w:tc>
         <w:tc>
           <w:tcPr>
-            <w:tcW w:type="dxa" w:w="3312"/>
+            <w:tcW w:type="dxa" w:w="3360"/>
             <w:tcMar>
               <w:top w:w="40" w:type="dxa"/>
               <w:bottom w:w="40" w:type="dxa"/>
@@ -19216,7 +21282,7 @@
         </w:tc>
         <w:tc>
           <w:tcPr>
-            <w:tcW w:type="dxa" w:w="3312"/>
+            <w:tcW w:type="dxa" w:w="3360"/>
             <w:tcMar>
               <w:top w:w="40" w:type="dxa"/>
               <w:bottom w:w="40" w:type="dxa"/>
@@ -19238,6 +21304,7 @@
                 <w:b/>
                 <w:sz w:val="18"/>
               </w:rPr>
+              <w:t>\revisao{80 h</w:t>
             </w:r>
           </w:p>
         </w:tc>
@@ -19245,7 +21312,7 @@
       <w:tr>
         <w:tc>
           <w:tcPr>
-            <w:tcW w:type="dxa" w:w="9936"/>
+            <w:tcW w:type="dxa" w:w="10080"/>
             <w:gridSpan w:val="3"/>
             <w:tcMar>
               <w:top w:w="70" w:type="dxa"/>
@@ -19285,7 +21352,7 @@
       <w:tr>
         <w:tc>
           <w:tcPr>
-            <w:tcW w:type="dxa" w:w="9936"/>
+            <w:tcW w:type="dxa" w:w="10080"/>
             <w:gridSpan w:val="3"/>
             <w:tcMar>
               <w:top w:w="70" w:type="dxa"/>
@@ -19310,7 +21377,7 @@
       <w:tr>
         <w:tc>
           <w:tcPr>
-            <w:tcW w:type="dxa" w:w="9936"/>
+            <w:tcW w:type="dxa" w:w="10080"/>
             <w:gridSpan w:val="3"/>
             <w:tcMar>
               <w:top w:w="70" w:type="dxa"/>
@@ -19335,7 +21402,7 @@
       <w:tr>
         <w:tc>
           <w:tcPr>
-            <w:tcW w:type="dxa" w:w="9936"/>
+            <w:tcW w:type="dxa" w:w="10080"/>
             <w:gridSpan w:val="3"/>
             <w:tcMar>
               <w:top w:w="70" w:type="dxa"/>
@@ -19361,7 +21428,7 @@
       <w:tr>
         <w:tc>
           <w:tcPr>
-            <w:tcW w:type="dxa" w:w="9936"/>
+            <w:tcW w:type="dxa" w:w="10080"/>
             <w:gridSpan w:val="3"/>
             <w:tcMar>
               <w:top w:w="70" w:type="dxa"/>
@@ -19386,11 +21453,11 @@
       <w:tr>
         <w:tc>
           <w:tcPr>
-            <w:tcW w:type="dxa" w:w="9936"/>
+            <w:tcW w:type="dxa" w:w="10080"/>
             <w:gridSpan w:val="3"/>
             <w:tcMar>
-              <w:top w:w="20" w:type="dxa"/>
-              <w:bottom w:w="20" w:type="dxa"/>
+              <w:top w:w="30" w:type="dxa"/>
+              <w:bottom w:w="30" w:type="dxa"/>
               <w:left w:w="90" w:type="dxa"/>
               <w:right w:w="90" w:type="dxa"/>
             </w:tcMar>
@@ -19400,12 +21467,381 @@
             <w:pPr>
               <w:jc w:val="right"/>
             </w:pPr>
+            <w:hyperlink w:anchor="sumario_geral" w:history="1">
+              <w:r>
+                <w:rPr>
+                  <w:color w:val="0284C7"/>
+                  <w:u w:val="single"/>
+                  <w:b/>
+                  <w:sz w:val="16"/>
+                </w:rPr>
+                <w:t>🔝 Voltar ao Sumário Geral</w:t>
+              </w:r>
+            </w:hyperlink>
             <w:r>
               <w:rPr>
                 <w:color w:val="64748B"/>
                 <w:sz w:val="15"/>
               </w:rPr>
-              <w:t>PPC Técnico em Administração (IFSC Garopaba) • UC 45</w:t>
+              <w:t xml:space="preserve">   |   PPC Técnico em Administração (IFSC Garopaba) • UC 44</w:t>
+            </w:r>
+          </w:p>
+        </w:tc>
+      </w:tr>
+    </w:tbl>
+    <w:p>
+      <w:r>
+        <w:br w:type="page"/>
+      </w:r>
+    </w:p>
+    <w:p>
+      <w:pPr>
+        <w:spacing w:before="120" w:after="60"/>
+      </w:pPr>
+      <w:bookmarkStart w:id="245" w:name="uc_45"/>
+      <w:bookmarkEnd w:id="245"/>
+      <w:r>
+        <w:rPr>
+          <w:b/>
+          <w:color w:val="108C50"/>
+          <w:sz w:val="22"/>
+        </w:rPr>
+        <w:t>UC 45 — Oficina de Integração II</w:t>
+      </w:r>
+    </w:p>
+    <w:tbl>
+      <w:tblPr>
+        <w:tblW w:type="auto" w:w="0"/>
+        <w:jc w:val="center"/>
+        <w:tblLook w:firstColumn="1" w:firstRow="1" w:lastColumn="0" w:lastRow="0" w:noHBand="0" w:noVBand="1" w:val="04A0"/>
+        <w:tblBorders>
+          <w:top w:val="single" w:sz="4" w:space="0" w:color="CBD5E1"/>
+          <w:bottom w:val="single" w:sz="4" w:space="0" w:color="CBD5E1"/>
+          <w:left w:val="single" w:sz="4" w:space="0" w:color="CBD5E1"/>
+          <w:right w:val="single" w:sz="4" w:space="0" w:color="CBD5E1"/>
+          <w:insideH w:val="single" w:sz="4" w:space="0" w:color="CBD5E1"/>
+          <w:insideV w:val="single" w:sz="4" w:space="0" w:color="CBD5E1"/>
+        </w:tblBorders>
+      </w:tblPr>
+      <w:tblGrid>
+        <w:gridCol w:w="3360"/>
+        <w:gridCol w:w="3360"/>
+        <w:gridCol w:w="3360"/>
+      </w:tblGrid>
+      <w:tr>
+        <w:tc>
+          <w:tcPr>
+            <w:tcW w:type="dxa" w:w="6048"/>
+            <w:shd w:fill="EBF8F0"/>
+            <w:tcMar>
+              <w:top w:w="70" w:type="dxa"/>
+              <w:bottom w:w="70" w:type="dxa"/>
+              <w:left w:w="90" w:type="dxa"/>
+              <w:right w:w="90" w:type="dxa"/>
+            </w:tcMar>
+          </w:tcPr>
+          <w:p>
+            <w:r>
+              <w:rPr>
+                <w:b/>
+                <w:color w:val="108C50"/>
+                <w:sz w:val="17"/>
+              </w:rPr>
+              <w:t>Unidade Curricular:</w:t>
+              <w:br/>
+            </w:r>
+            <w:r>
+              <w:rPr>
+                <w:b/>
+                <w:color w:val="0F172A"/>
+                <w:sz w:val="22"/>
+              </w:rPr>
+              <w:t>Oficina de Integração II</w:t>
+            </w:r>
+          </w:p>
+        </w:tc>
+        <w:tc>
+          <w:tcPr>
+            <w:tcW w:type="dxa" w:w="6720"/>
+            <w:gridSpan w:val="2"/>
+            <w:tcMar>
+              <w:top w:w="70" w:type="dxa"/>
+              <w:bottom w:w="70" w:type="dxa"/>
+              <w:left w:w="90" w:type="dxa"/>
+              <w:right w:w="90" w:type="dxa"/>
+            </w:tcMar>
+          </w:tcPr>
+          <w:p>
+            <w:r>
+              <w:rPr>
+                <w:b/>
+                <w:color w:val="108C50"/>
+                <w:sz w:val="17"/>
+              </w:rPr>
+              <w:t xml:space="preserve">Semestre: </w:t>
+            </w:r>
+            <w:r>
+              <w:rPr>
+                <w:b/>
+                <w:sz w:val="19"/>
+              </w:rPr>
+              <w:t>5º e 6º</w:t>
+            </w:r>
+          </w:p>
+        </w:tc>
+      </w:tr>
+      <w:tr>
+        <w:tc>
+          <w:tcPr>
+            <w:tcW w:type="dxa" w:w="3360"/>
+            <w:tcMar>
+              <w:top w:w="40" w:type="dxa"/>
+              <w:bottom w:w="40" w:type="dxa"/>
+              <w:left w:w="90" w:type="dxa"/>
+              <w:right w:w="90" w:type="dxa"/>
+            </w:tcMar>
+          </w:tcPr>
+          <w:p>
+            <w:r>
+              <w:rPr>
+                <w:color w:val="64748B"/>
+                <w:sz w:val="16"/>
+              </w:rPr>
+              <w:t>Componente Curricular da Matriz Oficial</w:t>
+            </w:r>
+          </w:p>
+        </w:tc>
+        <w:tc>
+          <w:tcPr>
+            <w:tcW w:type="dxa" w:w="3360"/>
+            <w:tcMar>
+              <w:top w:w="40" w:type="dxa"/>
+              <w:bottom w:w="40" w:type="dxa"/>
+              <w:left w:w="90" w:type="dxa"/>
+              <w:right w:w="90" w:type="dxa"/>
+            </w:tcMar>
+          </w:tcPr>
+          <w:p>
+            <w:r>
+              <w:rPr>
+                <w:b/>
+                <w:color w:val="108C50"/>
+                <w:sz w:val="17"/>
+              </w:rPr>
+              <w:t xml:space="preserve">CH EaD*: </w:t>
+            </w:r>
+            <w:r>
+              <w:rPr>
+                <w:b/>
+                <w:sz w:val="18"/>
+              </w:rPr>
+              <w:t>00 h</w:t>
+            </w:r>
+          </w:p>
+        </w:tc>
+        <w:tc>
+          <w:tcPr>
+            <w:tcW w:type="dxa" w:w="3360"/>
+            <w:tcMar>
+              <w:top w:w="40" w:type="dxa"/>
+              <w:bottom w:w="40" w:type="dxa"/>
+              <w:left w:w="90" w:type="dxa"/>
+              <w:right w:w="90" w:type="dxa"/>
+            </w:tcMar>
+          </w:tcPr>
+          <w:p>
+            <w:r>
+              <w:rPr>
+                <w:b/>
+                <w:color w:val="108C50"/>
+                <w:sz w:val="17"/>
+              </w:rPr>
+              <w:t xml:space="preserve">CH Total*: </w:t>
+            </w:r>
+            <w:r>
+              <w:rPr>
+                <w:b/>
+                <w:sz w:val="18"/>
+              </w:rPr>
+            </w:r>
+          </w:p>
+        </w:tc>
+      </w:tr>
+      <w:tr>
+        <w:tc>
+          <w:tcPr>
+            <w:tcW w:type="dxa" w:w="10080"/>
+            <w:gridSpan w:val="3"/>
+            <w:tcMar>
+              <w:top w:w="70" w:type="dxa"/>
+              <w:bottom w:w="70" w:type="dxa"/>
+              <w:left w:w="90" w:type="dxa"/>
+              <w:right w:w="90" w:type="dxa"/>
+            </w:tcMar>
+          </w:tcPr>
+          <w:p>
+            <w:r>
+              <w:rPr>
+                <w:b/>
+                <w:color w:val="108C50"/>
+                <w:sz w:val="18"/>
+              </w:rPr>
+              <w:t>Objetivos:</w:t>
+              <w:br/>
+            </w:r>
+          </w:p>
+          <w:p>
+            <w:pPr>
+              <w:spacing w:after="40"/>
+              <w:ind w:left="288"/>
+            </w:pPr>
+            <w:r>
+              <w:t xml:space="preserve">• </w:t>
+            </w:r>
+            <w:r>
+              <w:rPr>
+                <w:color w:val="0F172A"/>
+                <w:sz w:val="18"/>
+              </w:rPr>
+            </w:r>
+          </w:p>
+        </w:tc>
+      </w:tr>
+      <w:tr>
+        <w:tc>
+          <w:tcPr>
+            <w:tcW w:type="dxa" w:w="10080"/>
+            <w:gridSpan w:val="3"/>
+            <w:tcMar>
+              <w:top w:w="70" w:type="dxa"/>
+              <w:bottom w:w="70" w:type="dxa"/>
+              <w:left w:w="90" w:type="dxa"/>
+              <w:right w:w="90" w:type="dxa"/>
+            </w:tcMar>
+          </w:tcPr>
+          <w:p>
+            <w:r>
+              <w:rPr>
+                <w:b/>
+                <w:color w:val="108C50"/>
+                <w:sz w:val="18"/>
+              </w:rPr>
+              <w:t>Conteúdos:</w:t>
+              <w:br/>
+            </w:r>
+          </w:p>
+        </w:tc>
+      </w:tr>
+      <w:tr>
+        <w:tc>
+          <w:tcPr>
+            <w:tcW w:type="dxa" w:w="10080"/>
+            <w:gridSpan w:val="3"/>
+            <w:tcMar>
+              <w:top w:w="70" w:type="dxa"/>
+              <w:bottom w:w="70" w:type="dxa"/>
+              <w:left w:w="90" w:type="dxa"/>
+              <w:right w:w="90" w:type="dxa"/>
+            </w:tcMar>
+          </w:tcPr>
+          <w:p>
+            <w:r>
+              <w:rPr>
+                <w:b/>
+                <w:color w:val="108C50"/>
+                <w:sz w:val="18"/>
+              </w:rPr>
+              <w:t>Estratégias de Ensino e Aprendizagem:</w:t>
+              <w:br/>
+            </w:r>
+          </w:p>
+        </w:tc>
+      </w:tr>
+      <w:tr>
+        <w:tc>
+          <w:tcPr>
+            <w:tcW w:type="dxa" w:w="10080"/>
+            <w:gridSpan w:val="3"/>
+            <w:tcMar>
+              <w:top w:w="70" w:type="dxa"/>
+              <w:bottom w:w="70" w:type="dxa"/>
+              <w:left w:w="90" w:type="dxa"/>
+              <w:right w:w="90" w:type="dxa"/>
+            </w:tcMar>
+            <w:shd w:fill="EBF8F0"/>
+          </w:tcPr>
+          <w:p>
+            <w:r>
+              <w:rPr>
+                <w:b/>
+                <w:color w:val="108C50"/>
+                <w:sz w:val="18"/>
+              </w:rPr>
+              <w:t>Bibliografia Básica:</w:t>
+              <w:br/>
+            </w:r>
+          </w:p>
+        </w:tc>
+      </w:tr>
+      <w:tr>
+        <w:tc>
+          <w:tcPr>
+            <w:tcW w:type="dxa" w:w="10080"/>
+            <w:gridSpan w:val="3"/>
+            <w:tcMar>
+              <w:top w:w="70" w:type="dxa"/>
+              <w:bottom w:w="70" w:type="dxa"/>
+              <w:left w:w="90" w:type="dxa"/>
+              <w:right w:w="90" w:type="dxa"/>
+            </w:tcMar>
+          </w:tcPr>
+          <w:p>
+            <w:r>
+              <w:rPr>
+                <w:b/>
+                <w:color w:val="108C50"/>
+                <w:sz w:val="18"/>
+              </w:rPr>
+              <w:t>Bibliografia Complementar:</w:t>
+              <w:br/>
+            </w:r>
+          </w:p>
+        </w:tc>
+      </w:tr>
+      <w:tr>
+        <w:tc>
+          <w:tcPr>
+            <w:tcW w:type="dxa" w:w="10080"/>
+            <w:gridSpan w:val="3"/>
+            <w:tcMar>
+              <w:top w:w="30" w:type="dxa"/>
+              <w:bottom w:w="30" w:type="dxa"/>
+              <w:left w:w="90" w:type="dxa"/>
+              <w:right w:w="90" w:type="dxa"/>
+            </w:tcMar>
+            <w:shd w:fill="F1F5F9"/>
+          </w:tcPr>
+          <w:p>
+            <w:pPr>
+              <w:jc w:val="right"/>
+            </w:pPr>
+            <w:hyperlink w:anchor="sumario_geral" w:history="1">
+              <w:r>
+                <w:rPr>
+                  <w:color w:val="0284C7"/>
+                  <w:u w:val="single"/>
+                  <w:b/>
+                  <w:sz w:val="16"/>
+                </w:rPr>
+                <w:t>🔝 Voltar ao Sumário Geral</w:t>
+              </w:r>
+            </w:hyperlink>
+            <w:r>
+              <w:rPr>
+                <w:color w:val="64748B"/>
+                <w:sz w:val="15"/>
+              </w:rPr>
+              <w:t xml:space="preserve">   |   PPC Técnico em Administração (IFSC Garopaba) • UC 45</w:t>
             </w:r>
           </w:p>
         </w:tc>
@@ -19413,7 +21849,7 @@
     </w:tbl>
     <w:sectPr>
       <w:pgSz w:w="12240" w:h="15840"/>
-      <w:pgMar w:top="1152" w:right="1152" w:bottom="1152" w:left="1152" w:header="720" w:footer="720" w:gutter="0"/>
+      <w:pgMar w:top="1080" w:right="1080" w:bottom="1080" w:left="1080" w:header="720" w:footer="720" w:gutter="0"/>
       <w:cols w:space="720"/>
       <w:docGrid w:linePitch="360"/>
     </w:sectPr>
